--- a/modelos/Contrato_Foro_Reu_2.docx
+++ b/modelos/Contrato_Foro_Reu_2.docx
@@ -180,20 +180,12 @@
         </w:rPr>
         <w:t xml:space="preserve">Inicialmente, esclarece a parte autora, que decidiu por ingressar com a presente demanda no foro de sede do réu, ainda que </w:t>
       </w:r>
-      <w:proofErr w:type="gramStart"/>
       <w:r>
         <w:rPr>
           <w:color w:val="00B050"/>
         </w:rPr>
         <w:lastRenderedPageBreak/>
-        <w:t>de</w:t>
-      </w:r>
-      <w:proofErr w:type="gramEnd"/>
-      <w:r>
-        <w:rPr>
-          <w:color w:val="00B050"/>
-        </w:rPr>
-        <w:t xml:space="preserve"> sua liberalidade optar por seu foro de domicílio, uma vez que seus procuradores possuem inscrições apenas nos estados de São Paulo e Minas Gerais e que optou pela contratação destes ainda que ciente deste fato, como comprova em declaração anexa</w:t>
+        <w:t>de sua liberalidade optar por seu foro de domicílio, uma vez que seus procuradores possuem inscrições apenas nos estados de São Paulo e Minas Gerais e que optou pela contratação destes ainda que ciente deste fato, como comprova em declaração anexa</w:t>
       </w:r>
       <w:r>
         <w:rPr>
@@ -793,6 +785,10 @@
     <w:p>
       <w:pPr>
         <w:ind w:left="2268" w:firstLine="0"/>
+        <w:rPr>
+          <w:sz w:val="22"/>
+          <w:szCs w:val="22"/>
+        </w:rPr>
       </w:pPr>
       <w:r>
         <w:rPr>
@@ -850,6 +846,81 @@
         <w:t>) propositura de ação revisional de contrato bancário para o banco em específico.</w:t>
       </w:r>
     </w:p>
+    <w:p>
+      <w:pPr>
+        <w:ind w:left="2268" w:firstLine="0"/>
+        <w:rPr>
+          <w:sz w:val="22"/>
+          <w:szCs w:val="22"/>
+        </w:rPr>
+      </w:pPr>
+      <w:r>
+        <w:rPr>
+          <w:sz w:val="22"/>
+          <w:szCs w:val="22"/>
+        </w:rPr>
+        <w:t xml:space="preserve">i) </w:t>
+      </w:r>
+      <w:r>
+        <w:rPr>
+          <w:b/>
+          <w:sz w:val="22"/>
+          <w:szCs w:val="22"/>
+        </w:rPr>
+        <w:t>Ciência expressa da forma de contratação</w:t>
+      </w:r>
+      <w:r>
+        <w:rPr>
+          <w:sz w:val="22"/>
+          <w:szCs w:val="22"/>
+        </w:rPr>
+        <w:t xml:space="preserve"> – Declaração expressa de que a contratação ocorreu mediante atendimento digital, em conformidade com o Provimento nº 205/2021 da Ordem dos Advogados do Brasil, após contato espontâneo e devidamente esclarecido, o que afasta qualquer indício de</w:t>
+      </w:r>
+      <w:r>
+        <w:rPr>
+          <w:sz w:val="22"/>
+          <w:szCs w:val="22"/>
+        </w:rPr>
+        <w:t xml:space="preserve"> captação indevida de clientela;</w:t>
+      </w:r>
+    </w:p>
+    <w:p>
+      <w:pPr>
+        <w:ind w:left="2268" w:firstLine="0"/>
+        <w:rPr>
+          <w:sz w:val="22"/>
+          <w:szCs w:val="22"/>
+        </w:rPr>
+      </w:pPr>
+      <w:r>
+        <w:rPr>
+          <w:b/>
+          <w:sz w:val="22"/>
+          <w:szCs w:val="22"/>
+        </w:rPr>
+        <w:t xml:space="preserve">j) Contrato de honorários específico e único para ação revisional de juros – </w:t>
+      </w:r>
+      <w:r>
+        <w:rPr>
+          <w:sz w:val="22"/>
+          <w:szCs w:val="22"/>
+        </w:rPr>
+        <w:t xml:space="preserve">A parte autora firmou contrato de prestação de serviços advocatícios direcionado exclusivamente à presente ação revisional de </w:t>
+      </w:r>
+      <w:r>
+        <w:rPr>
+          <w:sz w:val="22"/>
+          <w:szCs w:val="22"/>
+        </w:rPr>
+        <w:lastRenderedPageBreak/>
+        <w:t>juros, demonstrando a finalidade e a unicidade da contratação (com devida ciência sobre os termos do patrocínio jurídico). O instrumento é juntado sob sigilo, a fim de preservar os dados pessoais da parte e evitar sua indevida utilização por terceiros mal-intencionados que possam se valer de informações constantes nos autos para aplicação de golpes.</w:t>
+      </w:r>
+    </w:p>
+    <w:p>
+      <w:pPr>
+        <w:ind w:left="2268" w:firstLine="0"/>
+      </w:pPr>
+    </w:p>
     <w:p/>
     <w:p>
       <w:r>
@@ -873,14 +944,17 @@
         <w:rPr>
           <w:u w:val="single"/>
         </w:rPr>
+        <w:t>Ainda, fundamental o destaque de que a natureza da presente demanda é a de uma ação revisional específica de juros remuneratórios pactuados em contrato de empréstimo pessoal não consignado, diferindo, portanto, de ações revisionais diversas que buscam a alteração de múltiplas cláusulas contratuais.</w:t>
+      </w:r>
+      <w:r>
+        <w:t xml:space="preserve"> </w:t>
+      </w:r>
+      <w:r>
+        <w:t xml:space="preserve">No presente caso, a abusividade ora combatida concentra-se exclusivamente na fixação da taxa de juros aplicada, cuja desproporcionalidade é aferida com base na comparação objetiva entre a taxa praticada no contrato em questão e a taxa média de mercado divulgada pelo Banco Central do Brasil, para contratos da mesma natureza e na mesma data </w:t>
+      </w:r>
+      <w:r>
         <w:lastRenderedPageBreak/>
-        <w:t>Ainda, fundamental o destaque de que a natureza da presente demanda é a de uma ação revisional específica de juros remuneratórios pactuados em contrato de empréstimo pessoal não consignado, diferindo, portanto, de ações revisionais diversas que buscam a alteração de múltiplas cláusulas contratuais.</w:t>
-      </w:r>
-      <w:r>
-        <w:t xml:space="preserve"> </w:t>
-      </w:r>
-      <w:r>
-        <w:t>No presente caso, a abusividade ora combatida concentra-se exclusivamente na fixação da taxa de juros aplicada, cuja desproporcionalidade é aferida com base na comparação objetiva entre a taxa praticada no contrato em questão e a taxa média de mercado divulgada pelo Banco Central do Brasil, para contratos da mesma natureza e na mesma data conforme jurisprudência amplamente</w:t>
+        <w:t>conforme jurisprudência amplamente</w:t>
       </w:r>
       <w:r>
         <w:t xml:space="preserve"> consolidada</w:t>
@@ -922,19 +996,22 @@
       <w:bookmarkStart w:id="0" w:name="_heading=h.ye3kiqmuytvw" w:colFirst="0" w:colLast="0"/>
       <w:bookmarkEnd w:id="0"/>
       <w:r>
+        <w:t>GRATUIDADE DA JUSTIÇA</w:t>
+      </w:r>
+    </w:p>
+    <w:p/>
+    <w:p>
+      <w:r>
+        <w:t>A parte requerente pleiteia a concessão do benefício da gratuidade da justiça, com fundamento no artigo 98 e seguintes do Código de Processo Civil (CPC) e no artigo 5º, inciso LXXIV, da Constituição Federal, que asseguram o acesso à justiça aos que comprovarem insuficiência de recursos para arcar com as custas do processo e honorários advocatícios sem prejuízo do sustento próprio ou de sua família.</w:t>
+      </w:r>
+    </w:p>
+    <w:p>
+      <w:r>
+        <w:t xml:space="preserve">No intuito de demonstrar com máxima transparência sua condição de hipossuficiência e evitar qualquer questionamento </w:t>
+      </w:r>
+      <w:r>
         <w:lastRenderedPageBreak/>
-        <w:t>GRATUIDADE DA JUSTIÇA</w:t>
-      </w:r>
-    </w:p>
-    <w:p/>
-    <w:p>
-      <w:r>
-        <w:t>A parte requerente pleiteia a concessão do benefício da gratuidade da justiça, com fundamento no artigo 98 e seguintes do Código de Processo Civil (CPC) e no artigo 5º, inciso LXXIV, da Constituição Federal, que asseguram o acesso à justiça aos que comprovarem insuficiência de recursos para arcar com as custas do processo e honorários advocatícios sem prejuízo do sustento próprio ou de sua família.</w:t>
-      </w:r>
-    </w:p>
-    <w:p>
-      <w:r>
-        <w:t>No intuito de demonstrar com máxima transparência sua condição de hipossuficiência e evitar qualquer questionamento quanto à legitimidade do pedido — sobretudo frente ao cenário atual de combate à litigância predatória — foram adotadas medidas criteriosas para embasar o presente pleito de forma individualizada, concreta e documentalmente robusta</w:t>
+        <w:t>quanto à legitimidade do pedido — sobretudo frente ao cenário atual de combate à litigância predatória — foram adotadas medidas criteriosas para embasar o presente pleito de forma individualizada, concreta e documentalmente robusta</w:t>
       </w:r>
       <w:r>
         <w:t>, conforme pormenorizado abaixo:</w:t>
@@ -968,13 +1045,7 @@
         <w:rPr>
           <w:color w:val="00B050"/>
         </w:rPr>
-        <w:t>{{tanto consignados quanto pessoais,}}</w:t>
-      </w:r>
-      <w:r>
-        <w:rPr>
-          <w:color w:val="00B050"/>
-        </w:rPr>
-        <w:t xml:space="preserve"> </w:t>
+        <w:t xml:space="preserve">{{tanto consignados quanto pessoais,}} </w:t>
       </w:r>
       <w:r>
         <w:t>comprometem de forma drástica sua renda mensal, de modo que restam apenas R$ {{</w:t>
@@ -990,7 +1061,6 @@
     </w:p>
     <w:p>
       <w:r>
-        <w:lastRenderedPageBreak/>
         <w:t>A fim de comprovar detalhadamente essa realidade, foram anexados à presente demanda os seguintes documentos:</w:t>
       </w:r>
     </w:p>
@@ -1094,6 +1164,7 @@
         <w:rPr>
           <w:color w:val="00B050"/>
         </w:rPr>
+        <w:lastRenderedPageBreak/>
         <w:t>Carteira de Trabalho e Previdência Social (CTPS</w:t>
       </w:r>
       <w:proofErr w:type="gramStart"/>
@@ -1135,10 +1206,26 @@
     </w:p>
     <w:p>
       <w:r>
-        <w:t>Dessa forma, requer-se o deferimento do benefício da gratuidade da justiça, de forma a garantir o pleno acesso ao Judiciário e a efetiva tutela de seus direitos, sem que isso implique em sacrifício econômico desproporcional ou atentatório à dignidade da parte requerente.</w:t>
-      </w:r>
-    </w:p>
-    <w:p/>
+        <w:t>Ainda, apesar de o artigo 99, §4º, do Código de Processo Civil já dispor expressamente que a contratação de advogado particular não impede a concessão da gratuidade da justiça, cumpre ressaltar que, no presente caso, conforme pode se observar, o contrato de honorários firmado pela parte autora não prevê qualquer pagamento inicial, estando a remuneração dos patronos integralmente condicionada ao êxito da demanda.</w:t>
+      </w:r>
+    </w:p>
+    <w:p>
+      <w:r>
+        <w:t>Dessa forma, resta evidenciado que a representação processual não implica qualquer ônus econômico imediato ou desproporcional ao demandante, tampouco afasta a condição de hipossuficiência demonstrada.</w:t>
+      </w:r>
+    </w:p>
+    <w:p>
+      <w:r>
+        <w:t>Por isso</w:t>
+      </w:r>
+      <w:r>
+        <w:t>, requer-se o deferimento do benefício da gratuidade da justiça, de forma a garantir o pleno acesso ao Judiciário e a efetiva tutela de seus direitos, sem que isso implique em sacrifício econômico desproporcional ou atentatório à dignidade da parte requerente.</w:t>
+      </w:r>
+    </w:p>
+    <w:p>
+      <w:bookmarkStart w:id="1" w:name="_GoBack"/>
+      <w:bookmarkEnd w:id="1"/>
+    </w:p>
     <w:p>
       <w:pPr>
         <w:pStyle w:val="Ttulo2"/>
@@ -1177,19 +1264,7 @@
     </w:p>
     <w:p>
       <w:r>
-        <w:t>Por ser uma pessoa carente de recursos, em um momento de nec</w:t>
-      </w:r>
-      <w:r>
-        <w:t>essidade, contraiu 2</w:t>
-      </w:r>
-      <w:r>
-        <w:t xml:space="preserve"> (</w:t>
-      </w:r>
-      <w:r>
-        <w:t>dois</w:t>
-      </w:r>
-      <w:r>
-        <w:t xml:space="preserve">) empréstimos pessoais com a instituição financeira requerida, o que a colocou em uma escancarada situação de </w:t>
+        <w:t xml:space="preserve">Por ser uma pessoa carente de recursos, em um momento de necessidade, contraiu 2 (dois) empréstimos pessoais com a instituição financeira requerida, o que a colocou em uma escancarada situação de </w:t>
       </w:r>
       <w:proofErr w:type="spellStart"/>
       <w:r>
@@ -1870,16 +1945,7 @@
           <w:sz w:val="24"/>
           <w:szCs w:val="24"/>
         </w:rPr>
-        <w:t>{NUMERO_CONTRATO_1</w:t>
-      </w:r>
-      <w:r>
-        <w:rPr>
-          <w:b/>
-          <w:color w:val="00B050"/>
-          <w:sz w:val="24"/>
-          <w:szCs w:val="24"/>
-        </w:rPr>
-        <w:t>}}</w:t>
+        <w:t>{NUMERO_CONTRATO_1}}</w:t>
       </w:r>
       <w:r>
         <w:rPr>
@@ -2881,23 +2947,7 @@
           <w:sz w:val="22"/>
           <w:szCs w:val="22"/>
         </w:rPr>
-        <w:t xml:space="preserve"> n. 1.036.818, Terceira Turma, minha relatoria, </w:t>
-      </w:r>
-      <w:proofErr w:type="spellStart"/>
-      <w:r>
-        <w:rPr>
-          <w:sz w:val="22"/>
-          <w:szCs w:val="22"/>
-        </w:rPr>
-        <w:t>DJe</w:t>
-      </w:r>
-      <w:proofErr w:type="spellEnd"/>
-      <w:r>
-        <w:rPr>
-          <w:sz w:val="22"/>
-          <w:szCs w:val="22"/>
-        </w:rPr>
-        <w:t xml:space="preserve"> de 20.6.2008) ou ao triplo (</w:t>
+        <w:t xml:space="preserve"> n. 1.036.818, Terceira Turma, minha relatoria, DJe de 20.6.2008) ou ao triplo (</w:t>
       </w:r>
       <w:proofErr w:type="spellStart"/>
       <w:r>
@@ -4839,8 +4889,8 @@
         <w:ind w:firstLine="0"/>
         <w:jc w:val="center"/>
       </w:pPr>
-      <w:bookmarkStart w:id="1" w:name="_heading=h.gjdgxs" w:colFirst="0" w:colLast="0"/>
-      <w:bookmarkEnd w:id="1"/>
+      <w:bookmarkStart w:id="2" w:name="_heading=h.gjdgxs" w:colFirst="0" w:colLast="0"/>
+      <w:bookmarkEnd w:id="2"/>
       <w:r>
         <w:t>Nestes termos,</w:t>
       </w:r>
@@ -4947,8 +4997,6 @@
         </w:rPr>
         <w:t>ESTADO} {{N.OAB}}</w:t>
       </w:r>
-      <w:bookmarkStart w:id="2" w:name="_GoBack"/>
-      <w:bookmarkEnd w:id="2"/>
     </w:p>
     <w:p>
       <w:pPr>

--- a/modelos/Contrato_Foro_Reu_2.docx
+++ b/modelos/Contrato_Foro_Reu_2.docx
@@ -1,28 +1,33 @@
 
 <file path=word/document.xml><?xml version="1.0" encoding="utf-8"?>
-<w:document xmlns:wpc="http://schemas.microsoft.com/office/word/2010/wordprocessingCanvas" xmlns:cx="http://schemas.microsoft.com/office/drawing/2014/chartex" xmlns:mc="http://schemas.openxmlformats.org/markup-compatibility/2006" xmlns:o="urn:schemas-microsoft-com:office:office" xmlns:r="http://schemas.openxmlformats.org/officeDocument/2006/relationships" xmlns:m="http://schemas.openxmlformats.org/officeDocument/2006/math" xmlns:v="urn:schemas-microsoft-com:vml" xmlns:wp14="http://schemas.microsoft.com/office/word/2010/wordprocessingDrawing" xmlns:wp="http://schemas.openxmlformats.org/drawingml/2006/wordprocessingDrawing" xmlns:w10="urn:schemas-microsoft-com:office:word" xmlns:w="http://schemas.openxmlformats.org/wordprocessingml/2006/main" xmlns:w14="http://schemas.microsoft.com/office/word/2010/wordml" xmlns:w15="http://schemas.microsoft.com/office/word/2012/wordml" xmlns:w16se="http://schemas.microsoft.com/office/word/2015/wordml/symex" xmlns:wpg="http://schemas.microsoft.com/office/word/2010/wordprocessingGroup" xmlns:wpi="http://schemas.microsoft.com/office/word/2010/wordprocessingInk" xmlns:wne="http://schemas.microsoft.com/office/word/2006/wordml" xmlns:wps="http://schemas.microsoft.com/office/word/2010/wordprocessingShape" mc:Ignorable="w14 w15 w16se wp14">
+<w:document xmlns:wpc="http://schemas.microsoft.com/office/word/2010/wordprocessingCanvas" xmlns:cx="http://schemas.microsoft.com/office/drawing/2014/chartex" xmlns:cx1="http://schemas.microsoft.com/office/drawing/2015/9/8/chartex" xmlns:cx2="http://schemas.microsoft.com/office/drawing/2015/10/21/chartex" xmlns:cx3="http://schemas.microsoft.com/office/drawing/2016/5/9/chartex" xmlns:cx4="http://schemas.microsoft.com/office/drawing/2016/5/10/chartex" xmlns:cx5="http://schemas.microsoft.com/office/drawing/2016/5/11/chartex" xmlns:cx6="http://schemas.microsoft.com/office/drawing/2016/5/12/chartex" xmlns:cx7="http://schemas.microsoft.com/office/drawing/2016/5/13/chartex" xmlns:cx8="http://schemas.microsoft.com/office/drawing/2016/5/14/chartex" xmlns:mc="http://schemas.openxmlformats.org/markup-compatibility/2006" xmlns:aink="http://schemas.microsoft.com/office/drawing/2016/ink" xmlns:am3d="http://schemas.microsoft.com/office/drawing/2017/model3d" xmlns:o="urn:schemas-microsoft-com:office:office" xmlns:oel="http://schemas.microsoft.com/office/2019/extlst" xmlns:r="http://schemas.openxmlformats.org/officeDocument/2006/relationships" xmlns:m="http://schemas.openxmlformats.org/officeDocument/2006/math" xmlns:v="urn:schemas-microsoft-com:vml" xmlns:wp14="http://schemas.microsoft.com/office/word/2010/wordprocessingDrawing" xmlns:wp="http://schemas.openxmlformats.org/drawingml/2006/wordprocessingDrawing" xmlns:w10="urn:schemas-microsoft-com:office:word" xmlns:w="http://schemas.openxmlformats.org/wordprocessingml/2006/main" xmlns:w14="http://schemas.microsoft.com/office/word/2010/wordml" xmlns:w15="http://schemas.microsoft.com/office/word/2012/wordml" xmlns:w16cex="http://schemas.microsoft.com/office/word/2018/wordml/cex" xmlns:w16cid="http://schemas.microsoft.com/office/word/2016/wordml/cid" xmlns:w16="http://schemas.microsoft.com/office/word/2018/wordml" xmlns:w16du="http://schemas.microsoft.com/office/word/2023/wordml/word16du" xmlns:w16sdtdh="http://schemas.microsoft.com/office/word/2020/wordml/sdtdatahash" xmlns:w16sdtfl="http://schemas.microsoft.com/office/word/2024/wordml/sdtformatlock" xmlns:w16se="http://schemas.microsoft.com/office/word/2015/wordml/symex" xmlns:wpg="http://schemas.microsoft.com/office/word/2010/wordprocessingGroup" xmlns:wpi="http://schemas.microsoft.com/office/word/2010/wordprocessingInk" xmlns:wne="http://schemas.microsoft.com/office/word/2006/wordml" xmlns:wps="http://schemas.microsoft.com/office/word/2010/wordprocessingShape" mc:Ignorable="w14 w15 w16se w16cid w16 w16cex w16sdtdh w16sdtfl w16du wp14">
   <w:body>
     <w:p>
       <w:pPr>
         <w:pStyle w:val="Ttulo1"/>
+        <w:rPr>
+          <w:color w:val="000000" w:themeColor="text1"/>
+        </w:rPr>
       </w:pPr>
       <w:r>
         <w:t xml:space="preserve">AO JUÍZO DA ... VARA CÍVEL DA COMARCA DA CIDADE DE </w:t>
       </w:r>
       <w:r>
-        <w:rPr>
-          <w:color w:val="00B050"/>
-        </w:rPr>
-        <w:t>{{FORO}}</w:t>
-      </w:r>
-      <w:r>
-        <w:t xml:space="preserve">, ESTADO DE </w:t>
-      </w:r>
-      <w:r>
-        <w:rPr>
-          <w:color w:val="00B050"/>
-        </w:rPr>
-        <w:t>{{ESTADO}}</w:t>
+        <w:t>{{CIDADE_REU</w:t>
+      </w:r>
+      <w:proofErr w:type="gramStart"/>
+      <w:r>
+        <w:t>}}</w:t>
+      </w:r>
+      <w:r>
+        <w:t xml:space="preserve">   </w:t>
+      </w:r>
+      <w:proofErr w:type="gramEnd"/>
+      <w:r>
+        <w:t xml:space="preserve">  ESTADO DE </w:t>
+      </w:r>
+      <w:r>
+        <w:t>{{ESTADO_REU}}</w:t>
       </w:r>
     </w:p>
     <w:p>
@@ -71,8 +76,17 @@
           <w:b/>
           <w:color w:val="FF0000"/>
         </w:rPr>
-        <w:t xml:space="preserve">                                                                   }</w:t>
-      </w:r>
+        <w:t xml:space="preserve">                                                                 </w:t>
+      </w:r>
+      <w:proofErr w:type="gramStart"/>
+      <w:r>
+        <w:rPr>
+          <w:b/>
+          <w:color w:val="FF0000"/>
+        </w:rPr>
+        <w:t xml:space="preserve">  }</w:t>
+      </w:r>
+      <w:proofErr w:type="gramEnd"/>
     </w:p>
     <w:p>
       <w:pPr>
@@ -142,7 +156,13 @@
         <w:t>, pelos fatos e fundamentos a seguir expostos:</w:t>
       </w:r>
     </w:p>
-    <w:p/>
+    <w:p>
+      <w:pPr>
+        <w:rPr>
+          <w:color w:val="000000" w:themeColor="text1"/>
+        </w:rPr>
+      </w:pPr>
+    </w:p>
     <w:p>
       <w:pPr>
         <w:pStyle w:val="Ttulo1"/>
@@ -151,12 +171,12 @@
           <w:numId w:val="6"/>
         </w:numPr>
         <w:rPr>
-          <w:color w:val="00B050"/>
-        </w:rPr>
-      </w:pPr>
-      <w:r>
-        <w:rPr>
-          <w:color w:val="00B050"/>
+          <w:color w:val="000000" w:themeColor="text1"/>
+        </w:rPr>
+      </w:pPr>
+      <w:r>
+        <w:rPr>
+          <w:color w:val="000000" w:themeColor="text1"/>
         </w:rPr>
         <w:t>DA OPÇÃO PELO FORO DE SEDE DO RÉU</w:t>
       </w:r>
@@ -164,32 +184,32 @@
     <w:p>
       <w:pPr>
         <w:rPr>
-          <w:color w:val="00B050"/>
-        </w:rPr>
-      </w:pPr>
-    </w:p>
-    <w:p>
-      <w:pPr>
-        <w:rPr>
-          <w:color w:val="00B050"/>
-        </w:rPr>
-      </w:pPr>
-      <w:r>
-        <w:rPr>
-          <w:color w:val="00B050"/>
+          <w:color w:val="000000" w:themeColor="text1"/>
+        </w:rPr>
+      </w:pPr>
+    </w:p>
+    <w:p>
+      <w:pPr>
+        <w:rPr>
+          <w:color w:val="000000" w:themeColor="text1"/>
+        </w:rPr>
+      </w:pPr>
+      <w:r>
+        <w:rPr>
+          <w:color w:val="000000" w:themeColor="text1"/>
         </w:rPr>
         <w:t xml:space="preserve">Inicialmente, esclarece a parte autora, que decidiu por ingressar com a presente demanda no foro de sede do réu, ainda que </w:t>
       </w:r>
       <w:r>
         <w:rPr>
-          <w:color w:val="00B050"/>
+          <w:color w:val="000000" w:themeColor="text1"/>
         </w:rPr>
         <w:lastRenderedPageBreak/>
         <w:t>de sua liberalidade optar por seu foro de domicílio, uma vez que seus procuradores possuem inscrições apenas nos estados de São Paulo e Minas Gerais e que optou pela contratação destes ainda que ciente deste fato, como comprova em declaração anexa</w:t>
       </w:r>
       <w:r>
         <w:rPr>
-          <w:color w:val="00B050"/>
+          <w:color w:val="000000" w:themeColor="text1"/>
         </w:rPr>
         <w:t>.</w:t>
       </w:r>
@@ -197,12 +217,12 @@
     <w:p>
       <w:pPr>
         <w:rPr>
-          <w:color w:val="00B050"/>
-        </w:rPr>
-      </w:pPr>
-      <w:r>
-        <w:rPr>
-          <w:color w:val="00B050"/>
+          <w:color w:val="000000" w:themeColor="text1"/>
+        </w:rPr>
+      </w:pPr>
+      <w:r>
+        <w:rPr>
+          <w:color w:val="000000" w:themeColor="text1"/>
         </w:rPr>
         <w:t>É importante destacar que, conforme jurisprudência amplamente consolidada, nas ações que envolvem relações de consumo, é plenamente possível que a demanda seja ajuizada no foro do domicílio do réu, como ocorre no presente caso, uma vez que o art. 101 do CDC confere ao consumidor a prerrogativa de ajuizar a ação em seu domicílio, porém, caso lhe seja mais vantajoso, pode ele abrir mão dessa prerrogativa e ajuizar a ação no domicílio do réu (art. 46 do CPC ) ou no lugar onde se encontra a sede da pessoa jurídica (art. 53, III, “a” do CPC).</w:t>
       </w:r>
@@ -210,12 +230,12 @@
     <w:p>
       <w:pPr>
         <w:rPr>
-          <w:color w:val="00B050"/>
-        </w:rPr>
-      </w:pPr>
-      <w:r>
-        <w:rPr>
-          <w:color w:val="00B050"/>
+          <w:color w:val="000000" w:themeColor="text1"/>
+        </w:rPr>
+      </w:pPr>
+      <w:r>
+        <w:rPr>
+          <w:color w:val="000000" w:themeColor="text1"/>
         </w:rPr>
         <w:t>Essa escolha privilegia a conveniência processual e é uma prerrogativa do consumidor, visando resguardar seus direitos e facilitar o acesso à justiça.</w:t>
       </w:r>
@@ -225,14 +245,14 @@
         <w:rPr>
           <w:b/>
           <w:bCs/>
-          <w:color w:val="00B050"/>
-        </w:rPr>
-      </w:pPr>
-      <w:r>
-        <w:rPr>
-          <w:b/>
-          <w:bCs/>
-          <w:color w:val="00B050"/>
+          <w:color w:val="000000" w:themeColor="text1"/>
+        </w:rPr>
+      </w:pPr>
+      <w:r>
+        <w:rPr>
+          <w:b/>
+          <w:bCs/>
+          <w:color w:val="000000" w:themeColor="text1"/>
         </w:rPr>
         <w:t xml:space="preserve">Ainda, é evidente que tal escolha não acarreta qualquer prejuízo à parte requerente, uma vez que todos os atos processuais necessários podem ser regularmente realizados por meio de videoconferência (há, inclusive, pedido de tramitação do presente feito de maneira 100% digital), não havendo qualquer óbice prático à condução do feito. </w:t>
       </w:r>
@@ -242,14 +262,14 @@
         <w:rPr>
           <w:b/>
           <w:bCs/>
-          <w:color w:val="00B050"/>
-        </w:rPr>
-      </w:pPr>
-      <w:r>
-        <w:rPr>
-          <w:b/>
-          <w:bCs/>
-          <w:color w:val="00B050"/>
+          <w:color w:val="000000" w:themeColor="text1"/>
+        </w:rPr>
+      </w:pPr>
+      <w:r>
+        <w:rPr>
+          <w:b/>
+          <w:bCs/>
+          <w:color w:val="000000" w:themeColor="text1"/>
         </w:rPr>
         <w:t xml:space="preserve">Nessa esteira, faz-se a ressalva que, para essa natureza de ação, é raro que as instituições financeiras possuam ofertas de acordo em audiências de tentativa de conciliação, o que culmina, na grande </w:t>
       </w:r>
@@ -257,7 +277,7 @@
         <w:rPr>
           <w:b/>
           <w:bCs/>
-          <w:color w:val="00B050"/>
+          <w:color w:val="000000" w:themeColor="text1"/>
         </w:rPr>
         <w:lastRenderedPageBreak/>
         <w:t xml:space="preserve">maioria dos casos, na dispensa dessa audiência. Inclusive, há </w:t>
@@ -267,7 +287,7 @@
         <w:rPr>
           <w:b/>
           <w:bCs/>
-          <w:color w:val="00B050"/>
+          <w:color w:val="000000" w:themeColor="text1"/>
         </w:rPr>
         <w:t>na presente exordial</w:t>
       </w:r>
@@ -276,7 +296,7 @@
         <w:rPr>
           <w:b/>
           <w:bCs/>
-          <w:color w:val="00B050"/>
+          <w:color w:val="000000" w:themeColor="text1"/>
         </w:rPr>
         <w:t xml:space="preserve"> o pedido de dispensa de audiência de tentativa de conciliação.</w:t>
       </w:r>
@@ -284,12 +304,12 @@
     <w:p>
       <w:pPr>
         <w:rPr>
-          <w:color w:val="00B050"/>
-        </w:rPr>
-      </w:pPr>
-      <w:r>
-        <w:rPr>
-          <w:color w:val="00B050"/>
+          <w:color w:val="000000" w:themeColor="text1"/>
+        </w:rPr>
+      </w:pPr>
+      <w:r>
+        <w:rPr>
+          <w:color w:val="000000" w:themeColor="text1"/>
         </w:rPr>
         <w:t xml:space="preserve">Ademais, trata-se de demanda que, conforme entendimento consolidado na jurisprudência pátria, possui natureza eminentemente documental, prescindindo de dilação probatória, o que a torna perfeitamente passível de julgamento antecipado da lide, nos termos do artigo 355, inciso I, do Código de Processo Civil. </w:t>
       </w:r>
@@ -299,45 +319,21 @@
           <w:bCs/>
           <w:i/>
           <w:iCs/>
-          <w:color w:val="00B050"/>
+          <w:color w:val="000000" w:themeColor="text1"/>
           <w:u w:val="single"/>
         </w:rPr>
-        <w:t xml:space="preserve">Da mesma forma, tal opção não exerce qualquer influência sobre o pedido de gratuidade da justiça, uma vez que não acarreta à parte autora qualquer gasto adicional em relação à hipótese de propositura da demanda em seu domicílio, muito menos possui o condão de </w:t>
-      </w:r>
-      <w:proofErr w:type="spellStart"/>
-      <w:r>
-        <w:rPr>
-          <w:b/>
-          <w:bCs/>
-          <w:i/>
-          <w:iCs/>
-          <w:color w:val="00B050"/>
-          <w:u w:val="single"/>
-        </w:rPr>
-        <w:t>desconfigurar</w:t>
-      </w:r>
-      <w:proofErr w:type="spellEnd"/>
-      <w:r>
-        <w:rPr>
-          <w:b/>
-          <w:bCs/>
-          <w:i/>
-          <w:iCs/>
-          <w:color w:val="00B050"/>
-          <w:u w:val="single"/>
-        </w:rPr>
-        <w:t xml:space="preserve"> sua condição de hipossuficiência.</w:t>
-      </w:r>
-    </w:p>
-    <w:p>
-      <w:pPr>
-        <w:rPr>
-          <w:color w:val="00B050"/>
-        </w:rPr>
-      </w:pPr>
-      <w:r>
-        <w:rPr>
-          <w:color w:val="00B050"/>
+        <w:t>Da mesma forma, tal opção não exerce qualquer influência sobre o pedido de gratuidade da justiça, uma vez que não acarreta à parte autora qualquer gasto adicional em relação à hipótese de propositura da demanda em seu domicílio, muito menos possui o condão de desconfigurar sua condição de hipossuficiência.</w:t>
+      </w:r>
+    </w:p>
+    <w:p>
+      <w:pPr>
+        <w:rPr>
+          <w:color w:val="000000" w:themeColor="text1"/>
+        </w:rPr>
+      </w:pPr>
+      <w:r>
+        <w:rPr>
+          <w:color w:val="000000" w:themeColor="text1"/>
         </w:rPr>
         <w:t>Assim, cabe à parte a escolha do foro no momento da propositura da ação, levando em consideração a conveniência processual e a estratégia mais adequada ao seu caso.</w:t>
       </w:r>
@@ -345,12 +341,12 @@
     <w:p>
       <w:pPr>
         <w:rPr>
-          <w:color w:val="00B050"/>
-        </w:rPr>
-      </w:pPr>
-      <w:r>
-        <w:rPr>
-          <w:color w:val="00B050"/>
+          <w:color w:val="000000" w:themeColor="text1"/>
+        </w:rPr>
+      </w:pPr>
+      <w:r>
+        <w:rPr>
+          <w:color w:val="000000" w:themeColor="text1"/>
         </w:rPr>
         <w:t>Portanto, requer-se o recebimento da presente ação e o seu regular processamento, sem qualquer declinação de competência, por estar de acordo com as disposições legais e com a jurisprudência pacífica dos tribunais.</w:t>
       </w:r>
@@ -579,25 +575,7 @@
           <w:sz w:val="22"/>
           <w:szCs w:val="22"/>
         </w:rPr>
-        <w:t xml:space="preserve">{{(pessoal </w:t>
-      </w:r>
-      <w:proofErr w:type="gramStart"/>
-      <w:r>
-        <w:rPr>
-          <w:color w:val="00B050"/>
-          <w:sz w:val="22"/>
-          <w:szCs w:val="22"/>
-        </w:rPr>
-        <w:t>+</w:t>
-      </w:r>
-      <w:proofErr w:type="gramEnd"/>
-      <w:r>
-        <w:rPr>
-          <w:color w:val="00B050"/>
-          <w:sz w:val="22"/>
-          <w:szCs w:val="22"/>
-        </w:rPr>
-        <w:t xml:space="preserve"> consignado)}}</w:t>
+        <w:t>{{(pessoal + consignado)}}</w:t>
       </w:r>
       <w:r>
         <w:rPr>
@@ -1067,146 +1045,28 @@
     <w:p/>
     <w:p>
       <w:pPr>
+        <w:pStyle w:val="PargrafodaLista"/>
         <w:numPr>
           <w:ilvl w:val="0"/>
           <w:numId w:val="8"/>
         </w:numPr>
-        <w:rPr>
-          <w:color w:val="00B050"/>
-        </w:rPr>
-      </w:pPr>
-      <w:r>
-        <w:rPr>
-          <w:color w:val="00B050"/>
-        </w:rPr>
-        <w:t>Declaração de Hipossuficiência firmada pela parte autora;</w:t>
-      </w:r>
-    </w:p>
-    <w:p>
-      <w:pPr>
-        <w:numPr>
-          <w:ilvl w:val="0"/>
-          <w:numId w:val="8"/>
-        </w:numPr>
-        <w:rPr>
-          <w:color w:val="00B050"/>
-        </w:rPr>
-      </w:pPr>
-      <w:r>
-        <w:rPr>
-          <w:color w:val="00B050"/>
-        </w:rPr>
-        <w:t>Declaração de isenção de Imposto de Renda;</w:t>
-      </w:r>
-    </w:p>
-    <w:p>
-      <w:pPr>
-        <w:numPr>
-          <w:ilvl w:val="0"/>
-          <w:numId w:val="8"/>
-        </w:numPr>
-        <w:rPr>
-          <w:color w:val="00B050"/>
-        </w:rPr>
-      </w:pPr>
-      <w:r>
-        <w:rPr>
-          <w:color w:val="00B050"/>
-        </w:rPr>
-        <w:t>Print da Receita Federal demonstrando inexistência de dados quanto à Declaração Anual de Imposto de Renda;</w:t>
-      </w:r>
-    </w:p>
-    <w:p>
-      <w:pPr>
-        <w:numPr>
-          <w:ilvl w:val="0"/>
-          <w:numId w:val="8"/>
-        </w:numPr>
-        <w:rPr>
-          <w:color w:val="00B050"/>
-        </w:rPr>
-      </w:pPr>
-      <w:r>
-        <w:rPr>
-          <w:color w:val="00B050"/>
-        </w:rPr>
-        <w:t>Extratos de benefício previdenciário (INSS);</w:t>
-      </w:r>
-    </w:p>
-    <w:p>
-      <w:pPr>
-        <w:numPr>
-          <w:ilvl w:val="0"/>
-          <w:numId w:val="8"/>
-        </w:numPr>
-        <w:rPr>
-          <w:color w:val="00B050"/>
-        </w:rPr>
-      </w:pPr>
-      <w:r>
-        <w:rPr>
-          <w:color w:val="00B050"/>
-        </w:rPr>
-        <w:t>Extratos bancários atualizados;</w:t>
-      </w:r>
-    </w:p>
-    <w:p>
-      <w:pPr>
-        <w:numPr>
-          <w:ilvl w:val="0"/>
-          <w:numId w:val="8"/>
-        </w:numPr>
-        <w:rPr>
-          <w:color w:val="00B050"/>
-        </w:rPr>
-      </w:pPr>
-      <w:r>
-        <w:rPr>
-          <w:color w:val="00B050"/>
-        </w:rPr>
+      </w:pPr>
+      <w:r>
+        <w:t>{{benefícios}}</w:t>
+      </w:r>
+    </w:p>
+    <w:p>
+      <w:pPr>
+        <w:ind w:firstLine="0"/>
+      </w:pPr>
+    </w:p>
+    <w:p>
+      <w:r>
+        <w:t xml:space="preserve">Ainda, apesar de o artigo 99, §4º, do Código de Processo Civil já dispor expressamente que a contratação de advogado particular não impede a concessão da gratuidade da justiça, cumpre ressaltar que, no presente caso, conforme pode se observar, o contrato de honorários </w:t>
+      </w:r>
+      <w:r>
         <w:lastRenderedPageBreak/>
-        <w:t>Carteira de Trabalho e Previdência Social (CTPS</w:t>
-      </w:r>
-      <w:proofErr w:type="gramStart"/>
-      <w:r>
-        <w:rPr>
-          <w:color w:val="00B050"/>
-        </w:rPr>
-        <w:t>) Digital</w:t>
-      </w:r>
-      <w:proofErr w:type="gramEnd"/>
-      <w:r>
-        <w:rPr>
-          <w:color w:val="00B050"/>
-        </w:rPr>
-        <w:t>;</w:t>
-      </w:r>
-    </w:p>
-    <w:p>
-      <w:pPr>
-        <w:numPr>
-          <w:ilvl w:val="0"/>
-          <w:numId w:val="8"/>
-        </w:numPr>
-        <w:rPr>
-          <w:color w:val="00B050"/>
-        </w:rPr>
-      </w:pPr>
-      <w:r>
-        <w:rPr>
-          <w:color w:val="00B050"/>
-        </w:rPr>
-        <w:t>Folha resumo do Cadastro Único para Programas Sociais do Governo Federal;</w:t>
-      </w:r>
-    </w:p>
-    <w:p>
-      <w:pPr>
-        <w:ind w:firstLine="0"/>
-      </w:pPr>
-    </w:p>
-    <w:p>
-      <w:r>
-        <w:t>Ainda, apesar de o artigo 99, §4º, do Código de Processo Civil já dispor expressamente que a contratação de advogado particular não impede a concessão da gratuidade da justiça, cumpre ressaltar que, no presente caso, conforme pode se observar, o contrato de honorários firmado pela parte autora não prevê qualquer pagamento inicial, estando a remuneração dos patronos integralmente condicionada ao êxito da demanda.</w:t>
+        <w:t>firmado pela parte autora não prevê qualquer pagamento inicial, estando a remuneração dos patronos integralmente condicionada ao êxito da demanda.</w:t>
       </w:r>
     </w:p>
     <w:p>
@@ -1222,10 +1082,7 @@
         <w:t>, requer-se o deferimento do benefício da gratuidade da justiça, de forma a garantir o pleno acesso ao Judiciário e a efetiva tutela de seus direitos, sem que isso implique em sacrifício econômico desproporcional ou atentatório à dignidade da parte requerente.</w:t>
       </w:r>
     </w:p>
-    <w:p>
-      <w:bookmarkStart w:id="1" w:name="_GoBack"/>
-      <w:bookmarkEnd w:id="1"/>
-    </w:p>
+    <w:p/>
     <w:p>
       <w:pPr>
         <w:pStyle w:val="Ttulo2"/>
@@ -1241,7 +1098,6 @@
     <w:p/>
     <w:p>
       <w:r>
-        <w:lastRenderedPageBreak/>
         <w:t xml:space="preserve">Conforme mencionado alhures, a parte requerente recebe </w:t>
       </w:r>
       <w:r>
@@ -1264,35 +1120,13 @@
     </w:p>
     <w:p>
       <w:r>
-        <w:t xml:space="preserve">Por ser uma pessoa carente de recursos, em um momento de necessidade, contraiu 2 (dois) empréstimos pessoais com a instituição financeira requerida, o que a colocou em uma escancarada situação de </w:t>
-      </w:r>
-      <w:proofErr w:type="spellStart"/>
-      <w:r>
-        <w:t>superendividamento</w:t>
-      </w:r>
-      <w:proofErr w:type="spellEnd"/>
-      <w:r>
-        <w:t xml:space="preserve">, uma vez que seus empréstimos </w:t>
+        <w:t xml:space="preserve">Por ser uma pessoa carente de recursos, em um momento de necessidade, contraiu 2 (dois) empréstimos pessoais com a instituição financeira requerida, o que a colocou em uma escancarada situação de superendividamento, uma vez que seus empréstimos </w:t>
       </w:r>
       <w:r>
         <w:rPr>
           <w:color w:val="00B050"/>
         </w:rPr>
-        <w:t xml:space="preserve">{{(pessoais </w:t>
-      </w:r>
-      <w:proofErr w:type="gramStart"/>
-      <w:r>
-        <w:rPr>
-          <w:color w:val="00B050"/>
-        </w:rPr>
-        <w:t>+</w:t>
-      </w:r>
-      <w:proofErr w:type="gramEnd"/>
-      <w:r>
-        <w:rPr>
-          <w:color w:val="00B050"/>
-        </w:rPr>
-        <w:t xml:space="preserve"> consignados)}} </w:t>
+        <w:t xml:space="preserve">{{(pessoais + consignados)}} </w:t>
       </w:r>
       <w:r>
         <w:t>comprometem o equivalente a {{comprometimento}}</w:t>
@@ -1305,13 +1139,22 @@
         <w:t xml:space="preserve"> </w:t>
       </w:r>
       <w:r>
-        <w:t>da sua remuneração mensal, tendo como líquido apenas {{</w:t>
+        <w:t xml:space="preserve">da sua </w:t>
+      </w:r>
+      <w:r>
+        <w:lastRenderedPageBreak/>
+        <w:t>remuneração mensal, tendo como líquido apenas {{</w:t>
       </w:r>
       <w:proofErr w:type="spellStart"/>
       <w:r>
-        <w:t>valor_liquido</w:t>
+        <w:t>valor_</w:t>
+      </w:r>
+      <w:proofErr w:type="gramStart"/>
+      <w:r>
+        <w:t>liquido</w:t>
       </w:r>
       <w:proofErr w:type="spellEnd"/>
+      <w:proofErr w:type="gramEnd"/>
       <w:r>
         <w:t>}} mensais para sua subsistência.</w:t>
       </w:r>
@@ -1355,7 +1198,6 @@
         </w:rPr>
         <w:t xml:space="preserve"> </w:t>
       </w:r>
-      <w:proofErr w:type="gramStart"/>
       <w:r>
         <w:rPr>
           <w:b/>
@@ -1363,9 +1205,9 @@
           <w:sz w:val="24"/>
           <w:szCs w:val="24"/>
         </w:rPr>
-        <w:t>Nº{</w:t>
-      </w:r>
-      <w:proofErr w:type="gramEnd"/>
+        <w:t>Nº{{</w:t>
+      </w:r>
+      <w:proofErr w:type="gramStart"/>
       <w:r>
         <w:rPr>
           <w:b/>
@@ -1373,16 +1215,37 @@
           <w:sz w:val="24"/>
           <w:szCs w:val="24"/>
         </w:rPr>
-        <w:t>{NUMERO_CONTRATO_0}}</w:t>
-      </w:r>
-      <w:r>
-        <w:rPr>
-          <w:b/>
+        <w:t>NUMERO</w:t>
+      </w:r>
+      <w:proofErr w:type="gramEnd"/>
+      <w:r>
+        <w:rPr>
+          <w:b/>
+          <w:color w:val="00B050"/>
           <w:sz w:val="24"/>
           <w:szCs w:val="24"/>
         </w:rPr>
+        <w:t>_CONTRATO_0</w:t>
+      </w:r>
+      <w:proofErr w:type="gramStart"/>
+      <w:r>
+        <w:rPr>
+          <w:b/>
+          <w:color w:val="00B050"/>
+          <w:sz w:val="24"/>
+          <w:szCs w:val="24"/>
+        </w:rPr>
+        <w:t>}}</w:t>
+      </w:r>
+      <w:r>
+        <w:rPr>
+          <w:b/>
+          <w:sz w:val="24"/>
+          <w:szCs w:val="24"/>
+        </w:rPr>
         <w:t>°</w:t>
       </w:r>
+      <w:proofErr w:type="gramEnd"/>
       <w:r>
         <w:rPr>
           <w:b/>
@@ -1545,10 +1408,18 @@
         <w:t>0</w:t>
       </w:r>
       <w:r>
-        <w:t>_def_emprestimos}}</w:t>
-      </w:r>
-      <w:r>
-        <w:t xml:space="preserve">  vezes o valor financiado.</w:t>
+        <w:t>_def_emprestimos</w:t>
+      </w:r>
+      <w:proofErr w:type="gramStart"/>
+      <w:r>
+        <w:t>}}</w:t>
+      </w:r>
+      <w:r>
+        <w:t xml:space="preserve">  vezes</w:t>
+      </w:r>
+      <w:proofErr w:type="gramEnd"/>
+      <w:r>
+        <w:t xml:space="preserve"> o valor financiado.</w:t>
       </w:r>
     </w:p>
     <w:p>
@@ -1573,7 +1444,11 @@
         <w:t xml:space="preserve">, </w:t>
       </w:r>
       <w:r>
-        <w:t>conforme divulgado pelo Banco Central</w:t>
+        <w:t xml:space="preserve">conforme </w:t>
+      </w:r>
+      <w:r>
+        <w:lastRenderedPageBreak/>
+        <w:t>divulgado pelo Banco Central</w:t>
       </w:r>
       <w:r>
         <w:t xml:space="preserve">, por meio da disponibilização da </w:t>
@@ -1751,7 +1626,6 @@
               <w:jc w:val="left"/>
             </w:pPr>
             <w:r>
-              <w:lastRenderedPageBreak/>
               <w:t>Valor das parcelas</w:t>
             </w:r>
           </w:p>
@@ -1898,6 +1772,7 @@
     </w:p>
     <w:p>
       <w:r>
+        <w:lastRenderedPageBreak/>
         <w:t>Desta forma, fica flagrante a abusividade contida no contrato, cuja taxa de juros mensais extrapolam muito a média de mercado.</w:t>
       </w:r>
     </w:p>
@@ -1927,7 +1802,6 @@
         </w:rPr>
         <w:t xml:space="preserve"> </w:t>
       </w:r>
-      <w:proofErr w:type="gramStart"/>
       <w:r>
         <w:rPr>
           <w:b/>
@@ -1935,9 +1809,9 @@
           <w:sz w:val="24"/>
           <w:szCs w:val="24"/>
         </w:rPr>
-        <w:t>Nº{</w:t>
-      </w:r>
-      <w:proofErr w:type="gramEnd"/>
+        <w:t>Nº{{</w:t>
+      </w:r>
+      <w:proofErr w:type="gramStart"/>
       <w:r>
         <w:rPr>
           <w:b/>
@@ -1945,7 +1819,17 @@
           <w:sz w:val="24"/>
           <w:szCs w:val="24"/>
         </w:rPr>
-        <w:t>{NUMERO_CONTRATO_1}}</w:t>
+        <w:t>NUMERO</w:t>
+      </w:r>
+      <w:proofErr w:type="gramEnd"/>
+      <w:r>
+        <w:rPr>
+          <w:b/>
+          <w:color w:val="00B050"/>
+          <w:sz w:val="24"/>
+          <w:szCs w:val="24"/>
+        </w:rPr>
+        <w:t>_CONTRATO_1}}</w:t>
       </w:r>
       <w:r>
         <w:rPr>
@@ -2079,11 +1963,7 @@
         <w:t>a.m</w:t>
       </w:r>
       <w:r>
-        <w:t xml:space="preserve">., o que gerou à parte </w:t>
-      </w:r>
-      <w:r>
-        <w:lastRenderedPageBreak/>
-        <w:t xml:space="preserve">requerente uma dívida correspondente a </w:t>
+        <w:t xml:space="preserve">., o que gerou à parte requerente uma dívida correspondente a </w:t>
       </w:r>
       <w:r>
         <w:t>{{</w:t>
@@ -2110,10 +1990,18 @@
         <w:t>1</w:t>
       </w:r>
       <w:r>
-        <w:t>_def_emprestimos}}</w:t>
-      </w:r>
-      <w:r>
-        <w:t xml:space="preserve">  vezes o valor financiado.</w:t>
+        <w:t>_def_emprestimos</w:t>
+      </w:r>
+      <w:proofErr w:type="gramStart"/>
+      <w:r>
+        <w:t>}}</w:t>
+      </w:r>
+      <w:r>
+        <w:t xml:space="preserve">  vezes</w:t>
+      </w:r>
+      <w:proofErr w:type="gramEnd"/>
+      <w:r>
+        <w:t xml:space="preserve"> o valor financiado.</w:t>
       </w:r>
     </w:p>
     <w:p>
@@ -2497,6 +2385,7 @@
     </w:p>
     <w:p>
       <w:r>
+        <w:lastRenderedPageBreak/>
         <w:t>Por este fato, ingressa a parte autora com a referida demanda judicial, a fim de solicitar a adequação das taxas de juros à média de mercado, além da repetição em dobro dos indébitos pagos em excesso à requerida e indenização a título de danos morais.</w:t>
       </w:r>
     </w:p>
@@ -2535,14 +2424,17 @@
         </w:numPr>
       </w:pPr>
       <w:r>
+        <w:t>DA ADEQUAÇÃO DAS TAXAS À MÉDIA DE MERCADO</w:t>
+      </w:r>
+    </w:p>
+    <w:p/>
+    <w:p>
+      <w:r>
+        <w:t xml:space="preserve">A legislação brasileira e a jurisprudência pátria têm se posicionado no sentido de coibir práticas abusivas no mercado financeiro, especialmente no que se refere à cobrança de juros exorbitantes. O Código de Defesa do Consumidor (CDC), em seu artigo 51, inciso IV, considera nulas as </w:t>
+      </w:r>
+      <w:r>
         <w:lastRenderedPageBreak/>
-        <w:t>DA ADEQUAÇÃO DAS TAXAS À MÉDIA DE MERCADO</w:t>
-      </w:r>
-    </w:p>
-    <w:p/>
-    <w:p>
-      <w:r>
-        <w:t>A legislação brasileira e a jurisprudência pátria têm se posicionado no sentido de coibir práticas abusivas no mercado financeiro, especialmente no que se refere à cobrança de juros exorbitantes. O Código de Defesa do Consumidor (CDC), em seu artigo 51, inciso IV, considera nulas as cláusulas contratuais que estabeleçam obrigações iníquas, abusivas ou que coloquem o consumidor em desvantagem exagerada.</w:t>
+        <w:t>cláusulas contratuais que estabeleçam obrigações iníquas, abusivas ou que coloquem o consumidor em desvantagem exagerada.</w:t>
       </w:r>
     </w:p>
     <w:p>
@@ -2672,7 +2564,6 @@
           <w:sz w:val="22"/>
           <w:szCs w:val="22"/>
         </w:rPr>
-        <w:lastRenderedPageBreak/>
         <w:t>(...)</w:t>
       </w:r>
     </w:p>
@@ -2747,6 +2638,7 @@
     </w:p>
     <w:p>
       <w:r>
+        <w:lastRenderedPageBreak/>
         <w:t xml:space="preserve">Isso porque o Superior Tribunal de Justiça já dispôs, </w:t>
       </w:r>
       <w:r>
@@ -2756,478 +2648,345 @@
           <w:i/>
           <w:iCs/>
         </w:rPr>
-        <w:t xml:space="preserve">por meio do Tema Repetitivo 27 do STJ – </w:t>
-      </w:r>
-      <w:proofErr w:type="spellStart"/>
-      <w:r>
-        <w:rPr>
-          <w:b/>
-          <w:bCs/>
+        <w:t>por meio do Tema Repetitivo 27 do STJ – REsp 1061530/RS</w:t>
+      </w:r>
+      <w:r>
+        <w:t xml:space="preserve">, que, </w:t>
+      </w:r>
+      <w:r>
+        <w:rPr>
+          <w:b/>
+          <w:bCs/>
+          <w:u w:val="single"/>
+        </w:rPr>
+        <w:t>embora as instituições financeiras não estejam sujeitas à limitação da taxa de juros estipulada na Lei da Usura (Súmula 596/STF), a abusividade dos juros remuneratórios pode ser reconhecida quando a taxa contratada é excessivamente superior à taxa média de mercado divulgada pelo Banco Central do Brasil para operações da mesma natureza.</w:t>
+      </w:r>
+    </w:p>
+    <w:p>
+      <w:pPr>
+        <w:rPr>
           <w:i/>
           <w:iCs/>
         </w:rPr>
-        <w:t>REsp</w:t>
-      </w:r>
-      <w:proofErr w:type="spellEnd"/>
-      <w:r>
-        <w:rPr>
-          <w:b/>
-          <w:bCs/>
+      </w:pPr>
+      <w:r>
+        <w:t xml:space="preserve">Esta é a tese firmada no referido Tema, </w:t>
+      </w:r>
+      <w:r>
+        <w:rPr>
           <w:i/>
           <w:iCs/>
         </w:rPr>
-        <w:t xml:space="preserve"> 1061530/RS</w:t>
-      </w:r>
-      <w:r>
-        <w:t xml:space="preserve">, que, </w:t>
-      </w:r>
-      <w:r>
-        <w:rPr>
-          <w:b/>
-          <w:bCs/>
-          <w:u w:val="single"/>
-        </w:rPr>
-        <w:t>embora as instituições financeiras não estejam sujeitas à limitação da taxa de juros estipulada na Lei da Usura (Súmula 596/STF), a abusividade dos juros remuneratórios pode ser reconhecida quando a taxa contratada é excessivamente superior à taxa média de mercado divulgada pelo Banco Central do Brasil para operações da mesma natureza.</w:t>
-      </w:r>
-    </w:p>
-    <w:p>
-      <w:pPr>
+        <w:t xml:space="preserve">in </w:t>
+      </w:r>
+      <w:proofErr w:type="spellStart"/>
+      <w:r>
         <w:rPr>
           <w:i/>
           <w:iCs/>
         </w:rPr>
-      </w:pPr>
-      <w:r>
-        <w:t xml:space="preserve">Esta é a tese firmada no referido Tema, </w:t>
-      </w:r>
+        <w:t>verbis</w:t>
+      </w:r>
+      <w:proofErr w:type="spellEnd"/>
       <w:r>
         <w:rPr>
           <w:i/>
           <w:iCs/>
         </w:rPr>
-        <w:t xml:space="preserve">in </w:t>
-      </w:r>
-      <w:proofErr w:type="spellStart"/>
-      <w:r>
+        <w:t>:</w:t>
+      </w:r>
+    </w:p>
+    <w:p>
+      <w:pPr>
         <w:rPr>
           <w:i/>
           <w:iCs/>
         </w:rPr>
-        <w:t>verbis</w:t>
-      </w:r>
-      <w:proofErr w:type="spellEnd"/>
-      <w:r>
+      </w:pPr>
+    </w:p>
+    <w:p>
+      <w:pPr>
+        <w:ind w:left="2268" w:firstLine="0"/>
         <w:rPr>
           <w:i/>
           <w:iCs/>
-        </w:rPr>
-        <w:t>:</w:t>
-      </w:r>
-    </w:p>
-    <w:p>
-      <w:pPr>
+          <w:sz w:val="22"/>
+          <w:szCs w:val="22"/>
+        </w:rPr>
+      </w:pPr>
+      <w:r>
         <w:rPr>
           <w:i/>
           <w:iCs/>
-        </w:rPr>
-      </w:pPr>
-    </w:p>
+          <w:sz w:val="22"/>
+          <w:szCs w:val="22"/>
+        </w:rPr>
+        <w:t>“É admitida a revisão das taxas de juros remuneratórios em situações excepcionais, desde que caracterizada a relação de consumo e que a abusividade capaz de colocar o consumidor em desvantagem exagerada (art. 51, §1 º, do CDC) fique cabalmente demonstrada, ante às peculiaridades do julgamento em concreto.”</w:t>
+      </w:r>
+    </w:p>
+    <w:p/>
+    <w:p>
+      <w:r>
+        <w:t>Ainda, acerca do parâmetro traçado pelo C. Superior Tribunal de justiça, temos:</w:t>
+      </w:r>
+    </w:p>
+    <w:p/>
     <w:p>
       <w:pPr>
         <w:ind w:left="2268" w:firstLine="0"/>
         <w:rPr>
-          <w:i/>
-          <w:iCs/>
-          <w:sz w:val="22"/>
-          <w:szCs w:val="22"/>
-        </w:rPr>
-      </w:pPr>
-      <w:r>
-        <w:rPr>
-          <w:i/>
-          <w:iCs/>
-          <w:sz w:val="22"/>
-          <w:szCs w:val="22"/>
-        </w:rPr>
-        <w:t xml:space="preserve">“É admitida a revisão das taxas de juros remuneratórios em situações excepcionais, desde que caracterizada a relação de consumo e que a abusividade capaz de colocar o consumidor em desvantagem exagerada (art. 51, §1 º, do CDC) fique cabalmente demonstrada, ante às peculiaridades do julgamento em </w:t>
-      </w:r>
-      <w:proofErr w:type="gramStart"/>
-      <w:r>
-        <w:rPr>
-          <w:i/>
-          <w:iCs/>
-          <w:sz w:val="22"/>
-          <w:szCs w:val="22"/>
-        </w:rPr>
-        <w:t>concreto.”</w:t>
-      </w:r>
-      <w:proofErr w:type="gramEnd"/>
-    </w:p>
-    <w:p/>
-    <w:p>
-      <w:r>
+          <w:u w:val="single"/>
+        </w:rPr>
+      </w:pPr>
+      <w:r>
+        <w:rPr>
+          <w:sz w:val="22"/>
+          <w:szCs w:val="22"/>
+        </w:rPr>
+        <w:t xml:space="preserve">“(...) tem considerado abusivas taxas superiores a uma vez e meia (voto proferido pelo Min. Ari Pargendler no REsp n. 271.214-RS, </w:t>
+      </w:r>
+      <w:proofErr w:type="spellStart"/>
+      <w:r>
+        <w:rPr>
+          <w:sz w:val="22"/>
+          <w:szCs w:val="22"/>
+        </w:rPr>
+        <w:t>Rel.p</w:t>
+      </w:r>
+      <w:proofErr w:type="spellEnd"/>
+      <w:r>
+        <w:rPr>
+          <w:sz w:val="22"/>
+          <w:szCs w:val="22"/>
+        </w:rPr>
+        <w:t xml:space="preserve">. Acórdão Min. Menezes Direito, DJ de 4.8.2003), ao dobro (REsp n. 1.036.818, Terceira Turma, minha relatoria, DJe de 20.6.2008) ou ao triplo (REsp n. 971.853-RS, Quarta Turma, Min. Pádua Ribeiro, DJ de </w:t>
+      </w:r>
+      <w:r>
+        <w:rPr>
+          <w:sz w:val="22"/>
+          <w:szCs w:val="22"/>
+        </w:rPr>
         <w:lastRenderedPageBreak/>
-        <w:t>Ainda, acerca do parâmetro traçado pelo C. Superior Tribunal de justiça, temos:</w:t>
-      </w:r>
-    </w:p>
-    <w:p/>
-    <w:p>
-      <w:pPr>
-        <w:ind w:left="2268" w:firstLine="0"/>
+        <w:t>24.9.2007) da média. Todavia, esta perquirição acerca da abusividade não é estanque, o que impossibilita a adoção de critérios genéricos e universais. A taxa média de mercado, divulgada pelo Banco Central, constitui um valioso referencial, mas cabe somente ao juiz, no exame das peculiaridades do caso concreto, avaliar se os juros contratados foram ou não abusivos”. (REsp 1061530/RS, rel. Min. Nancy Andrighi, Segunda Seção, j. 22-10-2008).</w:t>
+      </w:r>
+    </w:p>
+    <w:p>
+      <w:pPr>
         <w:rPr>
           <w:u w:val="single"/>
         </w:rPr>
       </w:pPr>
-      <w:r>
-        <w:rPr>
-          <w:sz w:val="22"/>
-          <w:szCs w:val="22"/>
-        </w:rPr>
-        <w:t xml:space="preserve">“(...) tem considerado abusivas taxas superiores a uma vez e meia (voto proferido pelo Min. Ari </w:t>
+    </w:p>
+    <w:p>
+      <w:pPr>
+        <w:rPr>
+          <w:u w:val="single"/>
+        </w:rPr>
+      </w:pPr>
+      <w:r>
+        <w:rPr>
+          <w:b/>
+          <w:bCs/>
+        </w:rPr>
+        <w:t>No caso em análise, a</w:t>
+      </w:r>
+      <w:r>
+        <w:rPr>
+          <w:b/>
+          <w:bCs/>
+        </w:rPr>
+        <w:t>s</w:t>
+      </w:r>
+      <w:r>
+        <w:rPr>
+          <w:b/>
+          <w:bCs/>
+        </w:rPr>
+        <w:t xml:space="preserve"> taxa</w:t>
+      </w:r>
+      <w:r>
+        <w:rPr>
+          <w:b/>
+          <w:bCs/>
+        </w:rPr>
+        <w:t>s</w:t>
+      </w:r>
+      <w:r>
+        <w:rPr>
+          <w:b/>
+          <w:bCs/>
+        </w:rPr>
+        <w:t xml:space="preserve"> de juros cobrada</w:t>
+      </w:r>
+      <w:r>
+        <w:rPr>
+          <w:b/>
+          <w:bCs/>
+        </w:rPr>
+        <w:t>s</w:t>
+      </w:r>
+      <w:r>
+        <w:rPr>
+          <w:b/>
+          <w:bCs/>
+        </w:rPr>
+        <w:t xml:space="preserve"> pela instituição requerida alcança</w:t>
+      </w:r>
+      <w:r>
+        <w:rPr>
+          <w:b/>
+          <w:bCs/>
+        </w:rPr>
+        <w:t>m</w:t>
+      </w:r>
+      <w:r>
+        <w:rPr>
+          <w:b/>
+          <w:bCs/>
+        </w:rPr>
+        <w:t xml:space="preserve"> patamares muito superiores aos praticados no mercado financeiro.</w:t>
+      </w:r>
+      <w:r>
+        <w:t xml:space="preserve"> Conforme comprovado documentalmente, a taxa média de juros em </w:t>
+      </w:r>
+      <w:r>
+        <w:rPr>
+          <w:color w:val="000000" w:themeColor="text1"/>
+        </w:rPr>
+        <w:t>{{</w:t>
+      </w:r>
+      <w:r>
+        <w:rPr>
+          <w:color w:val="000000" w:themeColor="text1"/>
+        </w:rPr>
+        <w:t>emprestimos_0_data</w:t>
+      </w:r>
+      <w:r>
+        <w:rPr>
+          <w:color w:val="000000" w:themeColor="text1"/>
+        </w:rPr>
+        <w:t>}}</w:t>
+      </w:r>
+      <w:r>
+        <w:rPr>
+          <w:color w:val="000000" w:themeColor="text1"/>
+        </w:rPr>
+        <w:t xml:space="preserve"> </w:t>
+      </w:r>
+      <w:r>
+        <w:rPr>
+          <w:color w:val="000000" w:themeColor="text1"/>
+        </w:rPr>
+        <w:t xml:space="preserve"> </w:t>
+      </w:r>
+      <w:r>
+        <w:t xml:space="preserve">foi de </w:t>
+      </w:r>
+      <w:r>
+        <w:t>{{</w:t>
+      </w:r>
+      <w:r>
+        <w:t>emprestimos_0_taxa_media</w:t>
+      </w:r>
+      <w:r>
+        <w:t>}}</w:t>
+      </w:r>
+      <w:r>
+        <w:t>% a.m.</w:t>
+      </w:r>
+      <w:r>
+        <w:t xml:space="preserve"> e em </w:t>
+      </w:r>
+      <w:r>
+        <w:rPr>
+          <w:color w:val="000000" w:themeColor="text1"/>
+        </w:rPr>
+        <w:t>{{emprestimos_</w:t>
+      </w:r>
+      <w:r>
+        <w:rPr>
+          <w:color w:val="000000" w:themeColor="text1"/>
+        </w:rPr>
+        <w:t>1</w:t>
+      </w:r>
+      <w:r>
+        <w:rPr>
+          <w:color w:val="000000" w:themeColor="text1"/>
+        </w:rPr>
+        <w:t xml:space="preserve">_data}}  </w:t>
+      </w:r>
+      <w:r>
+        <w:t>foi de {{emprestimos_</w:t>
+      </w:r>
+      <w:r>
+        <w:t>1</w:t>
+      </w:r>
+      <w:r>
+        <w:t>_taxa_media}}% a.m.</w:t>
+      </w:r>
+      <w:r>
+        <w:t>, enquanto a taxa de juros mensal informada pela instituição req</w:t>
+      </w:r>
+      <w:r>
+        <w:t xml:space="preserve">uerida </w:t>
+      </w:r>
+      <w:r>
+        <w:t xml:space="preserve">fora de </w:t>
+      </w:r>
+      <w:r>
+        <w:t xml:space="preserve">{{emprestimos_0_taxa}}% </w:t>
+      </w:r>
+      <w:r>
+        <w:t>ao mês</w:t>
+      </w:r>
+      <w:r>
+        <w:t xml:space="preserve"> para o contrato 1 e </w:t>
+      </w:r>
+      <w:r>
+        <w:t>{{emprestimos_</w:t>
+      </w:r>
+      <w:r>
+        <w:t>1</w:t>
+      </w:r>
+      <w:r>
+        <w:t>_taxa}}% ao mês</w:t>
+      </w:r>
+      <w:r>
+        <w:t xml:space="preserve"> para o contrato 2</w:t>
+      </w:r>
+      <w:r>
+        <w:t>!</w:t>
+      </w:r>
+    </w:p>
+    <w:p>
+      <w:pPr>
+        <w:ind w:firstLine="2268"/>
+        <w:rPr>
+          <w:u w:val="single"/>
+        </w:rPr>
+      </w:pPr>
+    </w:p>
+    <w:p>
+      <w:pPr>
+        <w:rPr>
+          <w:u w:val="single"/>
+        </w:rPr>
+      </w:pPr>
+      <w:r>
+        <w:t xml:space="preserve">Tal discrepância de valores é evidência clara de abusividade na fixação das taxas de juros cobradas pela requerida, o que viola o princípio da boa-fé objetiva, previsto no artigo 422 do Código Civil. Conforme leciona Pablo Stolze </w:t>
       </w:r>
       <w:proofErr w:type="spellStart"/>
       <w:r>
-        <w:rPr>
-          <w:sz w:val="22"/>
-          <w:szCs w:val="22"/>
-        </w:rPr>
-        <w:t>Pargendler</w:t>
+        <w:t>Gagliano</w:t>
       </w:r>
       <w:proofErr w:type="spellEnd"/>
       <w:r>
-        <w:rPr>
-          <w:sz w:val="22"/>
-          <w:szCs w:val="22"/>
-        </w:rPr>
-        <w:t xml:space="preserve"> no </w:t>
-      </w:r>
-      <w:proofErr w:type="spellStart"/>
-      <w:r>
-        <w:rPr>
-          <w:sz w:val="22"/>
-          <w:szCs w:val="22"/>
-        </w:rPr>
-        <w:t>REsp</w:t>
-      </w:r>
-      <w:proofErr w:type="spellEnd"/>
-      <w:r>
-        <w:rPr>
-          <w:sz w:val="22"/>
-          <w:szCs w:val="22"/>
-        </w:rPr>
-        <w:t xml:space="preserve"> n. 271.214-RS, </w:t>
-      </w:r>
-      <w:proofErr w:type="spellStart"/>
-      <w:r>
-        <w:rPr>
-          <w:sz w:val="22"/>
-          <w:szCs w:val="22"/>
-        </w:rPr>
-        <w:t>Rel.p</w:t>
-      </w:r>
-      <w:proofErr w:type="spellEnd"/>
-      <w:r>
-        <w:rPr>
-          <w:sz w:val="22"/>
-          <w:szCs w:val="22"/>
-        </w:rPr>
-        <w:t>. Acórdão Min. Menezes Direito, DJ de 4.8.2003), ao dobro (</w:t>
-      </w:r>
-      <w:proofErr w:type="spellStart"/>
-      <w:r>
-        <w:rPr>
-          <w:sz w:val="22"/>
-          <w:szCs w:val="22"/>
-        </w:rPr>
-        <w:t>REsp</w:t>
-      </w:r>
-      <w:proofErr w:type="spellEnd"/>
-      <w:r>
-        <w:rPr>
-          <w:sz w:val="22"/>
-          <w:szCs w:val="22"/>
-        </w:rPr>
-        <w:t xml:space="preserve"> n. 1.036.818, Terceira Turma, minha relatoria, DJe de 20.6.2008) ou ao triplo (</w:t>
-      </w:r>
-      <w:proofErr w:type="spellStart"/>
-      <w:r>
-        <w:rPr>
-          <w:sz w:val="22"/>
-          <w:szCs w:val="22"/>
-        </w:rPr>
-        <w:t>REsp</w:t>
-      </w:r>
-      <w:proofErr w:type="spellEnd"/>
-      <w:r>
-        <w:rPr>
-          <w:sz w:val="22"/>
-          <w:szCs w:val="22"/>
-        </w:rPr>
-        <w:t xml:space="preserve"> n. 971.853-RS, Quarta Turma, Min. Pádua Ribeiro, DJ de 24.9.2007) da média. Todavia, esta perquirição acerca da abusividade não é estanque, o que impossibilita a adoção de critérios genéricos e universais. A taxa média de mercado, divulgada pelo Banco Central, constitui um valioso referencial, mas cabe somente ao juiz, no exame das peculiaridades do caso concreto, avaliar se os juros contratados foram ou não abusivos”. (</w:t>
-      </w:r>
-      <w:proofErr w:type="spellStart"/>
-      <w:r>
-        <w:rPr>
-          <w:sz w:val="22"/>
-          <w:szCs w:val="22"/>
-        </w:rPr>
-        <w:t>REsp</w:t>
-      </w:r>
-      <w:proofErr w:type="spellEnd"/>
-      <w:r>
-        <w:rPr>
-          <w:sz w:val="22"/>
-          <w:szCs w:val="22"/>
-        </w:rPr>
-        <w:t xml:space="preserve"> 1061530/RS, rel. Min. Nancy </w:t>
-      </w:r>
-      <w:proofErr w:type="spellStart"/>
-      <w:r>
-        <w:rPr>
-          <w:sz w:val="22"/>
-          <w:szCs w:val="22"/>
-        </w:rPr>
-        <w:t>Andrighi</w:t>
-      </w:r>
-      <w:proofErr w:type="spellEnd"/>
-      <w:r>
-        <w:rPr>
-          <w:sz w:val="22"/>
-          <w:szCs w:val="22"/>
-        </w:rPr>
-        <w:t>, Segunda Seção, j. 22-10-2008).</w:t>
-      </w:r>
-    </w:p>
-    <w:p>
-      <w:pPr>
-        <w:rPr>
-          <w:u w:val="single"/>
-        </w:rPr>
-      </w:pPr>
-    </w:p>
-    <w:p>
-      <w:pPr>
-        <w:rPr>
-          <w:u w:val="single"/>
-        </w:rPr>
-      </w:pPr>
-      <w:r>
-        <w:rPr>
-          <w:b/>
-          <w:bCs/>
-        </w:rPr>
-        <w:t>No caso em análise, a</w:t>
-      </w:r>
-      <w:r>
-        <w:rPr>
-          <w:b/>
-          <w:bCs/>
-        </w:rPr>
-        <w:t>s</w:t>
-      </w:r>
-      <w:r>
-        <w:rPr>
-          <w:b/>
-          <w:bCs/>
-        </w:rPr>
-        <w:t xml:space="preserve"> taxa</w:t>
-      </w:r>
-      <w:r>
-        <w:rPr>
-          <w:b/>
-          <w:bCs/>
-        </w:rPr>
-        <w:t>s</w:t>
-      </w:r>
-      <w:r>
-        <w:rPr>
-          <w:b/>
-          <w:bCs/>
-        </w:rPr>
-        <w:t xml:space="preserve"> de juros cobrada</w:t>
-      </w:r>
-      <w:r>
-        <w:rPr>
-          <w:b/>
-          <w:bCs/>
-        </w:rPr>
-        <w:t>s</w:t>
-      </w:r>
-      <w:r>
-        <w:rPr>
-          <w:b/>
-          <w:bCs/>
-        </w:rPr>
-        <w:t xml:space="preserve"> pela instituição requerida alcança</w:t>
-      </w:r>
-      <w:r>
-        <w:rPr>
-          <w:b/>
-          <w:bCs/>
-        </w:rPr>
-        <w:t>m</w:t>
-      </w:r>
-      <w:r>
-        <w:rPr>
-          <w:b/>
-          <w:bCs/>
-        </w:rPr>
-        <w:t xml:space="preserve"> patamares muito superiores aos praticados no mercado financeiro.</w:t>
-      </w:r>
-      <w:r>
-        <w:t xml:space="preserve"> Conforme comprovado documentalmente, a taxa média de juros em </w:t>
-      </w:r>
-      <w:r>
-        <w:rPr>
-          <w:color w:val="000000" w:themeColor="text1"/>
-        </w:rPr>
-        <w:t>{{</w:t>
-      </w:r>
-      <w:r>
-        <w:rPr>
-          <w:color w:val="000000" w:themeColor="text1"/>
-        </w:rPr>
-        <w:t>emprestimos_0_data</w:t>
-      </w:r>
-      <w:proofErr w:type="gramStart"/>
-      <w:r>
-        <w:rPr>
-          <w:color w:val="000000" w:themeColor="text1"/>
-        </w:rPr>
-        <w:t>}}</w:t>
-      </w:r>
-      <w:r>
-        <w:rPr>
-          <w:color w:val="000000" w:themeColor="text1"/>
-        </w:rPr>
-        <w:t xml:space="preserve"> </w:t>
-      </w:r>
-      <w:r>
-        <w:rPr>
-          <w:color w:val="000000" w:themeColor="text1"/>
-        </w:rPr>
-        <w:t xml:space="preserve"> </w:t>
-      </w:r>
-      <w:r>
-        <w:t>foi</w:t>
-      </w:r>
-      <w:proofErr w:type="gramEnd"/>
-      <w:r>
-        <w:t xml:space="preserve"> de </w:t>
-      </w:r>
-      <w:r>
-        <w:t>{{</w:t>
-      </w:r>
-      <w:r>
-        <w:t>emprestimos_0_taxa_media</w:t>
-      </w:r>
-      <w:r>
-        <w:t>}}</w:t>
-      </w:r>
-      <w:r>
-        <w:t>% a.m.</w:t>
-      </w:r>
-      <w:r>
-        <w:t xml:space="preserve"> e em </w:t>
-      </w:r>
-      <w:r>
-        <w:rPr>
-          <w:color w:val="000000" w:themeColor="text1"/>
-        </w:rPr>
-        <w:t>{{emprestimos_</w:t>
-      </w:r>
-      <w:r>
-        <w:rPr>
-          <w:color w:val="000000" w:themeColor="text1"/>
-        </w:rPr>
-        <w:t>1</w:t>
-      </w:r>
-      <w:r>
-        <w:rPr>
-          <w:color w:val="000000" w:themeColor="text1"/>
-        </w:rPr>
-        <w:t xml:space="preserve">_data}}  </w:t>
-      </w:r>
-      <w:r>
-        <w:t>foi de {{emprestimos_</w:t>
-      </w:r>
-      <w:r>
-        <w:t>1</w:t>
-      </w:r>
-      <w:r>
-        <w:t>_taxa_media}}% a.m.</w:t>
-      </w:r>
-      <w:r>
-        <w:t>, enquanto a taxa de juros mensal informada pela instituição req</w:t>
-      </w:r>
-      <w:r>
-        <w:t xml:space="preserve">uerida </w:t>
-      </w:r>
-      <w:r>
-        <w:t xml:space="preserve">fora de </w:t>
-      </w:r>
-      <w:r>
-        <w:t xml:space="preserve">{{emprestimos_0_taxa}}% </w:t>
-      </w:r>
-      <w:r>
-        <w:t>ao mês</w:t>
-      </w:r>
-      <w:r>
-        <w:t xml:space="preserve"> para o contrato 1 e </w:t>
-      </w:r>
-      <w:r>
-        <w:t>{{emprestimos_</w:t>
-      </w:r>
-      <w:r>
-        <w:t>1</w:t>
-      </w:r>
-      <w:r>
-        <w:t>_taxa}}% ao mês</w:t>
-      </w:r>
-      <w:r>
-        <w:t xml:space="preserve"> para o contrato 2</w:t>
-      </w:r>
-      <w:r>
-        <w:t>!</w:t>
-      </w:r>
-    </w:p>
-    <w:p>
-      <w:pPr>
-        <w:ind w:firstLine="2268"/>
-        <w:rPr>
-          <w:u w:val="single"/>
-        </w:rPr>
-      </w:pPr>
-    </w:p>
-    <w:p>
-      <w:pPr>
-        <w:rPr>
-          <w:u w:val="single"/>
-        </w:rPr>
-      </w:pPr>
+        <w:t xml:space="preserve"> e Rodolfo Pamplona Filho (Novo Curso de Direito Civil, Volume II), “a boa-fé objetiva exige que as partes não só tenham um comportamento ético, mas também que não exerçam seus direitos de forma excessivamente gravosa ao outro contratante”.</w:t>
+      </w:r>
+    </w:p>
+    <w:p>
       <w:r>
         <w:lastRenderedPageBreak/>
-        <w:t xml:space="preserve">Tal discrepância de valores é evidência clara de abusividade na fixação das taxas de juros cobradas pela requerida, o que viola o princípio da boa-fé objetiva, previsto no artigo 422 do Código Civil. Conforme leciona Pablo </w:t>
-      </w:r>
-      <w:proofErr w:type="spellStart"/>
-      <w:r>
-        <w:t>Stolze</w:t>
-      </w:r>
-      <w:proofErr w:type="spellEnd"/>
-      <w:r>
-        <w:t xml:space="preserve"> </w:t>
-      </w:r>
-      <w:proofErr w:type="spellStart"/>
-      <w:r>
-        <w:t>Gagliano</w:t>
-      </w:r>
-      <w:proofErr w:type="spellEnd"/>
-      <w:r>
-        <w:t xml:space="preserve"> e Rodolfo Pamplona Filho (Novo Curso de Direito Civil, Volume II), “a boa-fé objetiva exige que as partes não só tenham um comportamento ético, mas também que não exerçam seus direitos de forma excessivamente gravosa ao outro contratante”.</w:t>
-      </w:r>
-    </w:p>
-    <w:p>
-      <w:r>
         <w:t>Diante do exposto, é imprescindível a revisão judicial dos contratos firmados entre as partes, de modo a adequar as taxas de juros cobradas à</w:t>
       </w:r>
       <w:r>
@@ -3345,39 +3104,35 @@
     <w:p/>
     <w:p>
       <w:r>
-        <w:t xml:space="preserve">Nos termos do artigo 42, parágrafo único, do Código de Defesa do Consumidor (CDC), o consumidor cobrado em quantia indevida tem direito à repetição do indébito, por valor igual ao dobro do que </w:t>
-      </w:r>
-      <w:r>
+        <w:t>Nos termos do artigo 42, parágrafo único, do Código de Defesa do Consumidor (CDC), o consumidor cobrado em quantia indevida tem direito à repetição do indébito, por valor igual ao dobro do que pagou em excesso, acrescido de correção monetária e juros legais, salvo engano justificável. Tal dispositivo visa coibir práticas abusivas, assegurando ao consumidor a restituição integral dos valores pagos indevidamente, com sanção suficiente para desestimular novas condutas lesivas por parte dos fornecedores.</w:t>
+      </w:r>
+    </w:p>
+    <w:p>
+      <w:pPr>
+        <w:rPr>
+          <w:b/>
+          <w:bCs/>
+        </w:rPr>
+      </w:pPr>
+      <w:r>
+        <w:rPr>
+          <w:b/>
+          <w:bCs/>
+        </w:rPr>
+        <w:t xml:space="preserve">No presente caso, não há qualquer margem para se alegar “engano justificável”. A cobrança excessiva decorre da aplicação de taxas de juros visivelmente superiores às médias de mercado, em contratos </w:t>
+      </w:r>
+      <w:r>
+        <w:rPr>
+          <w:b/>
+          <w:bCs/>
+        </w:rPr>
         <w:lastRenderedPageBreak/>
-        <w:t>pagou em excesso, acrescido de correção monetária e juros legais, salvo engano justificável. Tal dispositivo visa coibir práticas abusivas, assegurando ao consumidor a restituição integral dos valores pagos indevidamente, com sanção suficiente para desestimular novas condutas lesivas por parte dos fornecedores.</w:t>
-      </w:r>
-    </w:p>
-    <w:p>
-      <w:pPr>
-        <w:rPr>
-          <w:b/>
-          <w:bCs/>
-        </w:rPr>
-      </w:pPr>
-      <w:r>
-        <w:rPr>
-          <w:b/>
-          <w:bCs/>
-        </w:rPr>
-        <w:t xml:space="preserve">No presente caso, não há qualquer margem para se alegar “engano justificável”. A cobrança excessiva decorre da aplicação de taxas de juros visivelmente superiores às médias de mercado, em contratos destinados a consumidor notoriamente hipossuficiente, o que revela não apenas uma concessão questionável de análise de crédito, mas sim uma estratégia deliberada e recorrente de atuação por parte da instituição financeira. </w:t>
-      </w:r>
-    </w:p>
-    <w:p>
-      <w:r>
-        <w:t xml:space="preserve">Trata-se de conduta premeditada, inserida no próprio modelo de negócio dos bancos, que assumem o risco de </w:t>
-      </w:r>
-      <w:proofErr w:type="spellStart"/>
-      <w:r>
-        <w:t>judicialização</w:t>
-      </w:r>
-      <w:proofErr w:type="spellEnd"/>
-      <w:r>
-        <w:t xml:space="preserve"> e mesmo assim mantêm a prática, porque ela se revela economicamente vantajosa — bastando que uma parcela </w:t>
+        <w:t xml:space="preserve">destinados a consumidor notoriamente hipossuficiente, o que revela não apenas uma concessão questionável de análise de crédito, mas sim uma estratégia deliberada e recorrente de atuação por parte da instituição financeira. </w:t>
+      </w:r>
+    </w:p>
+    <w:p>
+      <w:r>
+        <w:t xml:space="preserve">Trata-se de conduta premeditada, inserida no próprio modelo de negócio dos bancos, que assumem o risco de judicialização e mesmo assim mantêm a prática, porque ela se revela economicamente vantajosa — bastando que uma parcela </w:t>
       </w:r>
       <w:r>
         <w:t>não vultuosa</w:t>
@@ -3410,16 +3165,7 @@
           <w:bCs/>
           <w:u w:val="single"/>
         </w:rPr>
-        <w:t xml:space="preserve">não é necessário comprovar dolo ou má-fé para que seja </w:t>
-      </w:r>
-      <w:r>
-        <w:rPr>
-          <w:b/>
-          <w:bCs/>
-          <w:u w:val="single"/>
-        </w:rPr>
-        <w:lastRenderedPageBreak/>
-        <w:t>reconhecido o direito à devolução dobrada dos valores cobrados indevidamente. Basta a violação à boa-fé objetiva</w:t>
+        <w:t>não é necessário comprovar dolo ou má-fé para que seja reconhecido o direito à devolução dobrada dos valores cobrados indevidamente. Basta a violação à boa-fé objetiva</w:t>
       </w:r>
       <w:r>
         <w:rPr>
@@ -3494,6 +3240,7 @@
           <w:sz w:val="22"/>
           <w:szCs w:val="22"/>
         </w:rPr>
+        <w:lastRenderedPageBreak/>
         <w:t xml:space="preserve">“A repetição em dobro, prevista no parágrafo único do art. 42 do Código de Defesa do Consumidor, é </w:t>
       </w:r>
       <w:r>
@@ -3506,123 +3253,99 @@
           <w:szCs w:val="22"/>
           <w:u w:val="single"/>
         </w:rPr>
-        <w:t xml:space="preserve">cabível quando a cobrança indevida consubstanciar conduta contrária à boa-fé objetiva, ou seja, deve ocorrer independentemente da natureza do elemento </w:t>
-      </w:r>
-      <w:proofErr w:type="gramStart"/>
-      <w:r>
-        <w:rPr>
-          <w:b/>
-          <w:bCs/>
+        <w:t>cabível quando a cobrança indevida consubstanciar conduta contrária à boa-fé objetiva, ou seja, deve ocorrer independentemente da natureza do elemento volitivo</w:t>
+      </w:r>
+      <w:r>
+        <w:rPr>
           <w:i/>
           <w:iCs/>
           <w:sz w:val="22"/>
           <w:szCs w:val="22"/>
-          <w:u w:val="single"/>
-        </w:rPr>
-        <w:t>volitivo</w:t>
-      </w:r>
-      <w:r>
+        </w:rPr>
+        <w:t>.”</w:t>
+      </w:r>
+    </w:p>
+    <w:p>
+      <w:pPr>
+        <w:ind w:left="2268" w:firstLine="0"/>
+        <w:rPr>
+          <w:sz w:val="22"/>
+          <w:szCs w:val="22"/>
+        </w:rPr>
+      </w:pPr>
+    </w:p>
+    <w:p>
+      <w:r>
+        <w:t>O STJ, inclusive, ao modular os efeitos da decisão nos termos do artigo 927, § 3º, do Código de Processo Civil, esclareceu que tal entendimento aplica-se a cobranças realizadas após a publicação do acórdão, o que abrange o presente caso.</w:t>
+      </w:r>
+    </w:p>
+    <w:p>
+      <w:r>
+        <w:t xml:space="preserve">A doutrina também é clara ao delimitar o conceito </w:t>
+      </w:r>
+      <w:r>
+        <w:t>da</w:t>
+      </w:r>
+      <w:r>
+        <w:t xml:space="preserve"> boa-fé objetiva</w:t>
+      </w:r>
+      <w:r>
+        <w:t xml:space="preserve"> nas relações obrigacionais</w:t>
+      </w:r>
+      <w:r>
+        <w:t xml:space="preserve">. Como leciona </w:t>
+      </w:r>
+      <w:r>
+        <w:rPr>
+          <w:b/>
+          <w:bCs/>
+        </w:rPr>
+        <w:t>Maria Helena Diniz</w:t>
+      </w:r>
+      <w:r>
+        <w:t>:</w:t>
+      </w:r>
+    </w:p>
+    <w:p/>
+    <w:p>
+      <w:pPr>
+        <w:ind w:left="2268" w:firstLine="0"/>
         <w:rPr>
           <w:i/>
           <w:iCs/>
           <w:sz w:val="22"/>
           <w:szCs w:val="22"/>
         </w:rPr>
-        <w:t>.”</w:t>
-      </w:r>
-      <w:proofErr w:type="gramEnd"/>
-    </w:p>
-    <w:p>
-      <w:pPr>
-        <w:ind w:left="2268" w:firstLine="0"/>
-        <w:rPr>
-          <w:sz w:val="22"/>
-          <w:szCs w:val="22"/>
-        </w:rPr>
-      </w:pPr>
-    </w:p>
-    <w:p>
-      <w:r>
-        <w:t>O STJ, inclusive, ao modular os efeitos da decisão nos termos do artigo 927, § 3º, do Código de Processo Civil, esclareceu que tal entendimento aplica-se a cobranças realizadas após a publicação do acórdão, o que abrange o presente caso.</w:t>
-      </w:r>
-    </w:p>
-    <w:p>
-      <w:r>
-        <w:t xml:space="preserve">A doutrina também é clara ao delimitar o conceito </w:t>
-      </w:r>
-      <w:r>
-        <w:t>da</w:t>
-      </w:r>
-      <w:r>
-        <w:t xml:space="preserve"> boa-fé objetiva</w:t>
-      </w:r>
-      <w:r>
-        <w:t xml:space="preserve"> nas relações obrigacionais</w:t>
-      </w:r>
-      <w:r>
-        <w:t xml:space="preserve">. Como leciona </w:t>
-      </w:r>
-      <w:r>
-        <w:rPr>
-          <w:b/>
-          <w:bCs/>
-        </w:rPr>
-        <w:t>Maria Helena Diniz</w:t>
-      </w:r>
-      <w:r>
-        <w:t>:</w:t>
-      </w:r>
-    </w:p>
-    <w:p/>
-    <w:p>
-      <w:pPr>
-        <w:ind w:left="2268" w:firstLine="0"/>
+      </w:pPr>
+      <w:r>
         <w:rPr>
           <w:i/>
           <w:iCs/>
           <w:sz w:val="22"/>
           <w:szCs w:val="22"/>
         </w:rPr>
-      </w:pPr>
-      <w:r>
-        <w:rPr>
+        <w:t xml:space="preserve">“Segundo esse princípio, </w:t>
+      </w:r>
+      <w:r>
+        <w:rPr>
+          <w:b/>
+          <w:bCs/>
           <w:i/>
           <w:iCs/>
           <w:sz w:val="22"/>
           <w:szCs w:val="22"/>
-        </w:rPr>
-        <w:t xml:space="preserve">“Segundo esse princípio, </w:t>
-      </w:r>
-      <w:r>
-        <w:rPr>
-          <w:b/>
-          <w:bCs/>
+          <w:u w:val="single"/>
+        </w:rPr>
+        <w:t>na interpretação do contrato, é preciso ater-se mais a intenção do que o sentido literal da linguagem, e, em prol do interesse social de segurança das relações jurídicas</w:t>
+      </w:r>
+      <w:r>
+        <w:rPr>
           <w:i/>
           <w:iCs/>
           <w:sz w:val="22"/>
           <w:szCs w:val="22"/>
-          <w:u w:val="single"/>
-        </w:rPr>
-        <w:t>na interpretação do contrato, é preciso ater-se mais a intenção do que o sentido literal da linguagem, e, em prol do interesse social de segurança das relações jurídicas</w:t>
-      </w:r>
-      <w:r>
-        <w:rPr>
-          <w:i/>
-          <w:iCs/>
-          <w:sz w:val="22"/>
-          <w:szCs w:val="22"/>
-        </w:rPr>
-        <w:t xml:space="preserve">, as partes </w:t>
-      </w:r>
-      <w:r>
-        <w:rPr>
-          <w:i/>
-          <w:iCs/>
-          <w:sz w:val="22"/>
-          <w:szCs w:val="22"/>
-        </w:rPr>
-        <w:lastRenderedPageBreak/>
-        <w:t>deverão agir com lealdade e confiança recíprocas, auxiliando-se mutuamente na formação e na execução do contrato. Daí está ligado ao princípio da probidade. (DINIZ, Maria Helena. Curso de direito civil brasileiro. Teria das Obrigações Contratuais e Extracontratuais. 24˚ ed. São Paulo: Saraiva, 2008. v.3.).</w:t>
+        </w:rPr>
+        <w:t>, as partes deverão agir com lealdade e confiança recíprocas, auxiliando-se mutuamente na formação e na execução do contrato. Daí está ligado ao princípio da probidade. (DINIZ, Maria Helena. Curso de direito civil brasileiro. Teria das Obrigações Contratuais e Extracontratuais. 24˚ ed. São Paulo: Saraiva, 2008. v.3.).</w:t>
       </w:r>
     </w:p>
     <w:p/>
@@ -3649,6 +3372,7 @@
         <w:t xml:space="preserve"> </w:t>
       </w:r>
       <w:r>
+        <w:lastRenderedPageBreak/>
         <w:t xml:space="preserve">Ao contrário, trata-se de verdadeira afronta ao dever de lealdade e ao princípio da função social do contrato, especialmente quando se observa que a prática reiterada da cobrança de juros muito acima da média de mercado atinge justamente os consumidores mais frágeis e vulneráveis — pessoas pobres, idosas, aposentadas e hipossuficientes, para quem a contratação de crédito pessoal </w:t>
       </w:r>
       <w:r>
@@ -3678,15 +3402,7 @@
         <w:t xml:space="preserve"> – em sua maioria pessoas pobres, idosas, hipossuficientes e vulneráveis</w:t>
       </w:r>
       <w:r>
-        <w:t xml:space="preserve">, mas um ataque estrutural à própria sociedade, pois promove e amplia o ciclo de </w:t>
-      </w:r>
-      <w:proofErr w:type="spellStart"/>
-      <w:r>
-        <w:t>superendividamento</w:t>
-      </w:r>
-      <w:proofErr w:type="spellEnd"/>
-      <w:r>
-        <w:t xml:space="preserve"> em massa, o que compromete o mínimo existencial de milhares de pessoas. Essa postura, evidentemente, não se coaduna com a boa-fé objetiva e, por isso, impõe-se o reconhecimento do direito à repetição do indébito, em dobro.</w:t>
+        <w:t>, mas um ataque estrutural à própria sociedade, pois promove e amplia o ciclo de superendividamento em massa, o que compromete o mínimo existencial de milhares de pessoas. Essa postura, evidentemente, não se coaduna com a boa-fé objetiva e, por isso, impõe-se o reconhecimento do direito à repetição do indébito, em dobro.</w:t>
       </w:r>
     </w:p>
     <w:p>
@@ -3694,7 +3410,6 @@
         <w:rPr>
           <w:highlight w:val="yellow"/>
         </w:rPr>
-        <w:lastRenderedPageBreak/>
         <w:t xml:space="preserve">Portanto, pleiteia, a parte autora, a devolução dos valores equivalentes a diferença dos valores que seriam pagos pela parte requerente, subtraídos pelo valor correspondente ao total que pagaria com a adequação das taxas de juros à média de mercado, multiplicado por dois, sendo devidos assim a restituição de </w:t>
       </w:r>
       <w:r>
@@ -3778,6 +3493,7 @@
         </w:numPr>
       </w:pPr>
       <w:r>
+        <w:lastRenderedPageBreak/>
         <w:t>DANO MORAL</w:t>
       </w:r>
     </w:p>
@@ -3863,27 +3579,7 @@
           <w:i/>
           <w:iCs/>
         </w:rPr>
-        <w:t xml:space="preserve">A conduta da instituição financeira ré, ao impor taxas de juros tão exorbitantes sob o conveniente pretexto genérico de “negócio de risco” gera um ciclo perverso de </w:t>
-      </w:r>
-      <w:proofErr w:type="spellStart"/>
-      <w:r>
-        <w:rPr>
-          <w:b/>
-          <w:bCs/>
-          <w:i/>
-          <w:iCs/>
-        </w:rPr>
-        <w:t>superendividamento</w:t>
-      </w:r>
-      <w:proofErr w:type="spellEnd"/>
-      <w:r>
-        <w:rPr>
-          <w:b/>
-          <w:bCs/>
-          <w:i/>
-          <w:iCs/>
-        </w:rPr>
-        <w:t>, no qual o consumidor, incapaz de honrar seus compromissos com base em sua renda mensal, vê-se forçado a contrair novos empréstimos para cobrir dívidas anteriores e custear despesas básicas de sobrevivência.</w:t>
+        <w:t>A conduta da instituição financeira ré, ao impor taxas de juros tão exorbitantes sob o conveniente pretexto genérico de “negócio de risco” gera um ciclo perverso de superendividamento, no qual o consumidor, incapaz de honrar seus compromissos com base em sua renda mensal, vê-se forçado a contrair novos empréstimos para cobrir dívidas anteriores e custear despesas básicas de sobrevivência.</w:t>
       </w:r>
       <w:r>
         <w:t xml:space="preserve"> </w:t>
@@ -3894,304 +3590,265 @@
           <w:iCs/>
           <w:u w:val="single"/>
         </w:rPr>
-        <w:t xml:space="preserve">Essa espiral </w:t>
-      </w:r>
-      <w:r>
-        <w:rPr>
+        <w:t>Essa espiral compromete não apenas sua dignidade, mas também seu mínimo existencial, além de afetar a sociedade como um todo, razão pela qual a condenação se mostra necessária para coibir a perpetuação de práticas abusivas no mercado financeiro.</w:t>
+      </w:r>
+    </w:p>
+    <w:p>
+      <w:r>
+        <w:t xml:space="preserve">Nessa égide, entendemos ser completamente inaplicável o entendimento de que a conduta pensada, calculada e </w:t>
+      </w:r>
+      <w:r>
+        <w:lastRenderedPageBreak/>
+        <w:t>conscientemente aplicada pela ré causou à parte autora “mero aborrecimento do cotidiano”.</w:t>
+      </w:r>
+    </w:p>
+    <w:p>
+      <w:r>
+        <w:t>Ora, a imposição de juros exorbitantes sem a devida análise e responsabilidade na concessão do crédito, por certo, contribuiu para que a parte requerente fosse colocada em uma situação de superendividamento escancarado</w:t>
+      </w:r>
+      <w:r>
+        <w:t xml:space="preserve">, </w:t>
+      </w:r>
+      <w:r>
+        <w:t>vez que a instituição financeira,</w:t>
+      </w:r>
+      <w:r>
+        <w:t xml:space="preserve"> ao liberar, sem qualquer cuidado, os referidos empréstimos</w:t>
+      </w:r>
+      <w:r>
+        <w:t>,</w:t>
+      </w:r>
+      <w:r>
+        <w:t xml:space="preserve"> </w:t>
+      </w:r>
+      <w:r>
+        <w:t>comprometeu {{comprometimento}}</w:t>
+      </w:r>
+      <w:r>
+        <w:t xml:space="preserve"> de uma renda </w:t>
+      </w:r>
+      <w:r>
+        <w:t xml:space="preserve">de </w:t>
+      </w:r>
+      <w:r>
+        <w:t>{{</w:t>
+      </w:r>
+      <w:proofErr w:type="spellStart"/>
+      <w:r>
+        <w:t>renda_mensal</w:t>
+      </w:r>
+      <w:proofErr w:type="spellEnd"/>
+      <w:r>
+        <w:t>}}</w:t>
+      </w:r>
+      <w:r>
+        <w:t>.</w:t>
+      </w:r>
+    </w:p>
+    <w:p>
+      <w:pPr>
+        <w:rPr>
+          <w:bCs/>
+        </w:rPr>
+      </w:pPr>
+      <w:r>
+        <w:rPr>
+          <w:bCs/>
+        </w:rPr>
+        <w:t>Isso equivale a dizer que a parte requerente</w:t>
+      </w:r>
+      <w:r>
+        <w:rPr>
+          <w:bCs/>
+        </w:rPr>
+        <w:t xml:space="preserve"> </w:t>
+      </w:r>
+      <w:r>
+        <w:rPr>
+          <w:bCs/>
+        </w:rPr>
+        <w:t>possui para sua subsistência</w:t>
+      </w:r>
+      <w:r>
+        <w:rPr>
+          <w:bCs/>
+        </w:rPr>
+        <w:t xml:space="preserve"> </w:t>
+      </w:r>
+      <w:r>
+        <w:rPr>
+          <w:bCs/>
+        </w:rPr>
+        <w:t>{{</w:t>
+      </w:r>
+      <w:proofErr w:type="spellStart"/>
+      <w:r>
+        <w:rPr>
+          <w:bCs/>
+        </w:rPr>
+        <w:t>valor_liquido</w:t>
+      </w:r>
+      <w:proofErr w:type="spellEnd"/>
+      <w:r>
+        <w:rPr>
+          <w:bCs/>
+        </w:rPr>
+        <w:t>}}</w:t>
+      </w:r>
+      <w:r>
+        <w:rPr>
+          <w:bCs/>
+        </w:rPr>
+        <w:t xml:space="preserve"> por mês, cerca de </w:t>
+      </w:r>
+      <w:r>
+        <w:rPr>
+          <w:bCs/>
+        </w:rPr>
+        <w:t>{</w:t>
+      </w:r>
+      <w:r>
+        <w:rPr>
+          <w:bCs/>
+        </w:rPr>
+        <w:t>{</w:t>
+      </w:r>
+      <w:proofErr w:type="spellStart"/>
+      <w:r>
+        <w:rPr>
+          <w:bCs/>
+        </w:rPr>
+        <w:t>diario</w:t>
+      </w:r>
+      <w:proofErr w:type="spellEnd"/>
+      <w:r>
+        <w:rPr>
+          <w:bCs/>
+        </w:rPr>
+        <w:t>}}</w:t>
+      </w:r>
+      <w:r>
+        <w:rPr>
+          <w:bCs/>
+        </w:rPr>
+        <w:t xml:space="preserve"> </w:t>
+      </w:r>
+      <w:r>
+        <w:rPr>
+          <w:bCs/>
+        </w:rPr>
+        <w:t>por</w:t>
+      </w:r>
+      <w:r>
+        <w:rPr>
+          <w:bCs/>
+        </w:rPr>
+        <w:t xml:space="preserve"> dia! </w:t>
+      </w:r>
+    </w:p>
+    <w:p>
+      <w:r>
+        <w:t xml:space="preserve">Nessa esteira, </w:t>
+      </w:r>
+      <w:r>
+        <w:rPr>
+          <w:b/>
+          <w:bCs/>
+        </w:rPr>
+        <w:t>a imposição de juros exorbitantes ao consumidor, pobre, pessoa simples, hipossuficiente na relação jurídica, e, portanto, HIPERVULNERÁVEL, extrapola o mero aborrecimento cotidiano.</w:t>
+      </w:r>
+    </w:p>
+    <w:p>
+      <w:pPr>
+        <w:rPr>
+          <w:u w:val="single"/>
+        </w:rPr>
+      </w:pPr>
+      <w:r>
+        <w:rPr>
+          <w:u w:val="single"/>
+        </w:rPr>
+        <w:t>Ainda, eventual alegação de que foi firmado o instrumento contratual espontaneamente pela parte autora não é suficiente para elidir a responsabilidade pelos danos morais, uma vez que, conforme já abordado, tal contrato foi contrário ao princípio da boa-fé objetiva.</w:t>
+      </w:r>
+    </w:p>
+    <w:p>
+      <w:r>
+        <w:t xml:space="preserve">Além dos argumentos lançados supra, é patente a necessidade de imposição de condenação por danos morais também com </w:t>
+      </w:r>
+      <w:r>
+        <w:rPr>
+          <w:b/>
+          <w:bCs/>
           <w:i/>
           <w:iCs/>
           <w:u w:val="single"/>
         </w:rPr>
-        <w:lastRenderedPageBreak/>
-        <w:t>compromete não apenas sua dignidade, mas também seu mínimo existencial, além de afetar a sociedade como um todo, razão pela qual a condenação se mostra necessária para coibir a perpetuação de práticas abusivas no mercado financeiro.</w:t>
-      </w:r>
-    </w:p>
-    <w:p>
-      <w:r>
-        <w:t>Nessa égide, entendemos ser completamente inaplicável o entendimento de que a conduta pensada, calculada e conscientemente aplicada pela ré causou à parte autora “mero aborrecimento do cotidiano”.</w:t>
-      </w:r>
-    </w:p>
-    <w:p>
-      <w:r>
-        <w:t xml:space="preserve">Ora, a imposição de juros exorbitantes sem a devida análise e responsabilidade na concessão do crédito, por certo, contribuiu para que a parte requerente fosse colocada em uma situação de </w:t>
+        <w:t>caráter pedagógico</w:t>
+      </w:r>
+      <w:r>
+        <w:rPr>
+          <w:b/>
+          <w:bCs/>
+          <w:u w:val="single"/>
+        </w:rPr>
+        <w:t>, a fim de que</w:t>
+      </w:r>
+      <w:r>
+        <w:rPr>
+          <w:b/>
+          <w:bCs/>
+          <w:u w:val="single"/>
+        </w:rPr>
+        <w:t xml:space="preserve"> as</w:t>
+      </w:r>
+      <w:r>
+        <w:rPr>
+          <w:b/>
+          <w:bCs/>
+          <w:u w:val="single"/>
+        </w:rPr>
+        <w:t xml:space="preserve"> instituições financeiras cessem a prática reiterada de impor juros exorbitantes a consumidores </w:t>
       </w:r>
       <w:proofErr w:type="spellStart"/>
       <w:r>
-        <w:t>superendividamento</w:t>
+        <w:rPr>
+          <w:b/>
+          <w:bCs/>
+          <w:u w:val="single"/>
+        </w:rPr>
+        <w:t>hipervulneráveis</w:t>
       </w:r>
       <w:proofErr w:type="spellEnd"/>
       <w:r>
-        <w:t xml:space="preserve"> escancarado</w:t>
-      </w:r>
-      <w:r>
-        <w:t xml:space="preserve">, </w:t>
-      </w:r>
-      <w:r>
-        <w:t>vez que a instituição financeira,</w:t>
-      </w:r>
-      <w:r>
-        <w:t xml:space="preserve"> ao liberar, sem qualquer cuidado, os referidos empréstimos</w:t>
-      </w:r>
-      <w:r>
-        <w:t>,</w:t>
+        <w:rPr>
+          <w:b/>
+          <w:bCs/>
+          <w:u w:val="single"/>
+        </w:rPr>
+        <w:t xml:space="preserve"> (abusividade).</w:t>
       </w:r>
       <w:r>
         <w:t xml:space="preserve"> </w:t>
       </w:r>
-      <w:r>
-        <w:t>comprometeu {{comprometimento}}</w:t>
-      </w:r>
-      <w:r>
-        <w:t xml:space="preserve"> de uma renda </w:t>
-      </w:r>
-      <w:r>
-        <w:t xml:space="preserve">de </w:t>
-      </w:r>
-      <w:r>
-        <w:t>{{</w:t>
-      </w:r>
-      <w:proofErr w:type="spellStart"/>
-      <w:r>
-        <w:t>renda_mensal</w:t>
-      </w:r>
-      <w:proofErr w:type="spellEnd"/>
-      <w:r>
-        <w:t>}}</w:t>
-      </w:r>
-      <w:r>
-        <w:t>.</w:t>
-      </w:r>
-    </w:p>
-    <w:p>
-      <w:pPr>
-        <w:rPr>
-          <w:bCs/>
-        </w:rPr>
-      </w:pPr>
-      <w:r>
-        <w:rPr>
-          <w:bCs/>
-        </w:rPr>
-        <w:t>Isso equivale a dizer que a parte requerente</w:t>
-      </w:r>
-      <w:r>
-        <w:rPr>
-          <w:bCs/>
-        </w:rPr>
-        <w:t xml:space="preserve"> </w:t>
-      </w:r>
-      <w:r>
-        <w:rPr>
-          <w:bCs/>
-        </w:rPr>
-        <w:t>possui para sua subsistência</w:t>
-      </w:r>
-      <w:r>
-        <w:rPr>
-          <w:bCs/>
-        </w:rPr>
-        <w:t xml:space="preserve"> </w:t>
-      </w:r>
-      <w:r>
-        <w:rPr>
-          <w:bCs/>
-        </w:rPr>
-        <w:t>{{</w:t>
-      </w:r>
-      <w:proofErr w:type="spellStart"/>
-      <w:r>
-        <w:rPr>
-          <w:bCs/>
-        </w:rPr>
-        <w:t>valor_liquido</w:t>
-      </w:r>
-      <w:proofErr w:type="spellEnd"/>
-      <w:r>
-        <w:rPr>
-          <w:bCs/>
-        </w:rPr>
-        <w:t>}}</w:t>
-      </w:r>
-      <w:r>
-        <w:rPr>
-          <w:bCs/>
-        </w:rPr>
-        <w:t xml:space="preserve"> por mês, cerca de </w:t>
-      </w:r>
-      <w:r>
-        <w:rPr>
-          <w:bCs/>
-        </w:rPr>
-        <w:t>{</w:t>
-      </w:r>
-      <w:r>
-        <w:rPr>
-          <w:bCs/>
-        </w:rPr>
-        <w:t>{</w:t>
-      </w:r>
-      <w:proofErr w:type="spellStart"/>
-      <w:r>
-        <w:rPr>
-          <w:bCs/>
-        </w:rPr>
-        <w:t>diario</w:t>
-      </w:r>
-      <w:proofErr w:type="spellEnd"/>
-      <w:r>
-        <w:rPr>
-          <w:bCs/>
-        </w:rPr>
-        <w:t>}}</w:t>
-      </w:r>
-      <w:r>
-        <w:rPr>
-          <w:bCs/>
-        </w:rPr>
-        <w:t xml:space="preserve"> </w:t>
-      </w:r>
-      <w:r>
-        <w:rPr>
-          <w:bCs/>
-        </w:rPr>
-        <w:t>por</w:t>
-      </w:r>
-      <w:r>
-        <w:rPr>
-          <w:bCs/>
-        </w:rPr>
-        <w:t xml:space="preserve"> dia! </w:t>
-      </w:r>
-    </w:p>
-    <w:p>
-      <w:r>
-        <w:t xml:space="preserve">Nessa esteira, </w:t>
-      </w:r>
-      <w:r>
-        <w:rPr>
-          <w:b/>
-          <w:bCs/>
-        </w:rPr>
-        <w:t>a imposição de juros exorbitantes ao consumidor, pobre, pessoa simples, hipossuficiente na relação jurídica, e, portanto, HIPERVULNERÁVEL, extrapola o mero aborrecimento cotidiano.</w:t>
-      </w:r>
-    </w:p>
-    <w:p>
-      <w:pPr>
-        <w:rPr>
-          <w:u w:val="single"/>
-        </w:rPr>
-      </w:pPr>
-      <w:r>
-        <w:rPr>
-          <w:u w:val="single"/>
-        </w:rPr>
-        <w:t xml:space="preserve">Ainda, eventual alegação de que foi firmado o instrumento contratual espontaneamente pela parte autora não é suficiente para </w:t>
-      </w:r>
-      <w:r>
-        <w:rPr>
-          <w:u w:val="single"/>
-        </w:rPr>
-        <w:lastRenderedPageBreak/>
-        <w:t>elidir a responsabilidade pelos danos morais, uma vez que, conforme já abordado, tal contrato foi contrário ao princípio da boa-fé objetiva.</w:t>
-      </w:r>
-    </w:p>
-    <w:p>
-      <w:r>
-        <w:t xml:space="preserve">Além dos argumentos lançados supra, é patente a necessidade de imposição de condenação por danos morais também com </w:t>
-      </w:r>
-      <w:r>
+    </w:p>
+    <w:p>
+      <w:pPr>
         <w:rPr>
           <w:b/>
           <w:bCs/>
           <w:i/>
           <w:iCs/>
-          <w:u w:val="single"/>
-        </w:rPr>
-        <w:t>caráter pedagógico</w:t>
-      </w:r>
-      <w:r>
-        <w:rPr>
-          <w:b/>
-          <w:bCs/>
-          <w:u w:val="single"/>
-        </w:rPr>
-        <w:t>, a fim de que</w:t>
-      </w:r>
-      <w:r>
-        <w:rPr>
-          <w:b/>
-          <w:bCs/>
-          <w:u w:val="single"/>
-        </w:rPr>
-        <w:t xml:space="preserve"> as</w:t>
-      </w:r>
-      <w:r>
-        <w:rPr>
-          <w:b/>
-          <w:bCs/>
-          <w:u w:val="single"/>
-        </w:rPr>
-        <w:t xml:space="preserve"> instituições financeiras cessem a prática reiterada de impor juros exorbitantes a consumidores </w:t>
-      </w:r>
-      <w:proofErr w:type="spellStart"/>
-      <w:r>
-        <w:rPr>
-          <w:b/>
-          <w:bCs/>
-          <w:u w:val="single"/>
-        </w:rPr>
-        <w:t>hipervulneráveis</w:t>
-      </w:r>
-      <w:proofErr w:type="spellEnd"/>
-      <w:r>
-        <w:rPr>
-          <w:b/>
-          <w:bCs/>
-          <w:u w:val="single"/>
-        </w:rPr>
-        <w:t xml:space="preserve"> (abusividade).</w:t>
-      </w:r>
-      <w:r>
-        <w:t xml:space="preserve"> </w:t>
-      </w:r>
-    </w:p>
-    <w:p>
-      <w:pPr>
+        </w:rPr>
+      </w:pPr>
+      <w:r>
         <w:rPr>
           <w:b/>
           <w:bCs/>
           <w:i/>
           <w:iCs/>
         </w:rPr>
-      </w:pPr>
-      <w:r>
-        <w:rPr>
-          <w:b/>
-          <w:bCs/>
-          <w:i/>
-          <w:iCs/>
-        </w:rPr>
-        <w:t xml:space="preserve">Acontece que, conforme citado, a conduta em comento, infelizmente, não constitui um caso isolado, mas sim parte de uma política deliberada de concessão de crédito sem qualquer avaliação real da capacidade de pagamento do consumidor. Tal prática colabora diretamente para a formação e manutenção de um ciclo perverso de </w:t>
-      </w:r>
-      <w:proofErr w:type="spellStart"/>
-      <w:r>
-        <w:rPr>
-          <w:b/>
-          <w:bCs/>
-          <w:i/>
-          <w:iCs/>
-        </w:rPr>
-        <w:t>superendividamento</w:t>
-      </w:r>
-      <w:proofErr w:type="spellEnd"/>
-      <w:r>
-        <w:rPr>
-          <w:b/>
-          <w:bCs/>
-          <w:i/>
-          <w:iCs/>
-        </w:rPr>
-        <w:t>, que aprisiona o indivíduo em sucessivos contratos abusivos, retirando-lhe a autonomia financeira e violando sua dignidade humana.</w:t>
+        <w:lastRenderedPageBreak/>
+        <w:t>Acontece que, conforme citado, a conduta em comento, infelizmente, não constitui um caso isolado, mas sim parte de uma política deliberada de concessão de crédito sem qualquer avaliação real da capacidade de pagamento do consumidor. Tal prática colabora diretamente para a formação e manutenção de um ciclo perverso de superendividamento, que aprisiona o indivíduo em sucessivos contratos abusivos, retirando-lhe a autonomia financeira e violando sua dignidade humana.</w:t>
       </w:r>
     </w:p>
     <w:p>
@@ -4208,7 +3865,6 @@
         <w:rPr>
           <w:noProof/>
         </w:rPr>
-        <w:lastRenderedPageBreak/>
         <w:drawing>
           <wp:inline distT="0" distB="0" distL="0" distR="0" wp14:anchorId="445352EF" wp14:editId="4BA17D81">
             <wp:extent cx="5429250" cy="2411369"/>
@@ -4263,7 +3919,14 @@
         <w:rPr>
           <w:u w:val="single"/>
         </w:rPr>
-        <w:t>Ao impor juros excessivos e desproporcionais a consumidores que já se encontram em situação de vulnerabilidade econômica, a instituição financeira não apenas compromete a renda presente do contratante, mas também deteriora sua possibilidade futura de reorganização financeira, perpetuando a pobreza e dificultando qualquer perspectiva de ascensão social. Trata-se, portanto, de conduta que ofende o princípio da dignidade da pessoa humana.</w:t>
+        <w:t xml:space="preserve">Ao impor juros excessivos e desproporcionais a consumidores que já se encontram em situação de vulnerabilidade econômica, a instituição financeira não apenas compromete a renda presente do </w:t>
+      </w:r>
+      <w:r>
+        <w:rPr>
+          <w:u w:val="single"/>
+        </w:rPr>
+        <w:lastRenderedPageBreak/>
+        <w:t>contratante, mas também deteriora sua possibilidade futura de reorganização financeira, perpetuando a pobreza e dificultando qualquer perspectiva de ascensão social. Trata-se, portanto, de conduta que ofende o princípio da dignidade da pessoa humana.</w:t>
       </w:r>
     </w:p>
     <w:p>
@@ -4288,46 +3951,46 @@
           <w:iCs/>
           <w:u w:val="single"/>
         </w:rPr>
-        <w:t xml:space="preserve">mas transforma o contrato em um verdadeiro instrumento de </w:t>
-      </w:r>
-      <w:r>
+        <w:t>mas transforma o contrato em um verdadeiro instrumento de opressão econômica, incompatível com o sistema de proteção ao consumidor vigente no país.</w:t>
+      </w:r>
+    </w:p>
+    <w:p>
+      <w:r>
+        <w:t xml:space="preserve">Pede-se a licença para trazer transcrição de trecho do Acórdão da </w:t>
+      </w:r>
+      <w:r>
+        <w:t>Apelação Cível nº 1093153-30.2024.8.26.0002</w:t>
+      </w:r>
+      <w:r>
+        <w:t xml:space="preserve">, que tramitou perante a </w:t>
+      </w:r>
+      <w:r>
+        <w:t>15ª Câmara de Direito Privado</w:t>
+      </w:r>
+      <w:r>
+        <w:t xml:space="preserve"> da Comarca de São Paulo e descreveu de maneira precisa a conjuntura ora debatida:</w:t>
+      </w:r>
+    </w:p>
+    <w:p/>
+    <w:p>
+      <w:pPr>
+        <w:ind w:left="2268" w:firstLine="0"/>
         <w:rPr>
           <w:i/>
           <w:iCs/>
-          <w:u w:val="single"/>
-        </w:rPr>
-        <w:lastRenderedPageBreak/>
-        <w:t>opressão econômica, incompatível com o sistema de proteção ao consumidor vigente no país.</w:t>
-      </w:r>
-    </w:p>
-    <w:p>
-      <w:r>
-        <w:t xml:space="preserve">Pede-se a licença para trazer transcrição de trecho do Acórdão da </w:t>
-      </w:r>
-      <w:r>
-        <w:t>Apelação Cível nº 1093153-30.2024.8.26.0002</w:t>
-      </w:r>
-      <w:r>
-        <w:t xml:space="preserve">, que tramitou perante a </w:t>
-      </w:r>
-      <w:r>
-        <w:t>15ª Câmara de Direito Privado</w:t>
-      </w:r>
-      <w:r>
-        <w:t xml:space="preserve"> da Comarca de São Paulo e descreveu de maneira precisa a conjuntura ora debatida:</w:t>
-      </w:r>
-    </w:p>
-    <w:p/>
-    <w:p>
-      <w:pPr>
-        <w:ind w:left="2268" w:firstLine="0"/>
+          <w:sz w:val="22"/>
+          <w:szCs w:val="22"/>
+        </w:rPr>
+      </w:pPr>
+      <w:r>
         <w:rPr>
           <w:i/>
           <w:iCs/>
           <w:sz w:val="22"/>
           <w:szCs w:val="22"/>
         </w:rPr>
-      </w:pPr>
+        <w:t>“</w:t>
+      </w:r>
       <w:r>
         <w:rPr>
           <w:i/>
@@ -4335,7 +3998,7 @@
           <w:sz w:val="22"/>
           <w:szCs w:val="22"/>
         </w:rPr>
-        <w:t>“</w:t>
+        <w:t xml:space="preserve">Mesmo consideradas todas as circunstâncias pessoais da devedora, </w:t>
       </w:r>
       <w:r>
         <w:rPr>
@@ -4343,8 +4006,9 @@
           <w:iCs/>
           <w:sz w:val="22"/>
           <w:szCs w:val="22"/>
-        </w:rPr>
-        <w:t xml:space="preserve">Mesmo consideradas todas as circunstâncias pessoais da devedora, </w:t>
+          <w:u w:val="single"/>
+        </w:rPr>
+        <w:t>a estipulação de juros superior a vinte e uma vezes a taxa média de mercado, por si só, constitui abuso.</w:t>
       </w:r>
       <w:r>
         <w:rPr>
@@ -4352,18 +4016,20 @@
           <w:iCs/>
           <w:sz w:val="22"/>
           <w:szCs w:val="22"/>
-          <w:u w:val="single"/>
-        </w:rPr>
-        <w:t>a estipulação de juros superior a vinte e uma vezes a taxa média de mercado, por si só, constitui abuso.</w:t>
-      </w:r>
-      <w:r>
-        <w:rPr>
+        </w:rPr>
+        <w:t xml:space="preserve"> </w:t>
+      </w:r>
+      <w:r>
+        <w:rPr>
+          <w:b/>
+          <w:bCs/>
           <w:i/>
           <w:iCs/>
           <w:sz w:val="22"/>
           <w:szCs w:val="22"/>
-        </w:rPr>
-        <w:t xml:space="preserve"> </w:t>
+          <w:u w:val="single"/>
+        </w:rPr>
+        <w:t xml:space="preserve">Em verdade, a instituição apelante está a confessar a contratação inquinada pelo vício da lesão, pois se alega que realiza empréstimos para quem tem dificuldade de obter crédito na praça, para justificar a aplicação de juros </w:t>
       </w:r>
       <w:r>
         <w:rPr>
@@ -4375,22 +4041,18 @@
           <w:szCs w:val="22"/>
           <w:u w:val="single"/>
         </w:rPr>
-        <w:t xml:space="preserve">Em verdade, a instituição apelante está a confessar a contratação inquinada pelo vício da lesão, pois se alega que realiza empréstimos para quem tem dificuldade de obter crédito na praça, para justificar a aplicação de juros desarrazoadamente mais altos, admite que se aproveita da vulnerabilidade daquele cliente, que não encontrará quem lhe conceda crédito. Por fim, não se pode olvidar da necessidade da boa-fé objetiva que deve nortear a oferta de crédito responsável, o que é de grande relevância para prevenir o </w:t>
-      </w:r>
-      <w:proofErr w:type="spellStart"/>
-      <w:r>
-        <w:rPr>
-          <w:b/>
-          <w:bCs/>
+        <w:lastRenderedPageBreak/>
+        <w:t>desarrazoadamente mais altos, admite que se aproveita da vulnerabilidade daquele cliente, que não encontrará quem lhe conceda crédito. Por fim, não se pode olvidar da necessidade da boa-fé objetiva que deve nortear a oferta de crédito responsável, o que é de grande relevância para prevenir o superendividamento dos tomadores de empréstimos.</w:t>
+      </w:r>
+      <w:r>
+        <w:rPr>
           <w:i/>
           <w:iCs/>
           <w:sz w:val="22"/>
           <w:szCs w:val="22"/>
-          <w:u w:val="single"/>
-        </w:rPr>
-        <w:t>superendividamento</w:t>
-      </w:r>
-      <w:proofErr w:type="spellEnd"/>
+        </w:rPr>
+        <w:t>”</w:t>
+      </w:r>
       <w:r>
         <w:rPr>
           <w:b/>
@@ -4399,72 +4061,17 @@
           <w:iCs/>
           <w:sz w:val="22"/>
           <w:szCs w:val="22"/>
-          <w:u w:val="single"/>
-        </w:rPr>
-        <w:t xml:space="preserve"> dos tomadores de </w:t>
-      </w:r>
-      <w:proofErr w:type="gramStart"/>
-      <w:r>
-        <w:rPr>
-          <w:b/>
-          <w:bCs/>
+        </w:rPr>
+        <w:t xml:space="preserve"> </w:t>
+      </w:r>
+      <w:r>
+        <w:rPr>
           <w:i/>
           <w:iCs/>
           <w:sz w:val="22"/>
           <w:szCs w:val="22"/>
-          <w:u w:val="single"/>
-        </w:rPr>
-        <w:t>empréstimos.</w:t>
-      </w:r>
-      <w:r>
-        <w:rPr>
-          <w:i/>
-          <w:iCs/>
-          <w:sz w:val="22"/>
-          <w:szCs w:val="22"/>
-        </w:rPr>
-        <w:t>”</w:t>
-      </w:r>
-      <w:proofErr w:type="gramEnd"/>
-      <w:r>
-        <w:rPr>
-          <w:b/>
-          <w:bCs/>
-          <w:i/>
-          <w:iCs/>
-          <w:sz w:val="22"/>
-          <w:szCs w:val="22"/>
-        </w:rPr>
-        <w:t xml:space="preserve"> </w:t>
-      </w:r>
-      <w:r>
-        <w:rPr>
-          <w:i/>
-          <w:iCs/>
-          <w:sz w:val="22"/>
-          <w:szCs w:val="22"/>
-        </w:rPr>
-        <w:t>(</w:t>
-      </w:r>
-      <w:proofErr w:type="gramStart"/>
-      <w:r>
-        <w:rPr>
-          <w:i/>
-          <w:iCs/>
-          <w:sz w:val="22"/>
-          <w:szCs w:val="22"/>
-        </w:rPr>
-        <w:t>grifo</w:t>
-      </w:r>
-      <w:proofErr w:type="gramEnd"/>
-      <w:r>
-        <w:rPr>
-          <w:i/>
-          <w:iCs/>
-          <w:sz w:val="22"/>
-          <w:szCs w:val="22"/>
-        </w:rPr>
-        <w:t xml:space="preserve"> nosso).</w:t>
+        </w:rPr>
+        <w:t>(grifo nosso).</w:t>
       </w:r>
     </w:p>
     <w:p/>
@@ -4475,7 +4082,6 @@
     </w:p>
     <w:p>
       <w:r>
-        <w:lastRenderedPageBreak/>
         <w:t>O valor da indenização deve ser fixado de forma a compensar o sofrimento causado à parte requerente e, simultaneamente, desestimular a prática de condutas abusivas por parte das instituições financeiras.</w:t>
       </w:r>
     </w:p>
@@ -4499,6 +4105,7 @@
         </w:numPr>
       </w:pPr>
       <w:r>
+        <w:lastRenderedPageBreak/>
         <w:t>INVERSÃO DO ÔNUS PROBATÓRIO</w:t>
       </w:r>
     </w:p>
@@ -4518,25 +4125,28 @@
     </w:p>
     <w:p>
       <w:r>
+        <w:t xml:space="preserve">No presente caso, a parte requerente, como consumidor, encontra-se em posição de hipossuficiência em relação à instituição financeira requerida. </w:t>
+      </w:r>
+      <w:r>
+        <w:t>A desigualdade técnica, informacional e econômica entre as partes é manifesta</w:t>
+      </w:r>
+      <w:r>
+        <w:t>, justificando a aplicação da inversão do ônus probatório, garantindo ao consumidor uma maior proteção e facilitando a comprovação dos fatos alegados.</w:t>
+      </w:r>
+    </w:p>
+    <w:p>
+      <w:r>
+        <w:t>Ainda, cumpre enfatizar que, conforme dispõe o artigo 373, inciso II</w:t>
+      </w:r>
+      <w:r>
+        <w:t xml:space="preserve"> e §1°</w:t>
+      </w:r>
+      <w:r>
+        <w:t xml:space="preserve">, do Código de Processo Civil, incumbe à parte requerida o ônus de demonstrar a legalidade das taxas de juros aplicadas, especialmente diante da alegação de abusividade. Para tanto, deveria a instituição financeira apresentar documentos que comprovassem os custos administrativos da operação, a margem de lucro praticada, os índices de inadimplemento do seu portfólio de clientes, entre outros elementos que </w:t>
+      </w:r>
+      <w:r>
         <w:lastRenderedPageBreak/>
-        <w:t xml:space="preserve">No presente caso, a parte requerente, como consumidor, encontra-se em posição de hipossuficiência em relação à instituição financeira requerida. </w:t>
-      </w:r>
-      <w:r>
-        <w:t>A desigualdade técnica, informacional e econômica entre as partes é manifesta</w:t>
-      </w:r>
-      <w:r>
-        <w:t>, justificando a aplicação da inversão do ônus probatório, garantindo ao consumidor uma maior proteção e facilitando a comprovação dos fatos alegados.</w:t>
-      </w:r>
-    </w:p>
-    <w:p>
-      <w:r>
-        <w:t>Ainda, cumpre enfatizar que, conforme dispõe o artigo 373, inciso II</w:t>
-      </w:r>
-      <w:r>
-        <w:t xml:space="preserve"> e §1°</w:t>
-      </w:r>
-      <w:r>
-        <w:t>, do Código de Processo Civil, incumbe à parte requerida o ônus de demonstrar a legalidade das taxas de juros aplicadas, especialmente diante da alegação de abusividade. Para tanto, deveria a instituição financeira apresentar documentos que comprovassem os custos administrativos da operação, a margem de lucro praticada, os índices de inadimplemento do seu portfólio de clientes, entre outros elementos que pudessem justificar a elevação da taxa de juros contratada e, assim, afastar a configuração da prática abusiva. A ausência de tais documentos ou justificativas idôneas reforça a plausibilidade da alegação de excesso e onerosidade, legitimando o pedido de revisão contratual e a inversão do ônus da prova em favor do consumidor</w:t>
+        <w:t>pudessem justificar a elevação da taxa de juros contratada e, assim, afastar a configuração da prática abusiva. A ausência de tais documentos ou justificativas idôneas reforça a plausibilidade da alegação de excesso e onerosidade, legitimando o pedido de revisão contratual e a inversão do ônus da prova em favor do consumidor</w:t>
       </w:r>
       <w:r>
         <w:t>.</w:t>
@@ -4623,6 +4233,7 @@
         <w:rPr>
           <w:color w:val="000000"/>
         </w:rPr>
+        <w:lastRenderedPageBreak/>
         <w:t>Desinteresse pela audiência de conciliação e mediação;</w:t>
       </w:r>
     </w:p>
@@ -4889,8 +4500,8 @@
         <w:ind w:firstLine="0"/>
         <w:jc w:val="center"/>
       </w:pPr>
-      <w:bookmarkStart w:id="2" w:name="_heading=h.gjdgxs" w:colFirst="0" w:colLast="0"/>
-      <w:bookmarkEnd w:id="2"/>
+      <w:bookmarkStart w:id="1" w:name="_heading=h.gjdgxs" w:colFirst="0" w:colLast="0"/>
+      <w:bookmarkEnd w:id="1"/>
       <w:r>
         <w:t>Nestes termos,</w:t>
       </w:r>
@@ -4978,24 +4589,13 @@
         <w:jc w:val="center"/>
       </w:pPr>
       <w:r>
-        <w:t>OAB</w:t>
-      </w:r>
-      <w:proofErr w:type="gramStart"/>
-      <w:r>
-        <w:t>/</w:t>
+        <w:t>OAB/</w:t>
       </w:r>
       <w:r>
         <w:rPr>
           <w:color w:val="00B050"/>
         </w:rPr>
-        <w:t>{</w:t>
-      </w:r>
-      <w:proofErr w:type="gramEnd"/>
-      <w:r>
-        <w:rPr>
-          <w:color w:val="00B050"/>
-        </w:rPr>
-        <w:t>ESTADO} {{N.OAB}}</w:t>
+        <w:t>{ESTADO} {{N.OAB}}</w:t>
       </w:r>
     </w:p>
     <w:p>
@@ -5017,7 +4617,7 @@
 </file>
 
 <file path=word/endnotes.xml><?xml version="1.0" encoding="utf-8"?>
-<w:endnotes xmlns:wpc="http://schemas.microsoft.com/office/word/2010/wordprocessingCanvas" xmlns:cx="http://schemas.microsoft.com/office/drawing/2014/chartex" xmlns:mc="http://schemas.openxmlformats.org/markup-compatibility/2006" xmlns:o="urn:schemas-microsoft-com:office:office" xmlns:r="http://schemas.openxmlformats.org/officeDocument/2006/relationships" xmlns:m="http://schemas.openxmlformats.org/officeDocument/2006/math" xmlns:v="urn:schemas-microsoft-com:vml" xmlns:wp14="http://schemas.microsoft.com/office/word/2010/wordprocessingDrawing" xmlns:wp="http://schemas.openxmlformats.org/drawingml/2006/wordprocessingDrawing" xmlns:w10="urn:schemas-microsoft-com:office:word" xmlns:w="http://schemas.openxmlformats.org/wordprocessingml/2006/main" xmlns:w14="http://schemas.microsoft.com/office/word/2010/wordml" xmlns:w15="http://schemas.microsoft.com/office/word/2012/wordml" xmlns:w16se="http://schemas.microsoft.com/office/word/2015/wordml/symex" xmlns:wpg="http://schemas.microsoft.com/office/word/2010/wordprocessingGroup" xmlns:wpi="http://schemas.microsoft.com/office/word/2010/wordprocessingInk" xmlns:wne="http://schemas.microsoft.com/office/word/2006/wordml" xmlns:wps="http://schemas.microsoft.com/office/word/2010/wordprocessingShape" mc:Ignorable="w14 w15 w16se wp14">
+<w:endnotes xmlns:wpc="http://schemas.microsoft.com/office/word/2010/wordprocessingCanvas" xmlns:cx="http://schemas.microsoft.com/office/drawing/2014/chartex" xmlns:cx1="http://schemas.microsoft.com/office/drawing/2015/9/8/chartex" xmlns:cx2="http://schemas.microsoft.com/office/drawing/2015/10/21/chartex" xmlns:cx3="http://schemas.microsoft.com/office/drawing/2016/5/9/chartex" xmlns:cx4="http://schemas.microsoft.com/office/drawing/2016/5/10/chartex" xmlns:cx5="http://schemas.microsoft.com/office/drawing/2016/5/11/chartex" xmlns:cx6="http://schemas.microsoft.com/office/drawing/2016/5/12/chartex" xmlns:cx7="http://schemas.microsoft.com/office/drawing/2016/5/13/chartex" xmlns:cx8="http://schemas.microsoft.com/office/drawing/2016/5/14/chartex" xmlns:mc="http://schemas.openxmlformats.org/markup-compatibility/2006" xmlns:aink="http://schemas.microsoft.com/office/drawing/2016/ink" xmlns:am3d="http://schemas.microsoft.com/office/drawing/2017/model3d" xmlns:o="urn:schemas-microsoft-com:office:office" xmlns:oel="http://schemas.microsoft.com/office/2019/extlst" xmlns:r="http://schemas.openxmlformats.org/officeDocument/2006/relationships" xmlns:m="http://schemas.openxmlformats.org/officeDocument/2006/math" xmlns:v="urn:schemas-microsoft-com:vml" xmlns:wp14="http://schemas.microsoft.com/office/word/2010/wordprocessingDrawing" xmlns:wp="http://schemas.openxmlformats.org/drawingml/2006/wordprocessingDrawing" xmlns:w10="urn:schemas-microsoft-com:office:word" xmlns:w="http://schemas.openxmlformats.org/wordprocessingml/2006/main" xmlns:w14="http://schemas.microsoft.com/office/word/2010/wordml" xmlns:w15="http://schemas.microsoft.com/office/word/2012/wordml" xmlns:w16cex="http://schemas.microsoft.com/office/word/2018/wordml/cex" xmlns:w16cid="http://schemas.microsoft.com/office/word/2016/wordml/cid" xmlns:w16="http://schemas.microsoft.com/office/word/2018/wordml" xmlns:w16du="http://schemas.microsoft.com/office/word/2023/wordml/word16du" xmlns:w16sdtdh="http://schemas.microsoft.com/office/word/2020/wordml/sdtdatahash" xmlns:w16sdtfl="http://schemas.microsoft.com/office/word/2024/wordml/sdtformatlock" xmlns:w16se="http://schemas.microsoft.com/office/word/2015/wordml/symex" xmlns:wpg="http://schemas.microsoft.com/office/word/2010/wordprocessingGroup" xmlns:wpi="http://schemas.microsoft.com/office/word/2010/wordprocessingInk" xmlns:wne="http://schemas.microsoft.com/office/word/2006/wordml" xmlns:wps="http://schemas.microsoft.com/office/word/2010/wordprocessingShape" mc:Ignorable="w14 w15 w16se w16cid w16 w16cex w16sdtdh w16sdtfl w16du wp14">
   <w:endnote w:type="separator" w:id="-1">
     <w:p>
       <w:pPr>
@@ -5042,7 +4642,7 @@
 </file>
 
 <file path=word/footer1.xml><?xml version="1.0" encoding="utf-8"?>
-<w:ftr xmlns:wpc="http://schemas.microsoft.com/office/word/2010/wordprocessingCanvas" xmlns:cx="http://schemas.microsoft.com/office/drawing/2014/chartex" xmlns:mc="http://schemas.openxmlformats.org/markup-compatibility/2006" xmlns:o="urn:schemas-microsoft-com:office:office" xmlns:r="http://schemas.openxmlformats.org/officeDocument/2006/relationships" xmlns:m="http://schemas.openxmlformats.org/officeDocument/2006/math" xmlns:v="urn:schemas-microsoft-com:vml" xmlns:wp14="http://schemas.microsoft.com/office/word/2010/wordprocessingDrawing" xmlns:wp="http://schemas.openxmlformats.org/drawingml/2006/wordprocessingDrawing" xmlns:w10="urn:schemas-microsoft-com:office:word" xmlns:w="http://schemas.openxmlformats.org/wordprocessingml/2006/main" xmlns:w14="http://schemas.microsoft.com/office/word/2010/wordml" xmlns:w15="http://schemas.microsoft.com/office/word/2012/wordml" xmlns:w16se="http://schemas.microsoft.com/office/word/2015/wordml/symex" xmlns:wpg="http://schemas.microsoft.com/office/word/2010/wordprocessingGroup" xmlns:wpi="http://schemas.microsoft.com/office/word/2010/wordprocessingInk" xmlns:wne="http://schemas.microsoft.com/office/word/2006/wordml" xmlns:wps="http://schemas.microsoft.com/office/word/2010/wordprocessingShape" mc:Ignorable="w14 w15 w16se wp14">
+<w:ftr xmlns:wpc="http://schemas.microsoft.com/office/word/2010/wordprocessingCanvas" xmlns:cx="http://schemas.microsoft.com/office/drawing/2014/chartex" xmlns:cx1="http://schemas.microsoft.com/office/drawing/2015/9/8/chartex" xmlns:cx2="http://schemas.microsoft.com/office/drawing/2015/10/21/chartex" xmlns:cx3="http://schemas.microsoft.com/office/drawing/2016/5/9/chartex" xmlns:cx4="http://schemas.microsoft.com/office/drawing/2016/5/10/chartex" xmlns:cx5="http://schemas.microsoft.com/office/drawing/2016/5/11/chartex" xmlns:cx6="http://schemas.microsoft.com/office/drawing/2016/5/12/chartex" xmlns:cx7="http://schemas.microsoft.com/office/drawing/2016/5/13/chartex" xmlns:cx8="http://schemas.microsoft.com/office/drawing/2016/5/14/chartex" xmlns:mc="http://schemas.openxmlformats.org/markup-compatibility/2006" xmlns:aink="http://schemas.microsoft.com/office/drawing/2016/ink" xmlns:am3d="http://schemas.microsoft.com/office/drawing/2017/model3d" xmlns:o="urn:schemas-microsoft-com:office:office" xmlns:oel="http://schemas.microsoft.com/office/2019/extlst" xmlns:r="http://schemas.openxmlformats.org/officeDocument/2006/relationships" xmlns:m="http://schemas.openxmlformats.org/officeDocument/2006/math" xmlns:v="urn:schemas-microsoft-com:vml" xmlns:wp14="http://schemas.microsoft.com/office/word/2010/wordprocessingDrawing" xmlns:wp="http://schemas.openxmlformats.org/drawingml/2006/wordprocessingDrawing" xmlns:w10="urn:schemas-microsoft-com:office:word" xmlns:w="http://schemas.openxmlformats.org/wordprocessingml/2006/main" xmlns:w14="http://schemas.microsoft.com/office/word/2010/wordml" xmlns:w15="http://schemas.microsoft.com/office/word/2012/wordml" xmlns:w16cex="http://schemas.microsoft.com/office/word/2018/wordml/cex" xmlns:w16cid="http://schemas.microsoft.com/office/word/2016/wordml/cid" xmlns:w16="http://schemas.microsoft.com/office/word/2018/wordml" xmlns:w16du="http://schemas.microsoft.com/office/word/2023/wordml/word16du" xmlns:w16sdtdh="http://schemas.microsoft.com/office/word/2020/wordml/sdtdatahash" xmlns:w16sdtfl="http://schemas.microsoft.com/office/word/2024/wordml/sdtformatlock" xmlns:w16se="http://schemas.microsoft.com/office/word/2015/wordml/symex" xmlns:wpg="http://schemas.microsoft.com/office/word/2010/wordprocessingGroup" xmlns:wpi="http://schemas.microsoft.com/office/word/2010/wordprocessingInk" xmlns:wne="http://schemas.microsoft.com/office/word/2006/wordml" xmlns:wps="http://schemas.microsoft.com/office/word/2010/wordprocessingShape" mc:Ignorable="w14 w15 w16se w16cid w16 w16cex w16sdtdh w16sdtfl w16du wp14">
   <w:p>
     <w:pPr>
       <w:pBdr>
@@ -5139,7 +4739,7 @@
 </file>
 
 <file path=word/footnotes.xml><?xml version="1.0" encoding="utf-8"?>
-<w:footnotes xmlns:wpc="http://schemas.microsoft.com/office/word/2010/wordprocessingCanvas" xmlns:cx="http://schemas.microsoft.com/office/drawing/2014/chartex" xmlns:mc="http://schemas.openxmlformats.org/markup-compatibility/2006" xmlns:o="urn:schemas-microsoft-com:office:office" xmlns:r="http://schemas.openxmlformats.org/officeDocument/2006/relationships" xmlns:m="http://schemas.openxmlformats.org/officeDocument/2006/math" xmlns:v="urn:schemas-microsoft-com:vml" xmlns:wp14="http://schemas.microsoft.com/office/word/2010/wordprocessingDrawing" xmlns:wp="http://schemas.openxmlformats.org/drawingml/2006/wordprocessingDrawing" xmlns:w10="urn:schemas-microsoft-com:office:word" xmlns:w="http://schemas.openxmlformats.org/wordprocessingml/2006/main" xmlns:w14="http://schemas.microsoft.com/office/word/2010/wordml" xmlns:w15="http://schemas.microsoft.com/office/word/2012/wordml" xmlns:w16se="http://schemas.microsoft.com/office/word/2015/wordml/symex" xmlns:wpg="http://schemas.microsoft.com/office/word/2010/wordprocessingGroup" xmlns:wpi="http://schemas.microsoft.com/office/word/2010/wordprocessingInk" xmlns:wne="http://schemas.microsoft.com/office/word/2006/wordml" xmlns:wps="http://schemas.microsoft.com/office/word/2010/wordprocessingShape" mc:Ignorable="w14 w15 w16se wp14">
+<w:footnotes xmlns:wpc="http://schemas.microsoft.com/office/word/2010/wordprocessingCanvas" xmlns:cx="http://schemas.microsoft.com/office/drawing/2014/chartex" xmlns:cx1="http://schemas.microsoft.com/office/drawing/2015/9/8/chartex" xmlns:cx2="http://schemas.microsoft.com/office/drawing/2015/10/21/chartex" xmlns:cx3="http://schemas.microsoft.com/office/drawing/2016/5/9/chartex" xmlns:cx4="http://schemas.microsoft.com/office/drawing/2016/5/10/chartex" xmlns:cx5="http://schemas.microsoft.com/office/drawing/2016/5/11/chartex" xmlns:cx6="http://schemas.microsoft.com/office/drawing/2016/5/12/chartex" xmlns:cx7="http://schemas.microsoft.com/office/drawing/2016/5/13/chartex" xmlns:cx8="http://schemas.microsoft.com/office/drawing/2016/5/14/chartex" xmlns:mc="http://schemas.openxmlformats.org/markup-compatibility/2006" xmlns:aink="http://schemas.microsoft.com/office/drawing/2016/ink" xmlns:am3d="http://schemas.microsoft.com/office/drawing/2017/model3d" xmlns:o="urn:schemas-microsoft-com:office:office" xmlns:oel="http://schemas.microsoft.com/office/2019/extlst" xmlns:r="http://schemas.openxmlformats.org/officeDocument/2006/relationships" xmlns:m="http://schemas.openxmlformats.org/officeDocument/2006/math" xmlns:v="urn:schemas-microsoft-com:vml" xmlns:wp14="http://schemas.microsoft.com/office/word/2010/wordprocessingDrawing" xmlns:wp="http://schemas.openxmlformats.org/drawingml/2006/wordprocessingDrawing" xmlns:w10="urn:schemas-microsoft-com:office:word" xmlns:w="http://schemas.openxmlformats.org/wordprocessingml/2006/main" xmlns:w14="http://schemas.microsoft.com/office/word/2010/wordml" xmlns:w15="http://schemas.microsoft.com/office/word/2012/wordml" xmlns:w16cex="http://schemas.microsoft.com/office/word/2018/wordml/cex" xmlns:w16cid="http://schemas.microsoft.com/office/word/2016/wordml/cid" xmlns:w16="http://schemas.microsoft.com/office/word/2018/wordml" xmlns:w16du="http://schemas.microsoft.com/office/word/2023/wordml/word16du" xmlns:w16sdtdh="http://schemas.microsoft.com/office/word/2020/wordml/sdtdatahash" xmlns:w16sdtfl="http://schemas.microsoft.com/office/word/2024/wordml/sdtformatlock" xmlns:w16se="http://schemas.microsoft.com/office/word/2015/wordml/symex" xmlns:wpg="http://schemas.microsoft.com/office/word/2010/wordprocessingGroup" xmlns:wpi="http://schemas.microsoft.com/office/word/2010/wordprocessingInk" xmlns:wne="http://schemas.microsoft.com/office/word/2006/wordml" xmlns:wps="http://schemas.microsoft.com/office/word/2010/wordprocessingShape" mc:Ignorable="w14 w15 w16se w16cid w16 w16cex w16sdtdh w16sdtfl w16du wp14">
   <w:footnote w:type="separator" w:id="-1">
     <w:p>
       <w:pPr>
@@ -5164,7 +4764,7 @@
 </file>
 
 <file path=word/header1.xml><?xml version="1.0" encoding="utf-8"?>
-<w:hdr xmlns:wpc="http://schemas.microsoft.com/office/word/2010/wordprocessingCanvas" xmlns:cx="http://schemas.microsoft.com/office/drawing/2014/chartex" xmlns:mc="http://schemas.openxmlformats.org/markup-compatibility/2006" xmlns:o="urn:schemas-microsoft-com:office:office" xmlns:r="http://schemas.openxmlformats.org/officeDocument/2006/relationships" xmlns:m="http://schemas.openxmlformats.org/officeDocument/2006/math" xmlns:v="urn:schemas-microsoft-com:vml" xmlns:wp14="http://schemas.microsoft.com/office/word/2010/wordprocessingDrawing" xmlns:wp="http://schemas.openxmlformats.org/drawingml/2006/wordprocessingDrawing" xmlns:w10="urn:schemas-microsoft-com:office:word" xmlns:w="http://schemas.openxmlformats.org/wordprocessingml/2006/main" xmlns:w14="http://schemas.microsoft.com/office/word/2010/wordml" xmlns:w15="http://schemas.microsoft.com/office/word/2012/wordml" xmlns:w16se="http://schemas.microsoft.com/office/word/2015/wordml/symex" xmlns:wpg="http://schemas.microsoft.com/office/word/2010/wordprocessingGroup" xmlns:wpi="http://schemas.microsoft.com/office/word/2010/wordprocessingInk" xmlns:wne="http://schemas.microsoft.com/office/word/2006/wordml" xmlns:wps="http://schemas.microsoft.com/office/word/2010/wordprocessingShape" mc:Ignorable="w14 w15 w16se wp14">
+<w:hdr xmlns:wpc="http://schemas.microsoft.com/office/word/2010/wordprocessingCanvas" xmlns:cx="http://schemas.microsoft.com/office/drawing/2014/chartex" xmlns:cx1="http://schemas.microsoft.com/office/drawing/2015/9/8/chartex" xmlns:cx2="http://schemas.microsoft.com/office/drawing/2015/10/21/chartex" xmlns:cx3="http://schemas.microsoft.com/office/drawing/2016/5/9/chartex" xmlns:cx4="http://schemas.microsoft.com/office/drawing/2016/5/10/chartex" xmlns:cx5="http://schemas.microsoft.com/office/drawing/2016/5/11/chartex" xmlns:cx6="http://schemas.microsoft.com/office/drawing/2016/5/12/chartex" xmlns:cx7="http://schemas.microsoft.com/office/drawing/2016/5/13/chartex" xmlns:cx8="http://schemas.microsoft.com/office/drawing/2016/5/14/chartex" xmlns:mc="http://schemas.openxmlformats.org/markup-compatibility/2006" xmlns:aink="http://schemas.microsoft.com/office/drawing/2016/ink" xmlns:am3d="http://schemas.microsoft.com/office/drawing/2017/model3d" xmlns:o="urn:schemas-microsoft-com:office:office" xmlns:oel="http://schemas.microsoft.com/office/2019/extlst" xmlns:r="http://schemas.openxmlformats.org/officeDocument/2006/relationships" xmlns:m="http://schemas.openxmlformats.org/officeDocument/2006/math" xmlns:v="urn:schemas-microsoft-com:vml" xmlns:wp14="http://schemas.microsoft.com/office/word/2010/wordprocessingDrawing" xmlns:wp="http://schemas.openxmlformats.org/drawingml/2006/wordprocessingDrawing" xmlns:w10="urn:schemas-microsoft-com:office:word" xmlns:w="http://schemas.openxmlformats.org/wordprocessingml/2006/main" xmlns:w14="http://schemas.microsoft.com/office/word/2010/wordml" xmlns:w15="http://schemas.microsoft.com/office/word/2012/wordml" xmlns:w16cex="http://schemas.microsoft.com/office/word/2018/wordml/cex" xmlns:w16cid="http://schemas.microsoft.com/office/word/2016/wordml/cid" xmlns:w16="http://schemas.microsoft.com/office/word/2018/wordml" xmlns:w16du="http://schemas.microsoft.com/office/word/2023/wordml/word16du" xmlns:w16sdtdh="http://schemas.microsoft.com/office/word/2020/wordml/sdtdatahash" xmlns:w16sdtfl="http://schemas.microsoft.com/office/word/2024/wordml/sdtformatlock" xmlns:w16se="http://schemas.microsoft.com/office/word/2015/wordml/symex" xmlns:wpg="http://schemas.microsoft.com/office/word/2010/wordprocessingGroup" xmlns:wpi="http://schemas.microsoft.com/office/word/2010/wordprocessingInk" xmlns:wne="http://schemas.microsoft.com/office/word/2006/wordml" xmlns:wps="http://schemas.microsoft.com/office/word/2010/wordprocessingShape" mc:Ignorable="w14 w15 w16se w16cid w16 w16cex w16sdtdh w16sdtfl w16du wp14">
   <w:p>
     <w:pPr>
       <w:pBdr>
@@ -5233,7 +4833,7 @@
 </file>
 
 <file path=word/numbering.xml><?xml version="1.0" encoding="utf-8"?>
-<w:numbering xmlns:wpc="http://schemas.microsoft.com/office/word/2010/wordprocessingCanvas" xmlns:cx="http://schemas.microsoft.com/office/drawing/2014/chartex" xmlns:mc="http://schemas.openxmlformats.org/markup-compatibility/2006" xmlns:o="urn:schemas-microsoft-com:office:office" xmlns:r="http://schemas.openxmlformats.org/officeDocument/2006/relationships" xmlns:m="http://schemas.openxmlformats.org/officeDocument/2006/math" xmlns:v="urn:schemas-microsoft-com:vml" xmlns:wp14="http://schemas.microsoft.com/office/word/2010/wordprocessingDrawing" xmlns:wp="http://schemas.openxmlformats.org/drawingml/2006/wordprocessingDrawing" xmlns:w10="urn:schemas-microsoft-com:office:word" xmlns:w="http://schemas.openxmlformats.org/wordprocessingml/2006/main" xmlns:w14="http://schemas.microsoft.com/office/word/2010/wordml" xmlns:w15="http://schemas.microsoft.com/office/word/2012/wordml" xmlns:w16se="http://schemas.microsoft.com/office/word/2015/wordml/symex" xmlns:wpg="http://schemas.microsoft.com/office/word/2010/wordprocessingGroup" xmlns:wpi="http://schemas.microsoft.com/office/word/2010/wordprocessingInk" xmlns:wne="http://schemas.microsoft.com/office/word/2006/wordml" xmlns:wps="http://schemas.microsoft.com/office/word/2010/wordprocessingShape" mc:Ignorable="w14 w15 w16se wp14">
+<w:numbering xmlns:wpc="http://schemas.microsoft.com/office/word/2010/wordprocessingCanvas" xmlns:cx="http://schemas.microsoft.com/office/drawing/2014/chartex" xmlns:cx1="http://schemas.microsoft.com/office/drawing/2015/9/8/chartex" xmlns:cx2="http://schemas.microsoft.com/office/drawing/2015/10/21/chartex" xmlns:cx3="http://schemas.microsoft.com/office/drawing/2016/5/9/chartex" xmlns:cx4="http://schemas.microsoft.com/office/drawing/2016/5/10/chartex" xmlns:cx5="http://schemas.microsoft.com/office/drawing/2016/5/11/chartex" xmlns:cx6="http://schemas.microsoft.com/office/drawing/2016/5/12/chartex" xmlns:cx7="http://schemas.microsoft.com/office/drawing/2016/5/13/chartex" xmlns:cx8="http://schemas.microsoft.com/office/drawing/2016/5/14/chartex" xmlns:mc="http://schemas.openxmlformats.org/markup-compatibility/2006" xmlns:aink="http://schemas.microsoft.com/office/drawing/2016/ink" xmlns:am3d="http://schemas.microsoft.com/office/drawing/2017/model3d" xmlns:o="urn:schemas-microsoft-com:office:office" xmlns:oel="http://schemas.microsoft.com/office/2019/extlst" xmlns:r="http://schemas.openxmlformats.org/officeDocument/2006/relationships" xmlns:m="http://schemas.openxmlformats.org/officeDocument/2006/math" xmlns:v="urn:schemas-microsoft-com:vml" xmlns:wp14="http://schemas.microsoft.com/office/word/2010/wordprocessingDrawing" xmlns:wp="http://schemas.openxmlformats.org/drawingml/2006/wordprocessingDrawing" xmlns:w10="urn:schemas-microsoft-com:office:word" xmlns:w="http://schemas.openxmlformats.org/wordprocessingml/2006/main" xmlns:w14="http://schemas.microsoft.com/office/word/2010/wordml" xmlns:w15="http://schemas.microsoft.com/office/word/2012/wordml" xmlns:w16cex="http://schemas.microsoft.com/office/word/2018/wordml/cex" xmlns:w16cid="http://schemas.microsoft.com/office/word/2016/wordml/cid" xmlns:w16="http://schemas.microsoft.com/office/word/2018/wordml" xmlns:w16du="http://schemas.microsoft.com/office/word/2023/wordml/word16du" xmlns:w16sdtdh="http://schemas.microsoft.com/office/word/2020/wordml/sdtdatahash" xmlns:w16sdtfl="http://schemas.microsoft.com/office/word/2024/wordml/sdtformatlock" xmlns:w16se="http://schemas.microsoft.com/office/word/2015/wordml/symex" xmlns:wpg="http://schemas.microsoft.com/office/word/2010/wordprocessingGroup" xmlns:wpi="http://schemas.microsoft.com/office/word/2010/wordprocessingInk" xmlns:wne="http://schemas.microsoft.com/office/word/2006/wordml" xmlns:wps="http://schemas.microsoft.com/office/word/2010/wordprocessingShape" mc:Ignorable="w14 w15 w16se w16cid w16 w16cex w16sdtdh w16sdtfl w16du wp14">
   <w:abstractNum w:abstractNumId="0" w15:restartNumberingAfterBreak="0">
     <w:nsid w:val="0DD73422"/>
     <w:multiLevelType w:val="multilevel"/>
@@ -6076,35 +5676,35 @@
       </w:rPr>
     </w:lvl>
   </w:abstractNum>
-  <w:num w:numId="1">
+  <w:num w:numId="1" w16cid:durableId="1395666340">
     <w:abstractNumId w:val="6"/>
   </w:num>
-  <w:num w:numId="2">
+  <w:num w:numId="2" w16cid:durableId="984815976">
     <w:abstractNumId w:val="4"/>
   </w:num>
-  <w:num w:numId="3">
+  <w:num w:numId="3" w16cid:durableId="1637837328">
     <w:abstractNumId w:val="0"/>
   </w:num>
-  <w:num w:numId="4">
+  <w:num w:numId="4" w16cid:durableId="76099724">
     <w:abstractNumId w:val="2"/>
   </w:num>
-  <w:num w:numId="5">
+  <w:num w:numId="5" w16cid:durableId="2144347415">
     <w:abstractNumId w:val="1"/>
   </w:num>
-  <w:num w:numId="6">
+  <w:num w:numId="6" w16cid:durableId="75253493">
     <w:abstractNumId w:val="3"/>
   </w:num>
-  <w:num w:numId="7">
+  <w:num w:numId="7" w16cid:durableId="1231034946">
     <w:abstractNumId w:val="5"/>
   </w:num>
-  <w:num w:numId="8">
+  <w:num w:numId="8" w16cid:durableId="494153132">
     <w:abstractNumId w:val="7"/>
   </w:num>
 </w:numbering>
 </file>
 
 <file path=word/styles.xml><?xml version="1.0" encoding="utf-8"?>
-<w:styles xmlns:mc="http://schemas.openxmlformats.org/markup-compatibility/2006" xmlns:r="http://schemas.openxmlformats.org/officeDocument/2006/relationships" xmlns:w="http://schemas.openxmlformats.org/wordprocessingml/2006/main" xmlns:w14="http://schemas.microsoft.com/office/word/2010/wordml" xmlns:w15="http://schemas.microsoft.com/office/word/2012/wordml" xmlns:w16se="http://schemas.microsoft.com/office/word/2015/wordml/symex" mc:Ignorable="w14 w15 w16se">
+<w:styles xmlns:mc="http://schemas.openxmlformats.org/markup-compatibility/2006" xmlns:r="http://schemas.openxmlformats.org/officeDocument/2006/relationships" xmlns:w="http://schemas.openxmlformats.org/wordprocessingml/2006/main" xmlns:w14="http://schemas.microsoft.com/office/word/2010/wordml" xmlns:w15="http://schemas.microsoft.com/office/word/2012/wordml" xmlns:w16cex="http://schemas.microsoft.com/office/word/2018/wordml/cex" xmlns:w16cid="http://schemas.microsoft.com/office/word/2016/wordml/cid" xmlns:w16="http://schemas.microsoft.com/office/word/2018/wordml" xmlns:w16du="http://schemas.microsoft.com/office/word/2023/wordml/word16du" xmlns:w16sdtdh="http://schemas.microsoft.com/office/word/2020/wordml/sdtdatahash" xmlns:w16sdtfl="http://schemas.microsoft.com/office/word/2024/wordml/sdtformatlock" xmlns:w16se="http://schemas.microsoft.com/office/word/2015/wordml/symex" mc:Ignorable="w14 w15 w16se w16cid w16 w16cex w16sdtdh w16sdtfl w16du">
   <w:docDefaults>
     <w:rPrDefault>
       <w:rPr>
@@ -6122,7 +5722,7 @@
       </w:pPr>
     </w:pPrDefault>
   </w:docDefaults>
-  <w:latentStyles w:defLockedState="0" w:defUIPriority="99" w:defSemiHidden="0" w:defUnhideWhenUsed="0" w:defQFormat="0" w:count="371">
+  <w:latentStyles w:defLockedState="0" w:defUIPriority="99" w:defSemiHidden="0" w:defUnhideWhenUsed="0" w:defQFormat="0" w:count="376">
     <w:lsdException w:name="Normal" w:uiPriority="0" w:qFormat="1"/>
     <w:lsdException w:name="heading 1" w:uiPriority="9" w:qFormat="1"/>
     <w:lsdException w:name="heading 2" w:semiHidden="1" w:uiPriority="9" w:unhideWhenUsed="1" w:qFormat="1"/>
@@ -6494,6 +6094,11 @@
     <w:lsdException w:name="List Table 5 Dark Accent 6" w:uiPriority="50"/>
     <w:lsdException w:name="List Table 6 Colorful Accent 6" w:uiPriority="51"/>
     <w:lsdException w:name="List Table 7 Colorful Accent 6" w:uiPriority="52"/>
+    <w:lsdException w:name="Mention" w:semiHidden="1" w:unhideWhenUsed="1"/>
+    <w:lsdException w:name="Smart Hyperlink" w:semiHidden="1" w:unhideWhenUsed="1"/>
+    <w:lsdException w:name="Hashtag" w:semiHidden="1" w:unhideWhenUsed="1"/>
+    <w:lsdException w:name="Unresolved Mention" w:semiHidden="1" w:unhideWhenUsed="1"/>
+    <w:lsdException w:name="Smart Link" w:semiHidden="1" w:unhideWhenUsed="1"/>
   </w:latentStyles>
   <w:style w:type="paragraph" w:default="1" w:styleId="Normal">
     <w:name w:val="Normal"/>

--- a/modelos/Contrato_Foro_Reu_2.docx
+++ b/modelos/Contrato_Foro_Reu_2.docx
@@ -13,18 +13,10 @@
         <w:t xml:space="preserve">AO JUÍZO DA ... VARA CÍVEL DA COMARCA DA CIDADE DE </w:t>
       </w:r>
       <w:r>
-        <w:t>{{CIDADE_REU</w:t>
-      </w:r>
-      <w:proofErr w:type="gramStart"/>
-      <w:r>
-        <w:t>}}</w:t>
-      </w:r>
-      <w:r>
-        <w:t xml:space="preserve">   </w:t>
-      </w:r>
-      <w:proofErr w:type="gramEnd"/>
-      <w:r>
-        <w:t xml:space="preserve">  ESTADO DE </w:t>
+        <w:t>{{CIDADE_REU}}</w:t>
+      </w:r>
+      <w:r>
+        <w:t xml:space="preserve">     ESTADO DE </w:t>
       </w:r>
       <w:r>
         <w:t>{{ESTADO_REU}}</w:t>
@@ -48,45 +40,27 @@
           <w:color w:val="FF0000"/>
         </w:rPr>
       </w:pPr>
-      <w:proofErr w:type="gramStart"/>
       <w:r>
         <w:rPr>
           <w:b/>
           <w:color w:val="FF0000"/>
         </w:rPr>
-        <w:t xml:space="preserve">{  </w:t>
-      </w:r>
-      <w:proofErr w:type="gramEnd"/>
+        <w:t xml:space="preserve">{                                                                     </w:t>
+      </w:r>
       <w:r>
         <w:rPr>
           <w:b/>
           <w:color w:val="FF0000"/>
         </w:rPr>
-        <w:t xml:space="preserve">                                                                   </w:t>
+        <w:t>vem, a presença deste douto juízo, por meio de seus procuradores, apresentar:</w:t>
       </w:r>
       <w:r>
         <w:rPr>
           <w:b/>
           <w:color w:val="FF0000"/>
         </w:rPr>
-        <w:t>vem, a presença deste douto juízo, por meio de seus procuradores, apresentar:</w:t>
-      </w:r>
-      <w:r>
-        <w:rPr>
-          <w:b/>
-          <w:color w:val="FF0000"/>
-        </w:rPr>
-        <w:t xml:space="preserve">                                                                 </w:t>
-      </w:r>
-      <w:proofErr w:type="gramStart"/>
-      <w:r>
-        <w:rPr>
-          <w:b/>
-          <w:color w:val="FF0000"/>
-        </w:rPr>
-        <w:t xml:space="preserve">  }</w:t>
-      </w:r>
-      <w:proofErr w:type="gramEnd"/>
+        <w:t xml:space="preserve">                                                                   }</w:t>
+      </w:r>
     </w:p>
     <w:p>
       <w:pPr>
@@ -150,7 +124,19 @@
         <w:rPr>
           <w:color w:val="00B050"/>
         </w:rPr>
-        <w:t>{{ENDEREÇO_BANCO}}</w:t>
+        <w:t>{{ENDERE</w:t>
+      </w:r>
+      <w:r>
+        <w:rPr>
+          <w:color w:val="00B050"/>
+        </w:rPr>
+        <w:t>C</w:t>
+      </w:r>
+      <w:r>
+        <w:rPr>
+          <w:color w:val="00B050"/>
+        </w:rPr>
+        <w:t>O_BANCO}}</w:t>
       </w:r>
       <w:r>
         <w:t>, pelos fatos e fundamentos a seguir expostos:</w:t>
@@ -280,25 +266,7 @@
           <w:color w:val="000000" w:themeColor="text1"/>
         </w:rPr>
         <w:lastRenderedPageBreak/>
-        <w:t xml:space="preserve">maioria dos casos, na dispensa dessa audiência. Inclusive, há </w:t>
-      </w:r>
-      <w:proofErr w:type="gramStart"/>
-      <w:r>
-        <w:rPr>
-          <w:b/>
-          <w:bCs/>
-          <w:color w:val="000000" w:themeColor="text1"/>
-        </w:rPr>
-        <w:t>na presente exordial</w:t>
-      </w:r>
-      <w:proofErr w:type="gramEnd"/>
-      <w:r>
-        <w:rPr>
-          <w:b/>
-          <w:bCs/>
-          <w:color w:val="000000" w:themeColor="text1"/>
-        </w:rPr>
-        <w:t xml:space="preserve"> o pedido de dispensa de audiência de tentativa de conciliação.</w:t>
+        <w:t>maioria dos casos, na dispensa dessa audiência. Inclusive, há na presente exordial o pedido de dispensa de audiência de tentativa de conciliação.</w:t>
       </w:r>
     </w:p>
     <w:p>
@@ -575,7 +543,25 @@
           <w:sz w:val="22"/>
           <w:szCs w:val="22"/>
         </w:rPr>
-        <w:t>{{(pessoal + consignado)}}</w:t>
+        <w:t>{{</w:t>
+      </w:r>
+      <w:proofErr w:type="spellStart"/>
+      <w:r>
+        <w:rPr>
+          <w:color w:val="00B050"/>
+          <w:sz w:val="22"/>
+          <w:szCs w:val="22"/>
+        </w:rPr>
+        <w:t>pessoal_consignados</w:t>
+      </w:r>
+      <w:proofErr w:type="spellEnd"/>
+      <w:r>
+        <w:rPr>
+          <w:color w:val="00B050"/>
+          <w:sz w:val="22"/>
+          <w:szCs w:val="22"/>
+        </w:rPr>
+        <w:t>}}</w:t>
       </w:r>
       <w:r>
         <w:rPr>
@@ -680,24 +666,31 @@
           <w:sz w:val="22"/>
           <w:szCs w:val="22"/>
         </w:rPr>
+        <w:t xml:space="preserve">f) </w:t>
+      </w:r>
+      <w:r>
+        <w:rPr>
+          <w:b/>
+          <w:bCs/>
+          <w:sz w:val="22"/>
+          <w:szCs w:val="22"/>
+        </w:rPr>
+        <w:t>Demonstração de tentativa real de resolução extrajudicial do conflito</w:t>
+      </w:r>
+      <w:r>
+        <w:rPr>
+          <w:sz w:val="22"/>
+          <w:szCs w:val="22"/>
+        </w:rPr>
+        <w:t xml:space="preserve">, realizada pela plataforma oficial Consumidor.gov.br, </w:t>
+      </w:r>
+      <w:r>
+        <w:rPr>
+          <w:sz w:val="22"/>
+          <w:szCs w:val="22"/>
+        </w:rPr>
         <w:lastRenderedPageBreak/>
-        <w:t xml:space="preserve">f) </w:t>
-      </w:r>
-      <w:r>
-        <w:rPr>
-          <w:b/>
-          <w:bCs/>
-          <w:sz w:val="22"/>
-          <w:szCs w:val="22"/>
-        </w:rPr>
-        <w:t>Demonstração de tentativa real de resolução extrajudicial do conflito</w:t>
-      </w:r>
-      <w:r>
-        <w:rPr>
-          <w:sz w:val="22"/>
-          <w:szCs w:val="22"/>
-        </w:rPr>
-        <w:t>, realizada pela plataforma oficial Consumidor.gov.br, instruída com o número de protocolo, cópia da reclamação e resposta da instituição financeira, evidenciando a busca pela composição amigável antes da via judicial;</w:t>
+        <w:t>instruída com o número de protocolo, cópia da reclamação e resposta da instituição financeira, evidenciando a busca pela composição amigável antes da via judicial;</w:t>
       </w:r>
     </w:p>
     <w:p>
@@ -883,7 +876,7 @@
           <w:sz w:val="22"/>
           <w:szCs w:val="22"/>
         </w:rPr>
-        <w:t xml:space="preserve">A parte autora firmou contrato de prestação de serviços advocatícios direcionado exclusivamente à presente ação revisional de </w:t>
+        <w:t xml:space="preserve">A parte autora firmou contrato de prestação de serviços advocatícios direcionado exclusivamente à presente ação revisional de juros, demonstrando a finalidade e a unicidade da contratação (com devida ciência sobre os termos do patrocínio jurídico). O instrumento </w:t>
       </w:r>
       <w:r>
         <w:rPr>
@@ -891,7 +884,7 @@
           <w:szCs w:val="22"/>
         </w:rPr>
         <w:lastRenderedPageBreak/>
-        <w:t>juros, demonstrando a finalidade e a unicidade da contratação (com devida ciência sobre os termos do patrocínio jurídico). O instrumento é juntado sob sigilo, a fim de preservar os dados pessoais da parte e evitar sua indevida utilização por terceiros mal-intencionados que possam se valer de informações constantes nos autos para aplicação de golpes.</w:t>
+        <w:t>é juntado sob sigilo, a fim de preservar os dados pessoais da parte e evitar sua indevida utilização por terceiros mal-intencionados que possam se valer de informações constantes nos autos para aplicação de golpes.</w:t>
       </w:r>
     </w:p>
     <w:p>
@@ -928,11 +921,7 @@
         <w:t xml:space="preserve"> </w:t>
       </w:r>
       <w:r>
-        <w:t xml:space="preserve">No presente caso, a abusividade ora combatida concentra-se exclusivamente na fixação da taxa de juros aplicada, cuja desproporcionalidade é aferida com base na comparação objetiva entre a taxa praticada no contrato em questão e a taxa média de mercado divulgada pelo Banco Central do Brasil, para contratos da mesma natureza e na mesma data </w:t>
-      </w:r>
-      <w:r>
-        <w:lastRenderedPageBreak/>
-        <w:t>conforme jurisprudência amplamente</w:t>
+        <w:t>No presente caso, a abusividade ora combatida concentra-se exclusivamente na fixação da taxa de juros aplicada, cuja desproporcionalidade é aferida com base na comparação objetiva entre a taxa praticada no contrato em questão e a taxa média de mercado divulgada pelo Banco Central do Brasil, para contratos da mesma natureza e na mesma data conforme jurisprudência amplamente</w:t>
       </w:r>
       <w:r>
         <w:t xml:space="preserve"> consolidada</w:t>
@@ -947,7 +936,17 @@
           <w:i/>
           <w:iCs/>
         </w:rPr>
-        <w:t>dispensa a análise individualizada de cláusulas específicas, uma vez que o objeto da revisão se limita aos juros remuneratórios em si, prescindindo, inclusive, via de regra, de dilação probatória, por se tratar de matéria essencialmente técnica e documental.</w:t>
+        <w:t xml:space="preserve">dispensa a análise individualizada de cláusulas específicas, uma vez que o objeto da revisão se </w:t>
+      </w:r>
+      <w:r>
+        <w:rPr>
+          <w:b/>
+          <w:bCs/>
+          <w:i/>
+          <w:iCs/>
+        </w:rPr>
+        <w:lastRenderedPageBreak/>
+        <w:t>limita aos juros remuneratórios em si, prescindindo, inclusive, via de regra, de dilação probatória, por se tratar de matéria essencialmente técnica e documental.</w:t>
       </w:r>
     </w:p>
     <w:p>
@@ -985,11 +984,11 @@
     </w:p>
     <w:p>
       <w:r>
-        <w:t xml:space="preserve">No intuito de demonstrar com máxima transparência sua condição de hipossuficiência e evitar qualquer questionamento </w:t>
+        <w:t xml:space="preserve">No intuito de demonstrar com máxima transparência sua condição de hipossuficiência e evitar qualquer questionamento quanto à legitimidade do pedido — sobretudo frente ao cenário atual de combate à litigância predatória — foram adotadas medidas criteriosas para embasar o </w:t>
       </w:r>
       <w:r>
         <w:lastRenderedPageBreak/>
-        <w:t>quanto à legitimidade do pedido — sobretudo frente ao cenário atual de combate à litigância predatória — foram adotadas medidas criteriosas para embasar o presente pleito de forma individualizada, concreta e documentalmente robusta</w:t>
+        <w:t>presente pleito de forma individualizada, concreta e documentalmente robusta</w:t>
       </w:r>
       <w:r>
         <w:t>, conforme pormenorizado abaixo:</w:t>
@@ -1022,8 +1021,28 @@
       <w:r>
         <w:rPr>
           <w:color w:val="00B050"/>
-        </w:rPr>
-        <w:t xml:space="preserve">{{tanto consignados quanto pessoais,}} </w:t>
+          <w:sz w:val="22"/>
+          <w:szCs w:val="22"/>
+        </w:rPr>
+        <w:t>{{</w:t>
+      </w:r>
+      <w:proofErr w:type="spellStart"/>
+      <w:r>
+        <w:rPr>
+          <w:color w:val="00B050"/>
+          <w:sz w:val="22"/>
+          <w:szCs w:val="22"/>
+        </w:rPr>
+        <w:t>pessoal_consignados</w:t>
+      </w:r>
+      <w:proofErr w:type="spellEnd"/>
+      <w:r>
+        <w:rPr>
+          <w:color w:val="00B050"/>
+          <w:sz w:val="22"/>
+          <w:szCs w:val="22"/>
+        </w:rPr>
+        <w:t>}}</w:t>
       </w:r>
       <w:r>
         <w:t>comprometem de forma drástica sua renda mensal, de modo que restam apenas R$ {{</w:t>
@@ -1062,15 +1081,12 @@
     </w:p>
     <w:p>
       <w:r>
-        <w:t xml:space="preserve">Ainda, apesar de o artigo 99, §4º, do Código de Processo Civil já dispor expressamente que a contratação de advogado particular não impede a concessão da gratuidade da justiça, cumpre ressaltar que, no presente caso, conforme pode se observar, o contrato de honorários </w:t>
-      </w:r>
+        <w:t>Ainda, apesar de o artigo 99, §4º, do Código de Processo Civil já dispor expressamente que a contratação de advogado particular não impede a concessão da gratuidade da justiça, cumpre ressaltar que, no presente caso, conforme pode se observar, o contrato de honorários firmado pela parte autora não prevê qualquer pagamento inicial, estando a remuneração dos patronos integralmente condicionada ao êxito da demanda.</w:t>
+      </w:r>
+    </w:p>
+    <w:p>
       <w:r>
         <w:lastRenderedPageBreak/>
-        <w:t>firmado pela parte autora não prevê qualquer pagamento inicial, estando a remuneração dos patronos integralmente condicionada ao êxito da demanda.</w:t>
-      </w:r>
-    </w:p>
-    <w:p>
-      <w:r>
         <w:t>Dessa forma, resta evidenciado que a representação processual não implica qualquer ônus econômico imediato ou desproporcional ao demandante, tampouco afasta a condição de hipossuficiência demonstrada.</w:t>
       </w:r>
     </w:p>
@@ -1125,8 +1141,36 @@
       <w:r>
         <w:rPr>
           <w:color w:val="00B050"/>
-        </w:rPr>
-        <w:t xml:space="preserve">{{(pessoais + consignados)}} </w:t>
+          <w:sz w:val="22"/>
+          <w:szCs w:val="22"/>
+        </w:rPr>
+        <w:t>{{</w:t>
+      </w:r>
+      <w:proofErr w:type="spellStart"/>
+      <w:r>
+        <w:rPr>
+          <w:color w:val="00B050"/>
+          <w:sz w:val="22"/>
+          <w:szCs w:val="22"/>
+        </w:rPr>
+        <w:t>pessoal_consignados</w:t>
+      </w:r>
+      <w:proofErr w:type="spellEnd"/>
+      <w:r>
+        <w:rPr>
+          <w:color w:val="00B050"/>
+          <w:sz w:val="22"/>
+          <w:szCs w:val="22"/>
+        </w:rPr>
+        <w:t>}}</w:t>
+      </w:r>
+      <w:r>
+        <w:rPr>
+          <w:color w:val="00B050"/>
+          <w:sz w:val="22"/>
+          <w:szCs w:val="22"/>
+        </w:rPr>
+        <w:t xml:space="preserve"> </w:t>
       </w:r>
       <w:r>
         <w:t>comprometem o equivalente a {{comprometimento}}</w:t>
@@ -1139,28 +1183,20 @@
         <w:t xml:space="preserve"> </w:t>
       </w:r>
       <w:r>
-        <w:t xml:space="preserve">da sua </w:t>
-      </w:r>
+        <w:t>da sua remuneração mensal, tendo como líquido apenas {{</w:t>
+      </w:r>
+      <w:proofErr w:type="spellStart"/>
+      <w:r>
+        <w:t>valor_liquido</w:t>
+      </w:r>
+      <w:proofErr w:type="spellEnd"/>
+      <w:r>
+        <w:t>}} mensais para sua subsistência.</w:t>
+      </w:r>
+    </w:p>
+    <w:p>
       <w:r>
         <w:lastRenderedPageBreak/>
-        <w:t>remuneração mensal, tendo como líquido apenas {{</w:t>
-      </w:r>
-      <w:proofErr w:type="spellStart"/>
-      <w:r>
-        <w:t>valor_</w:t>
-      </w:r>
-      <w:proofErr w:type="gramStart"/>
-      <w:r>
-        <w:t>liquido</w:t>
-      </w:r>
-      <w:proofErr w:type="spellEnd"/>
-      <w:proofErr w:type="gramEnd"/>
-      <w:r>
-        <w:t>}} mensais para sua subsistência.</w:t>
-      </w:r>
-    </w:p>
-    <w:p>
-      <w:r>
         <w:t>Além disso, os valores referentes aos empréstimos pessoais contratados, demonstram-se em flagrante abusividade em comparação aos valores praticados em contratos análogos, como ilustrado abaixo:</w:t>
       </w:r>
     </w:p>
@@ -1205,47 +1241,16 @@
           <w:sz w:val="24"/>
           <w:szCs w:val="24"/>
         </w:rPr>
-        <w:t>Nº{{</w:t>
-      </w:r>
-      <w:proofErr w:type="gramStart"/>
-      <w:r>
-        <w:rPr>
-          <w:b/>
-          <w:color w:val="00B050"/>
+        <w:t>Nº{{NUMERO_CONTRATO_0}}</w:t>
+      </w:r>
+      <w:r>
+        <w:rPr>
+          <w:b/>
           <w:sz w:val="24"/>
           <w:szCs w:val="24"/>
         </w:rPr>
-        <w:t>NUMERO</w:t>
-      </w:r>
-      <w:proofErr w:type="gramEnd"/>
-      <w:r>
-        <w:rPr>
-          <w:b/>
-          <w:color w:val="00B050"/>
-          <w:sz w:val="24"/>
-          <w:szCs w:val="24"/>
-        </w:rPr>
-        <w:t>_CONTRATO_0</w:t>
-      </w:r>
-      <w:proofErr w:type="gramStart"/>
-      <w:r>
-        <w:rPr>
-          <w:b/>
-          <w:color w:val="00B050"/>
-          <w:sz w:val="24"/>
-          <w:szCs w:val="24"/>
-        </w:rPr>
-        <w:t>}}</w:t>
-      </w:r>
-      <w:r>
-        <w:rPr>
-          <w:b/>
-          <w:sz w:val="24"/>
-          <w:szCs w:val="24"/>
-        </w:rPr>
         <w:t>°</w:t>
       </w:r>
-      <w:proofErr w:type="gramEnd"/>
       <w:r>
         <w:rPr>
           <w:b/>
@@ -1340,115 +1345,96 @@
         <w:t xml:space="preserve">Taxa de juros aplicada: </w:t>
       </w:r>
       <w:r>
-        <w:t>{{emprestimos_0_taxa</w:t>
-      </w:r>
-      <w:proofErr w:type="gramStart"/>
+        <w:t>{{emprestimos_0_taxa}}</w:t>
+      </w:r>
+      <w:r>
+        <w:t>%</w:t>
+      </w:r>
+    </w:p>
+    <w:p>
+      <w:pPr>
+        <w:ind w:left="1440" w:firstLine="0"/>
+      </w:pPr>
+    </w:p>
+    <w:p>
+      <w:r>
+        <w:t xml:space="preserve">O contrato em apreciação apresenta taxa de juros mensal fixada em </w:t>
+      </w:r>
+      <w:r>
+        <w:t>{{</w:t>
+      </w:r>
+      <w:r>
+        <w:t>emprestimos_0_taxa</w:t>
+      </w:r>
       <w:r>
         <w:t>}}</w:t>
       </w:r>
       <w:r>
         <w:t>%</w:t>
       </w:r>
-      <w:proofErr w:type="gramEnd"/>
-    </w:p>
-    <w:p>
-      <w:pPr>
-        <w:ind w:left="1440" w:firstLine="0"/>
-      </w:pPr>
-    </w:p>
-    <w:p>
-      <w:r>
-        <w:t xml:space="preserve">O contrato em apreciação apresenta taxa de juros mensal fixada em </w:t>
+      <w:r>
+        <w:t>a.m</w:t>
+      </w:r>
+      <w:r>
+        <w:t xml:space="preserve">., o que gerou à parte requerente uma dívida correspondente a </w:t>
       </w:r>
       <w:r>
         <w:t>{{</w:t>
       </w:r>
       <w:r>
-        <w:t>emprestimos_0_taxa</w:t>
-      </w:r>
-      <w:proofErr w:type="gramStart"/>
+        <w:t>emprestimos_</w:t>
+      </w:r>
+      <w:r>
+        <w:t>0</w:t>
+      </w:r>
+      <w:r>
+        <w:t>_total_emprestimo</w:t>
+      </w:r>
       <w:r>
         <w:t>}}</w:t>
       </w:r>
       <w:r>
-        <w:t>%</w:t>
-      </w:r>
-      <w:proofErr w:type="gramEnd"/>
+        <w:t>;</w:t>
+      </w:r>
+      <w:r>
+        <w:t xml:space="preserve"> </w:t>
+      </w:r>
+      <w:r>
+        <w:t>{{emprestimos_</w:t>
+      </w:r>
+      <w:r>
+        <w:t>0</w:t>
+      </w:r>
+      <w:r>
+        <w:t>_def_emprestimos}}</w:t>
+      </w:r>
+      <w:r>
+        <w:t xml:space="preserve">  vezes o valor financiado.</w:t>
+      </w:r>
+    </w:p>
+    <w:p>
+      <w:r>
+        <w:t xml:space="preserve">Para mesma época, o Banco central divulgou que a média de mercado aplicada pelas instituições financeiras em contratos da mesma natureza fora de </w:t>
+      </w:r>
+      <w:r>
+        <w:t>{{</w:t>
+      </w:r>
+      <w:r>
+        <w:t>emprestimos_0_taxa_media</w:t>
+      </w:r>
+      <w:r>
+        <w:t xml:space="preserve">}}% </w:t>
+      </w:r>
+      <w:proofErr w:type="spellStart"/>
       <w:r>
         <w:t>a.m</w:t>
       </w:r>
-      <w:r>
-        <w:t xml:space="preserve">., o que gerou à parte requerente uma dívida correspondente a </w:t>
-      </w:r>
-      <w:r>
-        <w:t>{{</w:t>
-      </w:r>
-      <w:r>
-        <w:t>emprestimos_</w:t>
-      </w:r>
-      <w:r>
-        <w:t>0</w:t>
-      </w:r>
-      <w:r>
-        <w:t>_total_emprestimo</w:t>
-      </w:r>
-      <w:r>
-        <w:t>}}</w:t>
-      </w:r>
-      <w:r>
-        <w:t>;</w:t>
-      </w:r>
-      <w:r>
-        <w:t xml:space="preserve"> </w:t>
-      </w:r>
-      <w:r>
-        <w:t>{{emprestimos_</w:t>
-      </w:r>
-      <w:r>
-        <w:t>0</w:t>
-      </w:r>
-      <w:r>
-        <w:t>_def_emprestimos</w:t>
-      </w:r>
-      <w:proofErr w:type="gramStart"/>
-      <w:r>
-        <w:t>}}</w:t>
-      </w:r>
-      <w:r>
-        <w:t xml:space="preserve">  vezes</w:t>
-      </w:r>
-      <w:proofErr w:type="gramEnd"/>
-      <w:r>
-        <w:t xml:space="preserve"> o valor financiado.</w:t>
-      </w:r>
-    </w:p>
-    <w:p>
-      <w:r>
-        <w:t xml:space="preserve">Para mesma época, o Banco central divulgou que a média de mercado aplicada pelas instituições financeiras em contratos da mesma natureza fora de </w:t>
-      </w:r>
-      <w:r>
-        <w:t>{{</w:t>
-      </w:r>
-      <w:r>
-        <w:t>emprestimos_0_taxa_media</w:t>
-      </w:r>
-      <w:r>
-        <w:t xml:space="preserve">}}% </w:t>
-      </w:r>
-      <w:proofErr w:type="spellStart"/>
-      <w:r>
-        <w:t>a.m</w:t>
-      </w:r>
       <w:proofErr w:type="spellEnd"/>
       <w:r>
         <w:t xml:space="preserve">, </w:t>
       </w:r>
       <w:r>
-        <w:t xml:space="preserve">conforme </w:t>
-      </w:r>
-      <w:r>
-        <w:lastRenderedPageBreak/>
-        <w:t>divulgado pelo Banco Central</w:t>
+        <w:t>conforme divulgado pelo Banco Central</w:t>
       </w:r>
       <w:r>
         <w:t xml:space="preserve">, por meio da disponibilização da </w:t>
@@ -1772,7 +1758,6 @@
     </w:p>
     <w:p>
       <w:r>
-        <w:lastRenderedPageBreak/>
         <w:t>Desta forma, fica flagrante a abusividade contida no contrato, cuja taxa de juros mensais extrapolam muito a média de mercado.</w:t>
       </w:r>
     </w:p>
@@ -1809,27 +1794,7 @@
           <w:sz w:val="24"/>
           <w:szCs w:val="24"/>
         </w:rPr>
-        <w:t>Nº{{</w:t>
-      </w:r>
-      <w:proofErr w:type="gramStart"/>
-      <w:r>
-        <w:rPr>
-          <w:b/>
-          <w:color w:val="00B050"/>
-          <w:sz w:val="24"/>
-          <w:szCs w:val="24"/>
-        </w:rPr>
-        <w:t>NUMERO</w:t>
-      </w:r>
-      <w:proofErr w:type="gramEnd"/>
-      <w:r>
-        <w:rPr>
-          <w:b/>
-          <w:color w:val="00B050"/>
-          <w:sz w:val="24"/>
-          <w:szCs w:val="24"/>
-        </w:rPr>
-        <w:t>_CONTRATO_1}}</w:t>
+        <w:t>Nº{{NUMERO_CONTRATO_1}}</w:t>
       </w:r>
       <w:r>
         <w:rPr>
@@ -1922,22 +1887,41 @@
         <w:t>1</w:t>
       </w:r>
       <w:r>
+        <w:t>_taxa}}%</w:t>
+      </w:r>
+    </w:p>
+    <w:p>
+      <w:pPr>
+        <w:ind w:left="1440" w:firstLine="0"/>
+      </w:pPr>
+    </w:p>
+    <w:p>
+      <w:r>
+        <w:t xml:space="preserve">O contrato em apreciação apresenta taxa de juros mensal fixada em </w:t>
+      </w:r>
+      <w:r>
+        <w:t>{{</w:t>
+      </w:r>
+      <w:r>
+        <w:t>emprestimos_</w:t>
+      </w:r>
+      <w:r>
+        <w:t>1</w:t>
+      </w:r>
+      <w:r>
         <w:t>_taxa</w:t>
       </w:r>
-      <w:proofErr w:type="gramStart"/>
-      <w:r>
-        <w:t>}}%</w:t>
-      </w:r>
-      <w:proofErr w:type="gramEnd"/>
-    </w:p>
-    <w:p>
-      <w:pPr>
-        <w:ind w:left="1440" w:firstLine="0"/>
-      </w:pPr>
-    </w:p>
-    <w:p>
-      <w:r>
-        <w:t xml:space="preserve">O contrato em apreciação apresenta taxa de juros mensal fixada em </w:t>
+      <w:r>
+        <w:t>}}</w:t>
+      </w:r>
+      <w:r>
+        <w:t>%</w:t>
+      </w:r>
+      <w:r>
+        <w:t>a.m</w:t>
+      </w:r>
+      <w:r>
+        <w:t xml:space="preserve">., o que gerou à parte requerente uma dívida correspondente a </w:t>
       </w:r>
       <w:r>
         <w:t>{{</w:t>
@@ -1949,59 +1933,25 @@
         <w:t>1</w:t>
       </w:r>
       <w:r>
-        <w:t>_taxa</w:t>
-      </w:r>
-      <w:proofErr w:type="gramStart"/>
+        <w:t>_total_emprestimo</w:t>
+      </w:r>
       <w:r>
         <w:t>}}</w:t>
       </w:r>
       <w:r>
-        <w:t>%</w:t>
-      </w:r>
-      <w:proofErr w:type="gramEnd"/>
-      <w:r>
-        <w:t>a.m</w:t>
-      </w:r>
-      <w:r>
-        <w:t xml:space="preserve">., o que gerou à parte requerente uma dívida correspondente a </w:t>
-      </w:r>
-      <w:r>
-        <w:t>{{</w:t>
-      </w:r>
-      <w:r>
-        <w:t>emprestimos_</w:t>
+        <w:t xml:space="preserve">; </w:t>
+      </w:r>
+      <w:r>
+        <w:t>{{emprestimos_</w:t>
       </w:r>
       <w:r>
         <w:t>1</w:t>
       </w:r>
       <w:r>
-        <w:t>_total_emprestimo</w:t>
-      </w:r>
-      <w:r>
-        <w:t>}}</w:t>
-      </w:r>
-      <w:r>
-        <w:t xml:space="preserve">; </w:t>
-      </w:r>
-      <w:r>
-        <w:t>{{emprestimos_</w:t>
-      </w:r>
-      <w:r>
-        <w:t>1</w:t>
-      </w:r>
-      <w:r>
-        <w:t>_def_emprestimos</w:t>
-      </w:r>
-      <w:proofErr w:type="gramStart"/>
-      <w:r>
-        <w:t>}}</w:t>
-      </w:r>
-      <w:r>
-        <w:t xml:space="preserve">  vezes</w:t>
-      </w:r>
-      <w:proofErr w:type="gramEnd"/>
-      <w:r>
-        <w:t xml:space="preserve"> o valor financiado.</w:t>
+        <w:t>_def_emprestimos}}</w:t>
+      </w:r>
+      <w:r>
+        <w:t xml:space="preserve">  vezes o valor financiado.</w:t>
       </w:r>
     </w:p>
     <w:p>
@@ -2074,6 +2024,7 @@
         <w:t xml:space="preserve">Caso essa média tivesse sido aplicada, as parcelas do referido contrato teriam sido fixadas em </w:t>
       </w:r>
       <w:r>
+        <w:lastRenderedPageBreak/>
         <w:t>{{emprestimos_</w:t>
       </w:r>
       <w:r>
@@ -2385,7 +2336,6 @@
     </w:p>
     <w:p>
       <w:r>
-        <w:lastRenderedPageBreak/>
         <w:t>Por este fato, ingressa a parte autora com a referida demanda judicial, a fim de solicitar a adequação das taxas de juros à média de mercado, além da repetição em dobro dos indébitos pagos em excesso à requerida e indenização a título de danos morais.</w:t>
       </w:r>
     </w:p>
@@ -2430,16 +2380,16 @@
     <w:p/>
     <w:p>
       <w:r>
-        <w:t xml:space="preserve">A legislação brasileira e a jurisprudência pátria têm se posicionado no sentido de coibir práticas abusivas no mercado financeiro, especialmente no que se refere à cobrança de juros exorbitantes. O Código de Defesa do Consumidor (CDC), em seu artigo 51, inciso IV, considera nulas as </w:t>
+        <w:t>A legislação brasileira e a jurisprudência pátria têm se posicionado no sentido de coibir práticas abusivas no mercado financeiro, especialmente no que se refere à cobrança de juros exorbitantes. O Código de Defesa do Consumidor (CDC), em seu artigo 51, inciso IV, considera nulas as cláusulas contratuais que estabeleçam obrigações iníquas, abusivas ou que coloquem o consumidor em desvantagem exagerada.</w:t>
+      </w:r>
+    </w:p>
+    <w:p>
+      <w:r>
+        <w:t xml:space="preserve">No presente caso, as taxas de juros aplicadas aos contratos da parte requerente são claramente excessivas quando </w:t>
       </w:r>
       <w:r>
         <w:lastRenderedPageBreak/>
-        <w:t>cláusulas contratuais que estabeleçam obrigações iníquas, abusivas ou que coloquem o consumidor em desvantagem exagerada.</w:t>
-      </w:r>
-    </w:p>
-    <w:p>
-      <w:r>
-        <w:t>No presente caso, as taxas de juros aplicadas aos contratos da parte requerente são claramente excessivas quando comparadas à</w:t>
+        <w:t>comparadas à</w:t>
       </w:r>
       <w:r>
         <w:t>s</w:t>
@@ -2638,7 +2588,6 @@
     </w:p>
     <w:p>
       <w:r>
-        <w:lastRenderedPageBreak/>
         <w:t xml:space="preserve">Isso porque o Superior Tribunal de Justiça já dispôs, </w:t>
       </w:r>
       <w:r>
@@ -2659,7 +2608,16 @@
           <w:bCs/>
           <w:u w:val="single"/>
         </w:rPr>
-        <w:t>embora as instituições financeiras não estejam sujeitas à limitação da taxa de juros estipulada na Lei da Usura (Súmula 596/STF), a abusividade dos juros remuneratórios pode ser reconhecida quando a taxa contratada é excessivamente superior à taxa média de mercado divulgada pelo Banco Central do Brasil para operações da mesma natureza.</w:t>
+        <w:t xml:space="preserve">embora as instituições financeiras não estejam sujeitas à limitação da taxa de juros estipulada na Lei da Usura (Súmula 596/STF), a abusividade dos juros </w:t>
+      </w:r>
+      <w:r>
+        <w:rPr>
+          <w:b/>
+          <w:bCs/>
+          <w:u w:val="single"/>
+        </w:rPr>
+        <w:lastRenderedPageBreak/>
+        <w:t>remuneratórios pode ser reconhecida quando a taxa contratada é excessivamente superior à taxa média de mercado divulgada pelo Banco Central do Brasil para operações da mesma natureza.</w:t>
       </w:r>
     </w:p>
     <w:p>
@@ -2759,7 +2717,7 @@
           <w:sz w:val="22"/>
           <w:szCs w:val="22"/>
         </w:rPr>
-        <w:t xml:space="preserve">. Acórdão Min. Menezes Direito, DJ de 4.8.2003), ao dobro (REsp n. 1.036.818, Terceira Turma, minha relatoria, DJe de 20.6.2008) ou ao triplo (REsp n. 971.853-RS, Quarta Turma, Min. Pádua Ribeiro, DJ de </w:t>
+        <w:t xml:space="preserve">. Acórdão Min. Menezes Direito, DJ de 4.8.2003), ao dobro (REsp n. 1.036.818, Terceira Turma, minha relatoria, DJe de 20.6.2008) ou ao triplo (REsp n. 971.853-RS, Quarta Turma, Min. Pádua Ribeiro, DJ de 24.9.2007) da média. Todavia, esta perquirição acerca da abusividade não é estanque, o que impossibilita a adoção de critérios genéricos e universais. A taxa média de mercado, divulgada pelo Banco Central, constitui um valioso referencial, mas cabe somente ao juiz, no exame </w:t>
       </w:r>
       <w:r>
         <w:rPr>
@@ -2767,7 +2725,7 @@
           <w:szCs w:val="22"/>
         </w:rPr>
         <w:lastRenderedPageBreak/>
-        <w:t>24.9.2007) da média. Todavia, esta perquirição acerca da abusividade não é estanque, o que impossibilita a adoção de critérios genéricos e universais. A taxa média de mercado, divulgada pelo Banco Central, constitui um valioso referencial, mas cabe somente ao juiz, no exame das peculiaridades do caso concreto, avaliar se os juros contratados foram ou não abusivos”. (REsp 1061530/RS, rel. Min. Nancy Andrighi, Segunda Seção, j. 22-10-2008).</w:t>
+        <w:t>das peculiaridades do caso concreto, avaliar se os juros contratados foram ou não abusivos”. (REsp 1061530/RS, rel. Min. Nancy Andrighi, Segunda Seção, j. 22-10-2008).</w:t>
       </w:r>
     </w:p>
     <w:p>
@@ -2986,38 +2944,41 @@
     </w:p>
     <w:p>
       <w:r>
+        <w:t>Diante do exposto, é imprescindível a revisão judicial dos contratos firmados entre as partes, de modo a adequar as taxas de juros cobradas à</w:t>
+      </w:r>
+      <w:r>
+        <w:t>s</w:t>
+      </w:r>
+      <w:r>
+        <w:t xml:space="preserve"> média</w:t>
+      </w:r>
+      <w:r>
+        <w:t>s</w:t>
+      </w:r>
+      <w:r>
+        <w:t xml:space="preserve"> de mercado praticada</w:t>
+      </w:r>
+      <w:r>
+        <w:t>s</w:t>
+      </w:r>
+      <w:r>
+        <w:t xml:space="preserve"> na</w:t>
+      </w:r>
+      <w:r>
+        <w:t>s</w:t>
+      </w:r>
+      <w:r>
+        <w:t xml:space="preserve"> data</w:t>
+      </w:r>
+      <w:r>
+        <w:t>s</w:t>
+      </w:r>
+      <w:r>
+        <w:t xml:space="preserve"> das contratações. Tal </w:t>
+      </w:r>
+      <w:r>
         <w:lastRenderedPageBreak/>
-        <w:t>Diante do exposto, é imprescindível a revisão judicial dos contratos firmados entre as partes, de modo a adequar as taxas de juros cobradas à</w:t>
-      </w:r>
-      <w:r>
-        <w:t>s</w:t>
-      </w:r>
-      <w:r>
-        <w:t xml:space="preserve"> média</w:t>
-      </w:r>
-      <w:r>
-        <w:t>s</w:t>
-      </w:r>
-      <w:r>
-        <w:t xml:space="preserve"> de mercado praticada</w:t>
-      </w:r>
-      <w:r>
-        <w:t>s</w:t>
-      </w:r>
-      <w:r>
-        <w:t xml:space="preserve"> na</w:t>
-      </w:r>
-      <w:r>
-        <w:t>s</w:t>
-      </w:r>
-      <w:r>
-        <w:t xml:space="preserve"> data</w:t>
-      </w:r>
-      <w:r>
-        <w:t>s</w:t>
-      </w:r>
-      <w:r>
-        <w:t xml:space="preserve"> das contratações. Tal adequação visa restabelecer o equilíbrio contratual e assegurar que o consumidor não seja onerado de forma injusta e desproporcional.</w:t>
+        <w:t>adequação visa restabelecer o equilíbrio contratual e assegurar que o consumidor não seja onerado de forma injusta e desproporcional.</w:t>
       </w:r>
     </w:p>
     <w:p>
@@ -3119,7 +3080,7 @@
           <w:b/>
           <w:bCs/>
         </w:rPr>
-        <w:t xml:space="preserve">No presente caso, não há qualquer margem para se alegar “engano justificável”. A cobrança excessiva decorre da aplicação de taxas de juros visivelmente superiores às médias de mercado, em contratos </w:t>
+        <w:t xml:space="preserve">No presente caso, não há qualquer margem para se alegar “engano justificável”. A cobrança excessiva decorre da aplicação de taxas de juros visivelmente superiores às médias de mercado, em contratos destinados a consumidor notoriamente hipossuficiente, o que revela não apenas uma concessão questionável de análise de crédito, mas sim uma </w:t>
       </w:r>
       <w:r>
         <w:rPr>
@@ -3127,7 +3088,7 @@
           <w:bCs/>
         </w:rPr>
         <w:lastRenderedPageBreak/>
-        <w:t xml:space="preserve">destinados a consumidor notoriamente hipossuficiente, o que revela não apenas uma concessão questionável de análise de crédito, mas sim uma estratégia deliberada e recorrente de atuação por parte da instituição financeira. </w:t>
+        <w:t xml:space="preserve">estratégia deliberada e recorrente de atuação por parte da instituição financeira. </w:t>
       </w:r>
     </w:p>
     <w:p>
@@ -3240,7 +3201,6 @@
           <w:sz w:val="22"/>
           <w:szCs w:val="22"/>
         </w:rPr>
-        <w:lastRenderedPageBreak/>
         <w:t xml:space="preserve">“A repetição em dobro, prevista no parágrafo único do art. 42 do Código de Defesa do Consumidor, é </w:t>
       </w:r>
       <w:r>
@@ -3253,7 +3213,20 @@
           <w:szCs w:val="22"/>
           <w:u w:val="single"/>
         </w:rPr>
-        <w:t>cabível quando a cobrança indevida consubstanciar conduta contrária à boa-fé objetiva, ou seja, deve ocorrer independentemente da natureza do elemento volitivo</w:t>
+        <w:t xml:space="preserve">cabível quando a cobrança </w:t>
+      </w:r>
+      <w:r>
+        <w:rPr>
+          <w:b/>
+          <w:bCs/>
+          <w:i/>
+          <w:iCs/>
+          <w:sz w:val="22"/>
+          <w:szCs w:val="22"/>
+          <w:u w:val="single"/>
+        </w:rPr>
+        <w:lastRenderedPageBreak/>
+        <w:t>indevida consubstanciar conduta contrária à boa-fé objetiva, ou seja, deve ocorrer independentemente da natureza do elemento volitivo</w:t>
       </w:r>
       <w:r>
         <w:rPr>
@@ -3372,8 +3345,11 @@
         <w:t xml:space="preserve"> </w:t>
       </w:r>
       <w:r>
+        <w:t xml:space="preserve">Ao contrário, trata-se de verdadeira afronta ao dever de lealdade e ao princípio da função social do contrato, especialmente quando se observa que a prática </w:t>
+      </w:r>
+      <w:r>
         <w:lastRenderedPageBreak/>
-        <w:t xml:space="preserve">Ao contrário, trata-se de verdadeira afronta ao dever de lealdade e ao princípio da função social do contrato, especialmente quando se observa que a prática reiterada da cobrança de juros muito acima da média de mercado atinge justamente os consumidores mais frágeis e vulneráveis — pessoas pobres, idosas, aposentadas e hipossuficientes, para quem a contratação de crédito pessoal </w:t>
+        <w:t xml:space="preserve">reiterada da cobrança de juros muito acima da média de mercado atinge justamente os consumidores mais frágeis e vulneráveis — pessoas pobres, idosas, aposentadas e hipossuficientes, para quem a contratação de crédito pessoal </w:t>
       </w:r>
       <w:r>
         <w:t>se torna</w:t>
@@ -3493,13 +3469,13 @@
         </w:numPr>
       </w:pPr>
       <w:r>
+        <w:t>DANO MORAL</w:t>
+      </w:r>
+    </w:p>
+    <w:p/>
+    <w:p>
+      <w:r>
         <w:lastRenderedPageBreak/>
-        <w:t>DANO MORAL</w:t>
-      </w:r>
-    </w:p>
-    <w:p/>
-    <w:p>
-      <w:r>
         <w:t>Além da revisão e adequação das taxas de juros e da repetição em dobro do indébito, é necessário abordar os danos morais causados à parte requerente pela prática abusiva da instituição financeira requerida.</w:t>
       </w:r>
     </w:p>
@@ -3595,15 +3571,12 @@
     </w:p>
     <w:p>
       <w:r>
-        <w:t xml:space="preserve">Nessa égide, entendemos ser completamente inaplicável o entendimento de que a conduta pensada, calculada e </w:t>
-      </w:r>
+        <w:t>Nessa égide, entendemos ser completamente inaplicável o entendimento de que a conduta pensada, calculada e conscientemente aplicada pela ré causou à parte autora “mero aborrecimento do cotidiano”.</w:t>
+      </w:r>
+    </w:p>
+    <w:p>
       <w:r>
         <w:lastRenderedPageBreak/>
-        <w:t>conscientemente aplicada pela ré causou à parte autora “mero aborrecimento do cotidiano”.</w:t>
-      </w:r>
-    </w:p>
-    <w:p>
-      <w:r>
         <w:t>Ora, a imposição de juros exorbitantes sem a devida análise e responsabilidade na concessão do crédito, por certo, contribuiu para que a parte requerente fosse colocada em uma situação de superendividamento escancarado</w:t>
       </w:r>
       <w:r>
@@ -3847,8 +3820,17 @@
           <w:i/>
           <w:iCs/>
         </w:rPr>
+        <w:t xml:space="preserve">Acontece que, conforme citado, a conduta em comento, infelizmente, não constitui um caso isolado, mas sim parte de uma </w:t>
+      </w:r>
+      <w:r>
+        <w:rPr>
+          <w:b/>
+          <w:bCs/>
+          <w:i/>
+          <w:iCs/>
+        </w:rPr>
         <w:lastRenderedPageBreak/>
-        <w:t>Acontece que, conforme citado, a conduta em comento, infelizmente, não constitui um caso isolado, mas sim parte de uma política deliberada de concessão de crédito sem qualquer avaliação real da capacidade de pagamento do consumidor. Tal prática colabora diretamente para a formação e manutenção de um ciclo perverso de superendividamento, que aprisiona o indivíduo em sucessivos contratos abusivos, retirando-lhe a autonomia financeira e violando sua dignidade humana.</w:t>
+        <w:t>política deliberada de concessão de crédito sem qualquer avaliação real da capacidade de pagamento do consumidor. Tal prática colabora diretamente para a formação e manutenção de um ciclo perverso de superendividamento, que aprisiona o indivíduo em sucessivos contratos abusivos, retirando-lhe a autonomia financeira e violando sua dignidade humana.</w:t>
       </w:r>
     </w:p>
     <w:p>
@@ -3919,14 +3901,14 @@
         <w:rPr>
           <w:u w:val="single"/>
         </w:rPr>
-        <w:t xml:space="preserve">Ao impor juros excessivos e desproporcionais a consumidores que já se encontram em situação de vulnerabilidade econômica, a instituição financeira não apenas compromete a renda presente do </w:t>
+        <w:t xml:space="preserve">Ao impor juros excessivos e desproporcionais a consumidores que já se encontram em situação de vulnerabilidade econômica, a instituição financeira não apenas compromete a renda presente do contratante, mas também deteriora sua possibilidade futura de reorganização financeira, perpetuando a pobreza e dificultando qualquer perspectiva de </w:t>
       </w:r>
       <w:r>
         <w:rPr>
           <w:u w:val="single"/>
         </w:rPr>
         <w:lastRenderedPageBreak/>
-        <w:t>contratante, mas também deteriora sua possibilidade futura de reorganização financeira, perpetuando a pobreza e dificultando qualquer perspectiva de ascensão social. Trata-se, portanto, de conduta que ofende o princípio da dignidade da pessoa humana.</w:t>
+        <w:t>ascensão social. Trata-se, portanto, de conduta que ofende o princípio da dignidade da pessoa humana.</w:t>
       </w:r>
     </w:p>
     <w:p>
@@ -4029,7 +4011,7 @@
           <w:szCs w:val="22"/>
           <w:u w:val="single"/>
         </w:rPr>
-        <w:t xml:space="preserve">Em verdade, a instituição apelante está a confessar a contratação inquinada pelo vício da lesão, pois se alega que realiza empréstimos para quem tem dificuldade de obter crédito na praça, para justificar a aplicação de juros </w:t>
+        <w:t xml:space="preserve">Em verdade, a instituição apelante está a confessar a contratação inquinada pelo vício da lesão, pois se alega que realiza empréstimos para quem tem dificuldade de obter crédito na praça, para justificar a aplicação de juros desarrazoadamente mais altos, admite que se aproveita da vulnerabilidade daquele cliente, que não encontrará quem lhe </w:t>
       </w:r>
       <w:r>
         <w:rPr>
@@ -4042,7 +4024,7 @@
           <w:u w:val="single"/>
         </w:rPr>
         <w:lastRenderedPageBreak/>
-        <w:t>desarrazoadamente mais altos, admite que se aproveita da vulnerabilidade daquele cliente, que não encontrará quem lhe conceda crédito. Por fim, não se pode olvidar da necessidade da boa-fé objetiva que deve nortear a oferta de crédito responsável, o que é de grande relevância para prevenir o superendividamento dos tomadores de empréstimos.</w:t>
+        <w:t>conceda crédito. Por fim, não se pode olvidar da necessidade da boa-fé objetiva que deve nortear a oferta de crédito responsável, o que é de grande relevância para prevenir o superendividamento dos tomadores de empréstimos.</w:t>
       </w:r>
       <w:r>
         <w:rPr>
@@ -4105,13 +4087,13 @@
         </w:numPr>
       </w:pPr>
       <w:r>
+        <w:t>INVERSÃO DO ÔNUS PROBATÓRIO</w:t>
+      </w:r>
+    </w:p>
+    <w:p/>
+    <w:p>
+      <w:r>
         <w:lastRenderedPageBreak/>
-        <w:t>INVERSÃO DO ÔNUS PROBATÓRIO</w:t>
-      </w:r>
-    </w:p>
-    <w:p/>
-    <w:p>
-      <w:r>
         <w:t>O Código de Defesa do Consumidor (CDC) prevê, em seu artigo 6º, inciso VIII, a possibilidade de inversão do ônus da prova em favor do consumidor, quando, a critério do juiz, for verossímil a alegação ou quando o consumidor for hipossuficiente, segundo as regras ordinárias de experiências. Tal previsão visa equilibrar a relação entre consumidor e fornecedor, especialmente em situações onde o consumidor se encontra em desvantagem técnica, econômica ou jurídica.</w:t>
       </w:r>
     </w:p>
@@ -4142,11 +4124,11 @@
         <w:t xml:space="preserve"> e §1°</w:t>
       </w:r>
       <w:r>
-        <w:t xml:space="preserve">, do Código de Processo Civil, incumbe à parte requerida o ônus de demonstrar a legalidade das taxas de juros aplicadas, especialmente diante da alegação de abusividade. Para tanto, deveria a instituição financeira apresentar documentos que comprovassem os custos administrativos da operação, a margem de lucro praticada, os índices de inadimplemento do seu portfólio de clientes, entre outros elementos que </w:t>
+        <w:t xml:space="preserve">, do Código de Processo Civil, incumbe à parte requerida o ônus de demonstrar a legalidade das taxas de juros aplicadas, especialmente diante da alegação de abusividade. Para tanto, deveria a instituição financeira apresentar documentos que comprovassem os custos administrativos da operação, a margem de lucro praticada, os índices de inadimplemento do seu portfólio de clientes, entre outros elementos que pudessem justificar a elevação da taxa de juros contratada e, assim, afastar a configuração da prática abusiva. A ausência de tais documentos ou justificativas idôneas reforça a plausibilidade da alegação de excesso e onerosidade, </w:t>
       </w:r>
       <w:r>
         <w:lastRenderedPageBreak/>
-        <w:t>pudessem justificar a elevação da taxa de juros contratada e, assim, afastar a configuração da prática abusiva. A ausência de tais documentos ou justificativas idôneas reforça a plausibilidade da alegação de excesso e onerosidade, legitimando o pedido de revisão contratual e a inversão do ônus da prova em favor do consumidor</w:t>
+        <w:t>legitimando o pedido de revisão contratual e a inversão do ônus da prova em favor do consumidor</w:t>
       </w:r>
       <w:r>
         <w:t>.</w:t>
@@ -4233,7 +4215,6 @@
         <w:rPr>
           <w:color w:val="000000"/>
         </w:rPr>
-        <w:lastRenderedPageBreak/>
         <w:t>Desinteresse pela audiência de conciliação e mediação;</w:t>
       </w:r>
     </w:p>
@@ -4303,6 +4284,7 @@
         <w:rPr>
           <w:color w:val="000000"/>
         </w:rPr>
+        <w:lastRenderedPageBreak/>
         <w:t>Inversão do ônus probatório;</w:t>
       </w:r>
     </w:p>
@@ -4527,30 +4509,16 @@
         <w:jc w:val="center"/>
       </w:pPr>
       <w:r>
-        <w:rPr>
-          <w:color w:val="00B050"/>
-        </w:rPr>
-        <w:t>{{FORO</w:t>
-      </w:r>
-      <w:proofErr w:type="gramStart"/>
-      <w:r>
-        <w:rPr>
-          <w:color w:val="00B050"/>
-        </w:rPr>
-        <w:t>}}</w:t>
-      </w:r>
-      <w:r>
-        <w:t>/</w:t>
-      </w:r>
-      <w:proofErr w:type="gramEnd"/>
-      <w:r>
-        <w:rPr>
-          <w:color w:val="00B050"/>
-        </w:rPr>
-        <w:t>{{ESTADO}}</w:t>
-      </w:r>
-      <w:r>
-        <w:t xml:space="preserve">, </w:t>
+        <w:t>{{CIDADE_AUTOR}}</w:t>
+      </w:r>
+      <w:r>
+        <w:t xml:space="preserve"> /</w:t>
+      </w:r>
+      <w:r>
+        <w:t>{{ESTADO_AUTOR}}</w:t>
+      </w:r>
+      <w:r>
+        <w:t>,</w:t>
       </w:r>
       <w:r>
         <w:rPr>
@@ -4587,15 +4555,66 @@
       <w:pPr>
         <w:ind w:firstLine="0"/>
         <w:jc w:val="center"/>
-      </w:pPr>
-      <w:r>
+        <w:rPr>
+          <w:color w:val="00B050"/>
+          <w:u w:val="single"/>
+        </w:rPr>
+      </w:pPr>
+      <w:r>
+        <w:lastRenderedPageBreak/>
         <w:t>OAB/</w:t>
       </w:r>
       <w:r>
         <w:rPr>
           <w:color w:val="00B050"/>
         </w:rPr>
-        <w:t>{ESTADO} {{N.OAB}}</w:t>
+        <w:t>{</w:t>
+      </w:r>
+      <w:r>
+        <w:rPr>
+          <w:color w:val="00B050"/>
+        </w:rPr>
+        <w:t>{</w:t>
+      </w:r>
+      <w:proofErr w:type="spellStart"/>
+      <w:r>
+        <w:rPr>
+          <w:color w:val="00B050"/>
+        </w:rPr>
+        <w:t>estado_oab</w:t>
+      </w:r>
+      <w:proofErr w:type="spellEnd"/>
+      <w:r>
+        <w:rPr>
+          <w:color w:val="00B050"/>
+        </w:rPr>
+        <w:t>}</w:t>
+      </w:r>
+      <w:r>
+        <w:rPr>
+          <w:color w:val="00B050"/>
+        </w:rPr>
+        <w:t>}</w:t>
+      </w:r>
+      <w:r>
+        <w:rPr>
+          <w:color w:val="00B050"/>
+        </w:rPr>
+        <w:t xml:space="preserve"> {{</w:t>
+      </w:r>
+      <w:proofErr w:type="spellStart"/>
+      <w:r>
+        <w:rPr>
+          <w:color w:val="00B050"/>
+        </w:rPr>
+        <w:t>numero_oab</w:t>
+      </w:r>
+      <w:proofErr w:type="spellEnd"/>
+      <w:r>
+        <w:rPr>
+          <w:color w:val="00B050"/>
+        </w:rPr>
+        <w:t>}}</w:t>
       </w:r>
     </w:p>
     <w:p>

--- a/modelos/Contrato_Foro_Reu_2.docx
+++ b/modelos/Contrato_Foro_Reu_2.docx
@@ -13,10 +13,18 @@
         <w:t xml:space="preserve">AO JUÍZO DA ... VARA CÍVEL DA COMARCA DA CIDADE DE </w:t>
       </w:r>
       <w:r>
-        <w:t>{{CIDADE_REU}}</w:t>
-      </w:r>
-      <w:r>
-        <w:t xml:space="preserve">     ESTADO DE </w:t>
+        <w:t>{{CIDADE_REU</w:t>
+      </w:r>
+      <w:proofErr w:type="gramStart"/>
+      <w:r>
+        <w:t>}}</w:t>
+      </w:r>
+      <w:r>
+        <w:t xml:space="preserve">   </w:t>
+      </w:r>
+      <w:proofErr w:type="gramEnd"/>
+      <w:r>
+        <w:t xml:space="preserve">  ESTADO DE </w:t>
       </w:r>
       <w:r>
         <w:t>{{ESTADO_REU}}</w:t>
@@ -40,18 +48,27 @@
           <w:color w:val="FF0000"/>
         </w:rPr>
       </w:pPr>
+      <w:proofErr w:type="gramStart"/>
       <w:r>
         <w:rPr>
           <w:b/>
           <w:color w:val="FF0000"/>
         </w:rPr>
-        <w:t xml:space="preserve">{                                                                     </w:t>
-      </w:r>
+        <w:t xml:space="preserve">{  </w:t>
+      </w:r>
+      <w:proofErr w:type="gramEnd"/>
       <w:r>
         <w:rPr>
           <w:b/>
           <w:color w:val="FF0000"/>
         </w:rPr>
+        <w:t xml:space="preserve">                                                                   </w:t>
+      </w:r>
+      <w:r>
+        <w:rPr>
+          <w:b/>
+          <w:color w:val="FF0000"/>
+        </w:rPr>
         <w:t>vem, a presença deste douto juízo, por meio de seus procuradores, apresentar:</w:t>
       </w:r>
       <w:r>
@@ -59,8 +76,17 @@
           <w:b/>
           <w:color w:val="FF0000"/>
         </w:rPr>
-        <w:t xml:space="preserve">                                                                   }</w:t>
-      </w:r>
+        <w:t xml:space="preserve">                                                                 </w:t>
+      </w:r>
+      <w:proofErr w:type="gramStart"/>
+      <w:r>
+        <w:rPr>
+          <w:b/>
+          <w:color w:val="FF0000"/>
+        </w:rPr>
+        <w:t xml:space="preserve">  }</w:t>
+      </w:r>
+      <w:proofErr w:type="gramEnd"/>
     </w:p>
     <w:p>
       <w:pPr>
@@ -266,7 +292,25 @@
           <w:color w:val="000000" w:themeColor="text1"/>
         </w:rPr>
         <w:lastRenderedPageBreak/>
-        <w:t>maioria dos casos, na dispensa dessa audiência. Inclusive, há na presente exordial o pedido de dispensa de audiência de tentativa de conciliação.</w:t>
+        <w:t xml:space="preserve">maioria dos casos, na dispensa dessa audiência. Inclusive, há </w:t>
+      </w:r>
+      <w:proofErr w:type="gramStart"/>
+      <w:r>
+        <w:rPr>
+          <w:b/>
+          <w:bCs/>
+          <w:color w:val="000000" w:themeColor="text1"/>
+        </w:rPr>
+        <w:t>na presente exordial</w:t>
+      </w:r>
+      <w:proofErr w:type="gramEnd"/>
+      <w:r>
+        <w:rPr>
+          <w:b/>
+          <w:bCs/>
+          <w:color w:val="000000" w:themeColor="text1"/>
+        </w:rPr>
+        <w:t xml:space="preserve"> o pedido de dispensa de audiência de tentativa de conciliação.</w:t>
       </w:r>
     </w:p>
     <w:p>
@@ -346,31 +390,7 @@
         <w:t>“litigância predatória”</w:t>
       </w:r>
       <w:r>
-        <w:t>, prática reprovável que se caracteriza pelo ajuizamento de demandas padronizadas, em massa, sem a devida individualização dos casos, com pouca ou nenhuma instrução documental e, em muitos casos, com desrespeito ao contraditório, à ampla defesa e à boa-fé processual. Seus requisitos mais recorrentes incluem: (i) ausência de procuração válida ou específica; (</w:t>
-      </w:r>
-      <w:proofErr w:type="spellStart"/>
-      <w:r>
-        <w:t>ii</w:t>
-      </w:r>
-      <w:proofErr w:type="spellEnd"/>
-      <w:r>
-        <w:t>) inexistência de contato real com o autor da ação; (</w:t>
-      </w:r>
-      <w:proofErr w:type="spellStart"/>
-      <w:r>
-        <w:t>iii</w:t>
-      </w:r>
-      <w:proofErr w:type="spellEnd"/>
-      <w:r>
-        <w:t>) inexistência de documentos que comprovem minimamente os fatos alegados; (</w:t>
-      </w:r>
-      <w:proofErr w:type="spellStart"/>
-      <w:r>
-        <w:t>iv</w:t>
-      </w:r>
-      <w:proofErr w:type="spellEnd"/>
-      <w:r>
-        <w:t>) ausência de documentos que demonstrem a relação jurídica discutida; e (v) a repetição idêntica de alegações em diversos processos, sem qualquer contextualização mínima ao caso concreto.</w:t>
+        <w:t>, prática reprovável que se caracteriza pelo ajuizamento de demandas padronizadas, em massa, sem a devida individualização dos casos, com pouca ou nenhuma instrução documental e, em muitos casos, com desrespeito ao contraditório, à ampla defesa e à boa-fé processual. Seus requisitos mais recorrentes incluem: (i) ausência de procuração válida ou específica; (ii) inexistência de contato real com o autor da ação; (iii) inexistência de documentos que comprovem minimamente os fatos alegados; (iv) ausência de documentos que demonstrem a relação jurídica discutida; e (v) a repetição idêntica de alegações em diversos processos, sem qualquer contextualização mínima ao caso concreto.</w:t>
       </w:r>
     </w:p>
     <w:p>
@@ -545,7 +565,6 @@
         </w:rPr>
         <w:t>{{</w:t>
       </w:r>
-      <w:proofErr w:type="spellStart"/>
       <w:r>
         <w:rPr>
           <w:color w:val="00B050"/>
@@ -554,7 +573,6 @@
         </w:rPr>
         <w:t>pessoal_consignados</w:t>
       </w:r>
-      <w:proofErr w:type="spellEnd"/>
       <w:r>
         <w:rPr>
           <w:color w:val="00B050"/>
@@ -782,39 +800,7 @@
           <w:sz w:val="22"/>
           <w:szCs w:val="22"/>
         </w:rPr>
-        <w:t>, outorgados exclusivamente para fins de (i) apresentação de reclamação extrajudicial pela plataforma do Governo Federal (consumidor.gov.br); (</w:t>
-      </w:r>
-      <w:proofErr w:type="spellStart"/>
-      <w:r>
-        <w:rPr>
-          <w:sz w:val="22"/>
-          <w:szCs w:val="22"/>
-        </w:rPr>
-        <w:t>ii</w:t>
-      </w:r>
-      <w:proofErr w:type="spellEnd"/>
-      <w:r>
-        <w:rPr>
-          <w:sz w:val="22"/>
-          <w:szCs w:val="22"/>
-        </w:rPr>
-        <w:t>) eventual propositura de ação de produção antecipada de provas para obtenção dos contratos; e (</w:t>
-      </w:r>
-      <w:proofErr w:type="spellStart"/>
-      <w:r>
-        <w:rPr>
-          <w:sz w:val="22"/>
-          <w:szCs w:val="22"/>
-        </w:rPr>
-        <w:t>iii</w:t>
-      </w:r>
-      <w:proofErr w:type="spellEnd"/>
-      <w:r>
-        <w:rPr>
-          <w:sz w:val="22"/>
-          <w:szCs w:val="22"/>
-        </w:rPr>
-        <w:t>) propositura de ação revisional de contrato bancário para o banco em específico.</w:t>
+        <w:t>, outorgados exclusivamente para fins de (i) apresentação de reclamação extrajudicial pela plataforma do Governo Federal (consumidor.gov.br); (ii) eventual propositura de ação de produção antecipada de provas para obtenção dos contratos; e (iii) propositura de ação revisional de contrato bancário para o banco em específico.</w:t>
       </w:r>
     </w:p>
     <w:p>
@@ -1005,28 +991,33 @@
         <w:rPr>
           <w:color w:val="00B050"/>
         </w:rPr>
-        <w:t>{{BENEFICIO_RECEBIDO}}</w:t>
-      </w:r>
-      <w:r>
-        <w:t>, no valor de R$ {{</w:t>
-      </w:r>
-      <w:proofErr w:type="spellStart"/>
-      <w:r>
-        <w:t>renda_mensal</w:t>
-      </w:r>
-      <w:proofErr w:type="spellEnd"/>
-      <w:r>
-        <w:t xml:space="preserve">}}, conforme comprovado nos documentos que acompanham esta exordial. Ainda, os empréstimos contratados, </w:t>
-      </w:r>
+        <w:t>{{</w:t>
+      </w:r>
+      <w:proofErr w:type="gramStart"/>
       <w:r>
         <w:rPr>
           <w:color w:val="00B050"/>
+        </w:rPr>
+        <w:t>BENEFICIO</w:t>
+      </w:r>
+      <w:proofErr w:type="gramEnd"/>
+      <w:r>
+        <w:rPr>
+          <w:color w:val="00B050"/>
+        </w:rPr>
+        <w:t>_RECEBIDO}}</w:t>
+      </w:r>
+      <w:r>
+        <w:t xml:space="preserve">, no valor de R$ {{renda_mensal}}, conforme comprovado nos documentos que acompanham esta exordial. Ainda, os empréstimos contratados, </w:t>
+      </w:r>
+      <w:r>
+        <w:rPr>
+          <w:color w:val="00B050"/>
           <w:sz w:val="22"/>
           <w:szCs w:val="22"/>
         </w:rPr>
         <w:t>{{</w:t>
       </w:r>
-      <w:proofErr w:type="spellStart"/>
       <w:r>
         <w:rPr>
           <w:color w:val="00B050"/>
@@ -1035,7 +1026,7 @@
         </w:rPr>
         <w:t>pessoal_consignados</w:t>
       </w:r>
-      <w:proofErr w:type="spellEnd"/>
+      <w:proofErr w:type="gramStart"/>
       <w:r>
         <w:rPr>
           <w:color w:val="00B050"/>
@@ -1045,13 +1036,17 @@
         <w:t>}}</w:t>
       </w:r>
       <w:r>
-        <w:t>comprometem de forma drástica sua renda mensal, de modo que restam apenas R$ {{</w:t>
-      </w:r>
-      <w:proofErr w:type="spellStart"/>
-      <w:r>
-        <w:t>valor_liquido</w:t>
-      </w:r>
-      <w:proofErr w:type="spellEnd"/>
+        <w:t>comprometem</w:t>
+      </w:r>
+      <w:proofErr w:type="gramEnd"/>
+      <w:r>
+        <w:t xml:space="preserve"> de forma drástica sua renda mensal, de modo que restam apenas R$ {{valor_</w:t>
+      </w:r>
+      <w:proofErr w:type="gramStart"/>
+      <w:r>
+        <w:t>liquido</w:t>
+      </w:r>
+      <w:proofErr w:type="gramEnd"/>
       <w:r>
         <w:t>}} para sua subsistência, valor este absolutamente incompatível com a manutenção de um mínimo existencial digno.</w:t>
       </w:r>
@@ -1064,14 +1059,10 @@
     <w:p/>
     <w:p>
       <w:pPr>
-        <w:pStyle w:val="PargrafodaLista"/>
-        <w:numPr>
-          <w:ilvl w:val="0"/>
-          <w:numId w:val="8"/>
-        </w:numPr>
-      </w:pPr>
-      <w:r>
-        <w:t>{{benefícios}}</w:t>
+        <w:ind w:firstLine="0"/>
+      </w:pPr>
+      <w:r>
+        <w:t>{{conjunto_probatorio}}</w:t>
       </w:r>
     </w:p>
     <w:p>
@@ -1120,18 +1111,24 @@
         <w:rPr>
           <w:color w:val="00B050"/>
         </w:rPr>
-        <w:t>{{BENEFICIO_RECEBIDO}}</w:t>
-      </w:r>
-      <w:r>
-        <w:t xml:space="preserve"> que corresponde ao valor de R${{</w:t>
-      </w:r>
-      <w:proofErr w:type="spellStart"/>
-      <w:r>
-        <w:t>renda_mensal</w:t>
-      </w:r>
-      <w:proofErr w:type="spellEnd"/>
-      <w:r>
-        <w:t>}}, conforme comprovado em documentação anexa.</w:t>
+        <w:t>{{</w:t>
+      </w:r>
+      <w:proofErr w:type="gramStart"/>
+      <w:r>
+        <w:rPr>
+          <w:color w:val="00B050"/>
+        </w:rPr>
+        <w:t>BENEFICIO</w:t>
+      </w:r>
+      <w:proofErr w:type="gramEnd"/>
+      <w:r>
+        <w:rPr>
+          <w:color w:val="00B050"/>
+        </w:rPr>
+        <w:t>_RECEBIDO}}</w:t>
+      </w:r>
+      <w:r>
+        <w:t xml:space="preserve"> que corresponde ao valor de R${{renda_mensal}}, conforme comprovado em documentação anexa.</w:t>
       </w:r>
     </w:p>
     <w:p>
@@ -1146,7 +1143,6 @@
         </w:rPr>
         <w:t>{{</w:t>
       </w:r>
-      <w:proofErr w:type="spellStart"/>
       <w:r>
         <w:rPr>
           <w:color w:val="00B050"/>
@@ -1155,7 +1151,6 @@
         </w:rPr>
         <w:t>pessoal_consignados</w:t>
       </w:r>
-      <w:proofErr w:type="spellEnd"/>
       <w:r>
         <w:rPr>
           <w:color w:val="00B050"/>
@@ -1183,13 +1178,13 @@
         <w:t xml:space="preserve"> </w:t>
       </w:r>
       <w:r>
-        <w:t>da sua remuneração mensal, tendo como líquido apenas {{</w:t>
-      </w:r>
-      <w:proofErr w:type="spellStart"/>
-      <w:r>
-        <w:t>valor_liquido</w:t>
-      </w:r>
-      <w:proofErr w:type="spellEnd"/>
+        <w:t>da sua remuneração mensal, tendo como líquido apenas {{valor_</w:t>
+      </w:r>
+      <w:proofErr w:type="gramStart"/>
+      <w:r>
+        <w:t>liquido</w:t>
+      </w:r>
+      <w:proofErr w:type="gramEnd"/>
       <w:r>
         <w:t>}} mensais para sua subsistência.</w:t>
       </w:r>
@@ -1241,16 +1236,47 @@
           <w:sz w:val="24"/>
           <w:szCs w:val="24"/>
         </w:rPr>
-        <w:t>Nº{{NUMERO_CONTRATO_0}}</w:t>
-      </w:r>
-      <w:r>
-        <w:rPr>
-          <w:b/>
+        <w:t>Nº{{</w:t>
+      </w:r>
+      <w:proofErr w:type="gramStart"/>
+      <w:r>
+        <w:rPr>
+          <w:b/>
+          <w:color w:val="00B050"/>
           <w:sz w:val="24"/>
           <w:szCs w:val="24"/>
         </w:rPr>
+        <w:t>NUMERO</w:t>
+      </w:r>
+      <w:proofErr w:type="gramEnd"/>
+      <w:r>
+        <w:rPr>
+          <w:b/>
+          <w:color w:val="00B050"/>
+          <w:sz w:val="24"/>
+          <w:szCs w:val="24"/>
+        </w:rPr>
+        <w:t>_CONTRATO_0</w:t>
+      </w:r>
+      <w:proofErr w:type="gramStart"/>
+      <w:r>
+        <w:rPr>
+          <w:b/>
+          <w:color w:val="00B050"/>
+          <w:sz w:val="24"/>
+          <w:szCs w:val="24"/>
+        </w:rPr>
+        <w:t>}}</w:t>
+      </w:r>
+      <w:r>
+        <w:rPr>
+          <w:b/>
+          <w:sz w:val="24"/>
+          <w:szCs w:val="24"/>
+        </w:rPr>
         <w:t>°</w:t>
       </w:r>
+      <w:proofErr w:type="gramEnd"/>
       <w:r>
         <w:rPr>
           <w:b/>
@@ -1345,11 +1371,16 @@
         <w:t xml:space="preserve">Taxa de juros aplicada: </w:t>
       </w:r>
       <w:r>
-        <w:t>{{emprestimos_0_taxa}}</w:t>
+        <w:t>{{emprestimos_0_taxa</w:t>
+      </w:r>
+      <w:proofErr w:type="gramStart"/>
+      <w:r>
+        <w:t>}}</w:t>
       </w:r>
       <w:r>
         <w:t>%</w:t>
       </w:r>
+      <w:proofErr w:type="gramEnd"/>
     </w:p>
     <w:p>
       <w:pPr>
@@ -1366,12 +1397,14 @@
       <w:r>
         <w:t>emprestimos_0_taxa</w:t>
       </w:r>
+      <w:proofErr w:type="gramStart"/>
       <w:r>
         <w:t>}}</w:t>
       </w:r>
       <w:r>
         <w:t>%</w:t>
       </w:r>
+      <w:proofErr w:type="gramEnd"/>
       <w:r>
         <w:t>a.m</w:t>
       </w:r>
@@ -1406,10 +1439,18 @@
         <w:t>0</w:t>
       </w:r>
       <w:r>
-        <w:t>_def_emprestimos}}</w:t>
-      </w:r>
-      <w:r>
-        <w:t xml:space="preserve">  vezes o valor financiado.</w:t>
+        <w:t>_def_emprestimos</w:t>
+      </w:r>
+      <w:proofErr w:type="gramStart"/>
+      <w:r>
+        <w:t>}}</w:t>
+      </w:r>
+      <w:r>
+        <w:t xml:space="preserve">  vezes</w:t>
+      </w:r>
+      <w:proofErr w:type="gramEnd"/>
+      <w:r>
+        <w:t xml:space="preserve"> o valor financiado.</w:t>
       </w:r>
     </w:p>
     <w:p>
@@ -1425,11 +1466,9 @@
       <w:r>
         <w:t xml:space="preserve">}}% </w:t>
       </w:r>
-      <w:proofErr w:type="spellStart"/>
       <w:r>
         <w:t>a.m</w:t>
       </w:r>
-      <w:proofErr w:type="spellEnd"/>
       <w:r>
         <w:t xml:space="preserve">, </w:t>
       </w:r>
@@ -1592,8 +1631,13 @@
               <w:jc w:val="left"/>
             </w:pPr>
             <w:r>
-              <w:t>{{emprestimos_0_taxa_media}}%</w:t>
+              <w:t>{{emprestimos_0_taxa_</w:t>
             </w:r>
+            <w:proofErr w:type="gramStart"/>
+            <w:r>
+              <w:t>media}}%</w:t>
+            </w:r>
+            <w:proofErr w:type="gramEnd"/>
           </w:p>
         </w:tc>
       </w:tr>
@@ -1794,7 +1838,27 @@
           <w:sz w:val="24"/>
           <w:szCs w:val="24"/>
         </w:rPr>
-        <w:t>Nº{{NUMERO_CONTRATO_1}}</w:t>
+        <w:t>Nº{{</w:t>
+      </w:r>
+      <w:proofErr w:type="gramStart"/>
+      <w:r>
+        <w:rPr>
+          <w:b/>
+          <w:color w:val="00B050"/>
+          <w:sz w:val="24"/>
+          <w:szCs w:val="24"/>
+        </w:rPr>
+        <w:t>NUMERO</w:t>
+      </w:r>
+      <w:proofErr w:type="gramEnd"/>
+      <w:r>
+        <w:rPr>
+          <w:b/>
+          <w:color w:val="00B050"/>
+          <w:sz w:val="24"/>
+          <w:szCs w:val="24"/>
+        </w:rPr>
+        <w:t>_CONTRATO_1}}</w:t>
       </w:r>
       <w:r>
         <w:rPr>
@@ -1887,8 +1951,13 @@
         <w:t>1</w:t>
       </w:r>
       <w:r>
-        <w:t>_taxa}}%</w:t>
-      </w:r>
+        <w:t>_taxa</w:t>
+      </w:r>
+      <w:proofErr w:type="gramStart"/>
+      <w:r>
+        <w:t>}}%</w:t>
+      </w:r>
+      <w:proofErr w:type="gramEnd"/>
     </w:p>
     <w:p>
       <w:pPr>
@@ -1911,12 +1980,14 @@
       <w:r>
         <w:t>_taxa</w:t>
       </w:r>
+      <w:proofErr w:type="gramStart"/>
       <w:r>
         <w:t>}}</w:t>
       </w:r>
       <w:r>
         <w:t>%</w:t>
       </w:r>
+      <w:proofErr w:type="gramEnd"/>
       <w:r>
         <w:t>a.m</w:t>
       </w:r>
@@ -1948,10 +2019,18 @@
         <w:t>1</w:t>
       </w:r>
       <w:r>
-        <w:t>_def_emprestimos}}</w:t>
-      </w:r>
-      <w:r>
-        <w:t xml:space="preserve">  vezes o valor financiado.</w:t>
+        <w:t>_def_emprestimos</w:t>
+      </w:r>
+      <w:proofErr w:type="gramStart"/>
+      <w:r>
+        <w:t>}}</w:t>
+      </w:r>
+      <w:r>
+        <w:t xml:space="preserve">  vezes</w:t>
+      </w:r>
+      <w:proofErr w:type="gramEnd"/>
+      <w:r>
+        <w:t xml:space="preserve"> o valor financiado.</w:t>
       </w:r>
     </w:p>
     <w:p>
@@ -1973,11 +2052,9 @@
       <w:r>
         <w:t xml:space="preserve">}}% </w:t>
       </w:r>
-      <w:proofErr w:type="spellStart"/>
       <w:r>
         <w:t>a.m</w:t>
       </w:r>
-      <w:proofErr w:type="spellEnd"/>
       <w:r>
         <w:t>, conforme divulgado pelo Banco Central</w:t>
       </w:r>
@@ -2153,8 +2230,13 @@
               <w:t>1</w:t>
             </w:r>
             <w:r>
-              <w:t>_taxa_media}}%</w:t>
+              <w:t>_taxa_</w:t>
             </w:r>
+            <w:proofErr w:type="gramStart"/>
+            <w:r>
+              <w:t>media}}%</w:t>
+            </w:r>
+            <w:proofErr w:type="gramEnd"/>
           </w:p>
         </w:tc>
       </w:tr>
@@ -2635,64 +2717,48 @@
           <w:i/>
           <w:iCs/>
         </w:rPr>
-        <w:t xml:space="preserve">in </w:t>
-      </w:r>
-      <w:proofErr w:type="spellStart"/>
-      <w:r>
+        <w:t>in verbis:</w:t>
+      </w:r>
+    </w:p>
+    <w:p>
+      <w:pPr>
         <w:rPr>
           <w:i/>
           <w:iCs/>
         </w:rPr>
-        <w:t>verbis</w:t>
-      </w:r>
-      <w:proofErr w:type="spellEnd"/>
-      <w:r>
+      </w:pPr>
+    </w:p>
+    <w:p>
+      <w:pPr>
+        <w:ind w:left="2268" w:firstLine="0"/>
         <w:rPr>
           <w:i/>
           <w:iCs/>
-        </w:rPr>
-        <w:t>:</w:t>
-      </w:r>
-    </w:p>
-    <w:p>
-      <w:pPr>
+          <w:sz w:val="22"/>
+          <w:szCs w:val="22"/>
+        </w:rPr>
+      </w:pPr>
+      <w:r>
         <w:rPr>
           <w:i/>
           <w:iCs/>
-        </w:rPr>
-      </w:pPr>
-    </w:p>
+          <w:sz w:val="22"/>
+          <w:szCs w:val="22"/>
+        </w:rPr>
+        <w:t>“É admitida a revisão das taxas de juros remuneratórios em situações excepcionais, desde que caracterizada a relação de consumo e que a abusividade capaz de colocar o consumidor em desvantagem exagerada (art. 51, §1 º, do CDC) fique cabalmente demonstrada, ante às peculiaridades do julgamento em concreto.”</w:t>
+      </w:r>
+    </w:p>
+    <w:p/>
+    <w:p>
+      <w:r>
+        <w:t>Ainda, acerca do parâmetro traçado pelo C. Superior Tribunal de justiça, temos:</w:t>
+      </w:r>
+    </w:p>
+    <w:p/>
     <w:p>
       <w:pPr>
         <w:ind w:left="2268" w:firstLine="0"/>
         <w:rPr>
-          <w:i/>
-          <w:iCs/>
-          <w:sz w:val="22"/>
-          <w:szCs w:val="22"/>
-        </w:rPr>
-      </w:pPr>
-      <w:r>
-        <w:rPr>
-          <w:i/>
-          <w:iCs/>
-          <w:sz w:val="22"/>
-          <w:szCs w:val="22"/>
-        </w:rPr>
-        <w:t>“É admitida a revisão das taxas de juros remuneratórios em situações excepcionais, desde que caracterizada a relação de consumo e que a abusividade capaz de colocar o consumidor em desvantagem exagerada (art. 51, §1 º, do CDC) fique cabalmente demonstrada, ante às peculiaridades do julgamento em concreto.”</w:t>
-      </w:r>
-    </w:p>
-    <w:p/>
-    <w:p>
-      <w:r>
-        <w:t>Ainda, acerca do parâmetro traçado pelo C. Superior Tribunal de justiça, temos:</w:t>
-      </w:r>
-    </w:p>
-    <w:p/>
-    <w:p>
-      <w:pPr>
-        <w:ind w:left="2268" w:firstLine="0"/>
-        <w:rPr>
           <w:u w:val="single"/>
         </w:rPr>
       </w:pPr>
@@ -2701,23 +2767,7 @@
           <w:sz w:val="22"/>
           <w:szCs w:val="22"/>
         </w:rPr>
-        <w:t xml:space="preserve">“(...) tem considerado abusivas taxas superiores a uma vez e meia (voto proferido pelo Min. Ari Pargendler no REsp n. 271.214-RS, </w:t>
-      </w:r>
-      <w:proofErr w:type="spellStart"/>
-      <w:r>
-        <w:rPr>
-          <w:sz w:val="22"/>
-          <w:szCs w:val="22"/>
-        </w:rPr>
-        <w:t>Rel.p</w:t>
-      </w:r>
-      <w:proofErr w:type="spellEnd"/>
-      <w:r>
-        <w:rPr>
-          <w:sz w:val="22"/>
-          <w:szCs w:val="22"/>
-        </w:rPr>
-        <w:t xml:space="preserve">. Acórdão Min. Menezes Direito, DJ de 4.8.2003), ao dobro (REsp n. 1.036.818, Terceira Turma, minha relatoria, DJe de 20.6.2008) ou ao triplo (REsp n. 971.853-RS, Quarta Turma, Min. Pádua Ribeiro, DJ de 24.9.2007) da média. Todavia, esta perquirição acerca da abusividade não é estanque, o que impossibilita a adoção de critérios genéricos e universais. A taxa média de mercado, divulgada pelo Banco Central, constitui um valioso referencial, mas cabe somente ao juiz, no exame </w:t>
+        <w:t xml:space="preserve">“(...) tem considerado abusivas taxas superiores a uma vez e meia (voto proferido pelo Min. Ari Pargendler no REsp n. 271.214-RS, Rel.p. Acórdão Min. Menezes Direito, DJ de 4.8.2003), ao dobro (REsp n. 1.036.818, Terceira Turma, minha relatoria, DJe de 20.6.2008) ou ao triplo (REsp n. 971.853-RS, Quarta Turma, Min. Pádua Ribeiro, DJ de 24.9.2007) da média. Todavia, esta perquirição acerca da abusividade não é estanque, o que impossibilita a adoção de critérios genéricos e universais. A taxa média de mercado, divulgada pelo Banco Central, constitui um valioso referencial, mas cabe somente ao juiz, no exame </w:t>
       </w:r>
       <w:r>
         <w:rPr>
@@ -2931,15 +2981,7 @@
         </w:rPr>
       </w:pPr>
       <w:r>
-        <w:t xml:space="preserve">Tal discrepância de valores é evidência clara de abusividade na fixação das taxas de juros cobradas pela requerida, o que viola o princípio da boa-fé objetiva, previsto no artigo 422 do Código Civil. Conforme leciona Pablo Stolze </w:t>
-      </w:r>
-      <w:proofErr w:type="spellStart"/>
-      <w:r>
-        <w:t>Gagliano</w:t>
-      </w:r>
-      <w:proofErr w:type="spellEnd"/>
-      <w:r>
-        <w:t xml:space="preserve"> e Rodolfo Pamplona Filho (Novo Curso de Direito Civil, Volume II), “a boa-fé objetiva exige que as partes não só tenham um comportamento ético, mas também que não exerçam seus direitos de forma excessivamente gravosa ao outro contratante”.</w:t>
+        <w:t>Tal discrepância de valores é evidência clara de abusividade na fixação das taxas de juros cobradas pela requerida, o que viola o princípio da boa-fé objetiva, previsto no artigo 422 do Código Civil. Conforme leciona Pablo Stolze Gagliano e Rodolfo Pamplona Filho (Novo Curso de Direito Civil, Volume II), “a boa-fé objetiva exige que as partes não só tenham um comportamento ético, mas também que não exerçam seus direitos de forma excessivamente gravosa ao outro contratante”.</w:t>
       </w:r>
     </w:p>
     <w:p>
@@ -3140,47 +3182,7 @@
     </w:p>
     <w:p>
       <w:r>
-        <w:t xml:space="preserve">É o que restou decidido no julgamento dos </w:t>
-      </w:r>
-      <w:proofErr w:type="spellStart"/>
-      <w:r>
-        <w:t>EAREsp</w:t>
-      </w:r>
-      <w:proofErr w:type="spellEnd"/>
-      <w:r>
-        <w:t xml:space="preserve"> 600663/RS, </w:t>
-      </w:r>
-      <w:proofErr w:type="spellStart"/>
-      <w:r>
-        <w:t>EAREsp</w:t>
-      </w:r>
-      <w:proofErr w:type="spellEnd"/>
-      <w:r>
-        <w:t xml:space="preserve"> 622897/RS, </w:t>
-      </w:r>
-      <w:proofErr w:type="spellStart"/>
-      <w:r>
-        <w:t>EAREsp</w:t>
-      </w:r>
-      <w:proofErr w:type="spellEnd"/>
-      <w:r>
-        <w:t xml:space="preserve"> 664888/RS, </w:t>
-      </w:r>
-      <w:proofErr w:type="spellStart"/>
-      <w:r>
-        <w:t>EAREsp</w:t>
-      </w:r>
-      <w:proofErr w:type="spellEnd"/>
-      <w:r>
-        <w:t xml:space="preserve"> 676608/RS e, especialmente, no </w:t>
-      </w:r>
-      <w:proofErr w:type="spellStart"/>
-      <w:r>
-        <w:t>EREsp</w:t>
-      </w:r>
-      <w:proofErr w:type="spellEnd"/>
-      <w:r>
-        <w:t xml:space="preserve"> 1.413.542/RS (Tema 929 do STJ), cuja ementa firmou a seguinte tese:</w:t>
+        <w:t>É o que restou decidido no julgamento dos EAREsp 600663/RS, EAREsp 622897/RS, EAREsp 664888/RS, EAREsp 676608/RS e, especialmente, no EREsp 1.413.542/RS (Tema 929 do STJ), cuja ementa firmou a seguinte tese:</w:t>
       </w:r>
     </w:p>
     <w:p/>
@@ -3505,300 +3507,238 @@
           <w:iCs/>
           <w:u w:val="single"/>
         </w:rPr>
-        <w:t xml:space="preserve">in </w:t>
-      </w:r>
-      <w:proofErr w:type="spellStart"/>
+        <w:t>in re ipsa</w:t>
+      </w:r>
       <w:r>
         <w:rPr>
           <w:i/>
           <w:iCs/>
           <w:u w:val="single"/>
         </w:rPr>
-        <w:t>re</w:t>
-      </w:r>
-      <w:proofErr w:type="spellEnd"/>
+        <w:t>”</w:t>
+      </w:r>
+      <w:r>
+        <w:t>, ou seja, é presumido, pois decorre da própria gravidade do ato ilícito (não sendo necessário má-fé ou prova específica do constrangimento).</w:t>
+      </w:r>
+    </w:p>
+    <w:p>
+      <w:r>
+        <w:rPr>
+          <w:b/>
+          <w:bCs/>
+          <w:i/>
+          <w:iCs/>
+        </w:rPr>
+        <w:t>A conduta da instituição financeira ré, ao impor taxas de juros tão exorbitantes sob o conveniente pretexto genérico de “negócio de risco” gera um ciclo perverso de superendividamento, no qual o consumidor, incapaz de honrar seus compromissos com base em sua renda mensal, vê-se forçado a contrair novos empréstimos para cobrir dívidas anteriores e custear despesas básicas de sobrevivência.</w:t>
+      </w:r>
+      <w:r>
+        <w:t xml:space="preserve"> </w:t>
+      </w:r>
       <w:r>
         <w:rPr>
           <w:i/>
           <w:iCs/>
           <w:u w:val="single"/>
         </w:rPr>
+        <w:t>Essa espiral compromete não apenas sua dignidade, mas também seu mínimo existencial, além de afetar a sociedade como um todo, razão pela qual a condenação se mostra necessária para coibir a perpetuação de práticas abusivas no mercado financeiro.</w:t>
+      </w:r>
+    </w:p>
+    <w:p>
+      <w:r>
+        <w:t>Nessa égide, entendemos ser completamente inaplicável o entendimento de que a conduta pensada, calculada e conscientemente aplicada pela ré causou à parte autora “mero aborrecimento do cotidiano”.</w:t>
+      </w:r>
+    </w:p>
+    <w:p>
+      <w:r>
+        <w:lastRenderedPageBreak/>
+        <w:t>Ora, a imposição de juros exorbitantes sem a devida análise e responsabilidade na concessão do crédito, por certo, contribuiu para que a parte requerente fosse colocada em uma situação de superendividamento escancarado</w:t>
+      </w:r>
+      <w:r>
+        <w:t xml:space="preserve">, </w:t>
+      </w:r>
+      <w:r>
+        <w:t>vez que a instituição financeira,</w:t>
+      </w:r>
+      <w:r>
+        <w:t xml:space="preserve"> ao liberar, sem qualquer cuidado, os referidos empréstimos</w:t>
+      </w:r>
+      <w:r>
+        <w:t>,</w:t>
+      </w:r>
+      <w:r>
         <w:t xml:space="preserve"> </w:t>
       </w:r>
-      <w:proofErr w:type="spellStart"/>
-      <w:r>
-        <w:rPr>
+      <w:r>
+        <w:t>comprometeu {{comprometimento}}</w:t>
+      </w:r>
+      <w:r>
+        <w:t xml:space="preserve"> de uma renda </w:t>
+      </w:r>
+      <w:r>
+        <w:t xml:space="preserve">de </w:t>
+      </w:r>
+      <w:r>
+        <w:t>{{</w:t>
+      </w:r>
+      <w:r>
+        <w:t>renda_mensal</w:t>
+      </w:r>
+      <w:r>
+        <w:t>}}</w:t>
+      </w:r>
+      <w:r>
+        <w:t>.</w:t>
+      </w:r>
+    </w:p>
+    <w:p>
+      <w:pPr>
+        <w:rPr>
+          <w:bCs/>
+        </w:rPr>
+      </w:pPr>
+      <w:r>
+        <w:rPr>
+          <w:bCs/>
+        </w:rPr>
+        <w:t>Isso equivale a dizer que a parte requerente</w:t>
+      </w:r>
+      <w:r>
+        <w:rPr>
+          <w:bCs/>
+        </w:rPr>
+        <w:t xml:space="preserve"> </w:t>
+      </w:r>
+      <w:r>
+        <w:rPr>
+          <w:bCs/>
+        </w:rPr>
+        <w:t>possui para sua subsistência</w:t>
+      </w:r>
+      <w:r>
+        <w:rPr>
+          <w:bCs/>
+        </w:rPr>
+        <w:t xml:space="preserve"> </w:t>
+      </w:r>
+      <w:r>
+        <w:rPr>
+          <w:bCs/>
+        </w:rPr>
+        <w:t>{{valor_</w:t>
+      </w:r>
+      <w:proofErr w:type="gramStart"/>
+      <w:r>
+        <w:rPr>
+          <w:bCs/>
+        </w:rPr>
+        <w:t>liquido</w:t>
+      </w:r>
+      <w:proofErr w:type="gramEnd"/>
+      <w:r>
+        <w:rPr>
+          <w:bCs/>
+        </w:rPr>
+        <w:t>}}</w:t>
+      </w:r>
+      <w:r>
+        <w:rPr>
+          <w:bCs/>
+        </w:rPr>
+        <w:t xml:space="preserve"> por mês, cerca de </w:t>
+      </w:r>
+      <w:r>
+        <w:rPr>
+          <w:bCs/>
+        </w:rPr>
+        <w:t>{</w:t>
+      </w:r>
+      <w:r>
+        <w:rPr>
+          <w:bCs/>
+        </w:rPr>
+        <w:t>{diario}}</w:t>
+      </w:r>
+      <w:r>
+        <w:rPr>
+          <w:bCs/>
+        </w:rPr>
+        <w:t xml:space="preserve"> </w:t>
+      </w:r>
+      <w:r>
+        <w:rPr>
+          <w:bCs/>
+        </w:rPr>
+        <w:t>por</w:t>
+      </w:r>
+      <w:r>
+        <w:rPr>
+          <w:bCs/>
+        </w:rPr>
+        <w:t xml:space="preserve"> dia! </w:t>
+      </w:r>
+    </w:p>
+    <w:p>
+      <w:r>
+        <w:t xml:space="preserve">Nessa esteira, </w:t>
+      </w:r>
+      <w:r>
+        <w:rPr>
+          <w:b/>
+          <w:bCs/>
+        </w:rPr>
+        <w:t>a imposição de juros exorbitantes ao consumidor, pobre, pessoa simples, hipossuficiente na relação jurídica, e, portanto, HIPERVULNERÁVEL, extrapola o mero aborrecimento cotidiano.</w:t>
+      </w:r>
+    </w:p>
+    <w:p>
+      <w:pPr>
+        <w:rPr>
+          <w:u w:val="single"/>
+        </w:rPr>
+      </w:pPr>
+      <w:r>
+        <w:rPr>
+          <w:u w:val="single"/>
+        </w:rPr>
+        <w:t>Ainda, eventual alegação de que foi firmado o instrumento contratual espontaneamente pela parte autora não é suficiente para elidir a responsabilidade pelos danos morais, uma vez que, conforme já abordado, tal contrato foi contrário ao princípio da boa-fé objetiva.</w:t>
+      </w:r>
+    </w:p>
+    <w:p>
+      <w:r>
+        <w:t xml:space="preserve">Além dos argumentos lançados supra, é patente a necessidade de imposição de condenação por danos morais também com </w:t>
+      </w:r>
+      <w:r>
+        <w:rPr>
+          <w:b/>
+          <w:bCs/>
           <w:i/>
           <w:iCs/>
           <w:u w:val="single"/>
         </w:rPr>
-        <w:t>ipsa</w:t>
-      </w:r>
-      <w:proofErr w:type="spellEnd"/>
-      <w:r>
-        <w:rPr>
-          <w:i/>
-          <w:iCs/>
+        <w:t>caráter pedagógico</w:t>
+      </w:r>
+      <w:r>
+        <w:rPr>
+          <w:b/>
+          <w:bCs/>
           <w:u w:val="single"/>
         </w:rPr>
-        <w:t>”</w:t>
-      </w:r>
-      <w:r>
-        <w:t>, ou seja, é presumido, pois decorre da própria gravidade do ato ilícito (não sendo necessário má-fé ou prova específica do constrangimento).</w:t>
-      </w:r>
-    </w:p>
-    <w:p>
-      <w:r>
-        <w:rPr>
-          <w:b/>
-          <w:bCs/>
-          <w:i/>
-          <w:iCs/>
-        </w:rPr>
-        <w:t>A conduta da instituição financeira ré, ao impor taxas de juros tão exorbitantes sob o conveniente pretexto genérico de “negócio de risco” gera um ciclo perverso de superendividamento, no qual o consumidor, incapaz de honrar seus compromissos com base em sua renda mensal, vê-se forçado a contrair novos empréstimos para cobrir dívidas anteriores e custear despesas básicas de sobrevivência.</w:t>
-      </w:r>
-      <w:r>
-        <w:t xml:space="preserve"> </w:t>
-      </w:r>
-      <w:r>
-        <w:rPr>
-          <w:i/>
-          <w:iCs/>
+        <w:t>, a fim de que</w:t>
+      </w:r>
+      <w:r>
+        <w:rPr>
+          <w:b/>
+          <w:bCs/>
           <w:u w:val="single"/>
         </w:rPr>
-        <w:t>Essa espiral compromete não apenas sua dignidade, mas também seu mínimo existencial, além de afetar a sociedade como um todo, razão pela qual a condenação se mostra necessária para coibir a perpetuação de práticas abusivas no mercado financeiro.</w:t>
-      </w:r>
-    </w:p>
-    <w:p>
-      <w:r>
-        <w:t>Nessa égide, entendemos ser completamente inaplicável o entendimento de que a conduta pensada, calculada e conscientemente aplicada pela ré causou à parte autora “mero aborrecimento do cotidiano”.</w:t>
-      </w:r>
-    </w:p>
-    <w:p>
-      <w:r>
-        <w:lastRenderedPageBreak/>
-        <w:t>Ora, a imposição de juros exorbitantes sem a devida análise e responsabilidade na concessão do crédito, por certo, contribuiu para que a parte requerente fosse colocada em uma situação de superendividamento escancarado</w:t>
-      </w:r>
-      <w:r>
-        <w:t xml:space="preserve">, </w:t>
-      </w:r>
-      <w:r>
-        <w:t>vez que a instituição financeira,</w:t>
-      </w:r>
-      <w:r>
-        <w:t xml:space="preserve"> ao liberar, sem qualquer cuidado, os referidos empréstimos</w:t>
-      </w:r>
-      <w:r>
-        <w:t>,</w:t>
-      </w:r>
-      <w:r>
-        <w:t xml:space="preserve"> </w:t>
-      </w:r>
-      <w:r>
-        <w:t>comprometeu {{comprometimento}}</w:t>
-      </w:r>
-      <w:r>
-        <w:t xml:space="preserve"> de uma renda </w:t>
-      </w:r>
-      <w:r>
-        <w:t xml:space="preserve">de </w:t>
-      </w:r>
-      <w:r>
-        <w:t>{{</w:t>
-      </w:r>
-      <w:proofErr w:type="spellStart"/>
-      <w:r>
-        <w:t>renda_mensal</w:t>
-      </w:r>
-      <w:proofErr w:type="spellEnd"/>
-      <w:r>
-        <w:t>}}</w:t>
-      </w:r>
-      <w:r>
-        <w:t>.</w:t>
-      </w:r>
-    </w:p>
-    <w:p>
-      <w:pPr>
-        <w:rPr>
-          <w:bCs/>
-        </w:rPr>
-      </w:pPr>
-      <w:r>
-        <w:rPr>
-          <w:bCs/>
-        </w:rPr>
-        <w:t>Isso equivale a dizer que a parte requerente</w:t>
-      </w:r>
-      <w:r>
-        <w:rPr>
-          <w:bCs/>
-        </w:rPr>
-        <w:t xml:space="preserve"> </w:t>
-      </w:r>
-      <w:r>
-        <w:rPr>
-          <w:bCs/>
-        </w:rPr>
-        <w:t>possui para sua subsistência</w:t>
-      </w:r>
-      <w:r>
-        <w:rPr>
-          <w:bCs/>
-        </w:rPr>
-        <w:t xml:space="preserve"> </w:t>
-      </w:r>
-      <w:r>
-        <w:rPr>
-          <w:bCs/>
-        </w:rPr>
-        <w:t>{{</w:t>
-      </w:r>
-      <w:proofErr w:type="spellStart"/>
-      <w:r>
-        <w:rPr>
-          <w:bCs/>
-        </w:rPr>
-        <w:t>valor_liquido</w:t>
-      </w:r>
-      <w:proofErr w:type="spellEnd"/>
-      <w:r>
-        <w:rPr>
-          <w:bCs/>
-        </w:rPr>
-        <w:t>}}</w:t>
-      </w:r>
-      <w:r>
-        <w:rPr>
-          <w:bCs/>
-        </w:rPr>
-        <w:t xml:space="preserve"> por mês, cerca de </w:t>
-      </w:r>
-      <w:r>
-        <w:rPr>
-          <w:bCs/>
-        </w:rPr>
-        <w:t>{</w:t>
-      </w:r>
-      <w:r>
-        <w:rPr>
-          <w:bCs/>
-        </w:rPr>
-        <w:t>{</w:t>
-      </w:r>
-      <w:proofErr w:type="spellStart"/>
-      <w:r>
-        <w:rPr>
-          <w:bCs/>
-        </w:rPr>
-        <w:t>diario</w:t>
-      </w:r>
-      <w:proofErr w:type="spellEnd"/>
-      <w:r>
-        <w:rPr>
-          <w:bCs/>
-        </w:rPr>
-        <w:t>}}</w:t>
-      </w:r>
-      <w:r>
-        <w:rPr>
-          <w:bCs/>
-        </w:rPr>
-        <w:t xml:space="preserve"> </w:t>
-      </w:r>
-      <w:r>
-        <w:rPr>
-          <w:bCs/>
-        </w:rPr>
-        <w:t>por</w:t>
-      </w:r>
-      <w:r>
-        <w:rPr>
-          <w:bCs/>
-        </w:rPr>
-        <w:t xml:space="preserve"> dia! </w:t>
-      </w:r>
-    </w:p>
-    <w:p>
-      <w:r>
-        <w:t xml:space="preserve">Nessa esteira, </w:t>
-      </w:r>
-      <w:r>
-        <w:rPr>
-          <w:b/>
-          <w:bCs/>
-        </w:rPr>
-        <w:t>a imposição de juros exorbitantes ao consumidor, pobre, pessoa simples, hipossuficiente na relação jurídica, e, portanto, HIPERVULNERÁVEL, extrapola o mero aborrecimento cotidiano.</w:t>
-      </w:r>
-    </w:p>
-    <w:p>
-      <w:pPr>
-        <w:rPr>
+        <w:t xml:space="preserve"> as</w:t>
+      </w:r>
+      <w:r>
+        <w:rPr>
+          <w:b/>
+          <w:bCs/>
           <w:u w:val="single"/>
         </w:rPr>
-      </w:pPr>
-      <w:r>
-        <w:rPr>
-          <w:u w:val="single"/>
-        </w:rPr>
-        <w:t>Ainda, eventual alegação de que foi firmado o instrumento contratual espontaneamente pela parte autora não é suficiente para elidir a responsabilidade pelos danos morais, uma vez que, conforme já abordado, tal contrato foi contrário ao princípio da boa-fé objetiva.</w:t>
-      </w:r>
-    </w:p>
-    <w:p>
-      <w:r>
-        <w:t xml:space="preserve">Além dos argumentos lançados supra, é patente a necessidade de imposição de condenação por danos morais também com </w:t>
-      </w:r>
-      <w:r>
-        <w:rPr>
-          <w:b/>
-          <w:bCs/>
-          <w:i/>
-          <w:iCs/>
-          <w:u w:val="single"/>
-        </w:rPr>
-        <w:t>caráter pedagógico</w:t>
-      </w:r>
-      <w:r>
-        <w:rPr>
-          <w:b/>
-          <w:bCs/>
-          <w:u w:val="single"/>
-        </w:rPr>
-        <w:t>, a fim de que</w:t>
-      </w:r>
-      <w:r>
-        <w:rPr>
-          <w:b/>
-          <w:bCs/>
-          <w:u w:val="single"/>
-        </w:rPr>
-        <w:t xml:space="preserve"> as</w:t>
-      </w:r>
-      <w:r>
-        <w:rPr>
-          <w:b/>
-          <w:bCs/>
-          <w:u w:val="single"/>
-        </w:rPr>
-        <w:t xml:space="preserve"> instituições financeiras cessem a prática reiterada de impor juros exorbitantes a consumidores </w:t>
-      </w:r>
-      <w:proofErr w:type="spellStart"/>
-      <w:r>
-        <w:rPr>
-          <w:b/>
-          <w:bCs/>
-          <w:u w:val="single"/>
-        </w:rPr>
-        <w:t>hipervulneráveis</w:t>
-      </w:r>
-      <w:proofErr w:type="spellEnd"/>
-      <w:r>
-        <w:rPr>
-          <w:b/>
-          <w:bCs/>
-          <w:u w:val="single"/>
-        </w:rPr>
-        <w:t xml:space="preserve"> (abusividade).</w:t>
+        <w:t xml:space="preserve"> instituições financeiras cessem a prática reiterada de impor juros exorbitantes a consumidores hipervulneráveis (abusividade).</w:t>
       </w:r>
       <w:r>
         <w:t xml:space="preserve"> </w:t>
@@ -4094,7 +4034,15 @@
     <w:p>
       <w:r>
         <w:lastRenderedPageBreak/>
-        <w:t>O Código de Defesa do Consumidor (CDC) prevê, em seu artigo 6º, inciso VIII, a possibilidade de inversão do ônus da prova em favor do consumidor, quando, a critério do juiz, for verossímil a alegação ou quando o consumidor for hipossuficiente, segundo as regras ordinárias de experiências. Tal previsão visa equilibrar a relação entre consumidor e fornecedor, especialmente em situações onde o consumidor se encontra em desvantagem técnica, econômica ou jurídica.</w:t>
+        <w:t xml:space="preserve">O Código de Defesa do Consumidor (CDC) prevê, em seu artigo 6º, inciso VIII, a possibilidade de inversão do ônus da prova em favor do consumidor, quando, a critério do juiz, for verossímil a alegação ou quando o consumidor for hipossuficiente, segundo as regras ordinárias de experiências. Tal previsão visa equilibrar a relação entre consumidor e fornecedor, especialmente em situações </w:t>
+      </w:r>
+      <w:proofErr w:type="gramStart"/>
+      <w:r>
+        <w:t>onde</w:t>
+      </w:r>
+      <w:proofErr w:type="gramEnd"/>
+      <w:r>
+        <w:t xml:space="preserve"> o consumidor se encontra em desvantagem técnica, econômica ou jurídica.</w:t>
       </w:r>
     </w:p>
     <w:p>
@@ -4517,51 +4465,54 @@
       <w:r>
         <w:t>{{ESTADO_AUTOR}}</w:t>
       </w:r>
-      <w:r>
-        <w:t>,</w:t>
-      </w:r>
-      <w:r>
-        <w:rPr>
-          <w:color w:val="00B050"/>
-        </w:rPr>
-        <w:t>{{DATA}}</w:t>
-      </w:r>
     </w:p>
     <w:p>
       <w:pPr>
         <w:ind w:firstLine="0"/>
         <w:jc w:val="center"/>
-        <w:rPr>
-          <w:smallCaps/>
-        </w:rPr>
-      </w:pPr>
+      </w:pPr>
+      <w:r>
+        <w:rPr>
+          <w:color w:val="00B050"/>
+        </w:rPr>
+        <w:t>{{DATA}}</w:t>
+      </w:r>
     </w:p>
     <w:p>
       <w:pPr>
         <w:ind w:firstLine="0"/>
         <w:jc w:val="center"/>
         <w:rPr>
-          <w:b/>
-        </w:rPr>
-      </w:pPr>
-      <w:r>
-        <w:rPr>
-          <w:b/>
-        </w:rPr>
-        <w:t>Guilherme Esteves dos Santos Moraes</w:t>
-      </w:r>
+          <w:smallCaps/>
+        </w:rPr>
+      </w:pPr>
     </w:p>
     <w:p>
       <w:pPr>
         <w:ind w:firstLine="0"/>
         <w:jc w:val="center"/>
         <w:rPr>
+          <w:b/>
+        </w:rPr>
+      </w:pPr>
+      <w:r>
+        <w:rPr>
+          <w:b/>
+        </w:rPr>
+        <w:lastRenderedPageBreak/>
+        <w:t>Guilherme Esteves dos Santos Moraes</w:t>
+      </w:r>
+    </w:p>
+    <w:p>
+      <w:pPr>
+        <w:ind w:firstLine="0"/>
+        <w:jc w:val="center"/>
+        <w:rPr>
           <w:color w:val="00B050"/>
           <w:u w:val="single"/>
         </w:rPr>
       </w:pPr>
       <w:r>
-        <w:lastRenderedPageBreak/>
         <w:t>OAB/</w:t>
       </w:r>
       <w:r>
@@ -4576,14 +4527,12 @@
         </w:rPr>
         <w:t>{</w:t>
       </w:r>
-      <w:proofErr w:type="spellStart"/>
       <w:r>
         <w:rPr>
           <w:color w:val="00B050"/>
         </w:rPr>
         <w:t>estado_oab</w:t>
       </w:r>
-      <w:proofErr w:type="spellEnd"/>
       <w:r>
         <w:rPr>
           <w:color w:val="00B050"/>
@@ -4602,14 +4551,20 @@
         </w:rPr>
         <w:t xml:space="preserve"> {{</w:t>
       </w:r>
-      <w:proofErr w:type="spellStart"/>
+      <w:proofErr w:type="gramStart"/>
       <w:r>
         <w:rPr>
           <w:color w:val="00B050"/>
         </w:rPr>
-        <w:t>numero_oab</w:t>
-      </w:r>
-      <w:proofErr w:type="spellEnd"/>
+        <w:t>numero</w:t>
+      </w:r>
+      <w:proofErr w:type="gramEnd"/>
+      <w:r>
+        <w:rPr>
+          <w:color w:val="00B050"/>
+        </w:rPr>
+        <w:t>_oab</w:t>
+      </w:r>
       <w:r>
         <w:rPr>
           <w:color w:val="00B050"/>

--- a/modelos/Contrato_Foro_Reu_2.docx
+++ b/modelos/Contrato_Foro_Reu_2.docx
@@ -13,18 +13,10 @@
         <w:t xml:space="preserve">AO JUÍZO DA ... VARA CÍVEL DA COMARCA DA CIDADE DE </w:t>
       </w:r>
       <w:r>
-        <w:t>{{CIDADE_REU</w:t>
-      </w:r>
-      <w:proofErr w:type="gramStart"/>
-      <w:r>
-        <w:t>}}</w:t>
-      </w:r>
-      <w:r>
-        <w:t xml:space="preserve">   </w:t>
-      </w:r>
-      <w:proofErr w:type="gramEnd"/>
-      <w:r>
-        <w:t xml:space="preserve">  ESTADO DE </w:t>
+        <w:t>{{CIDADE_REU}}</w:t>
+      </w:r>
+      <w:r>
+        <w:t xml:space="preserve">     ESTADO DE </w:t>
       </w:r>
       <w:r>
         <w:t>{{ESTADO_REU}}</w:t>
@@ -48,45 +40,27 @@
           <w:color w:val="FF0000"/>
         </w:rPr>
       </w:pPr>
-      <w:proofErr w:type="gramStart"/>
       <w:r>
         <w:rPr>
           <w:b/>
           <w:color w:val="FF0000"/>
         </w:rPr>
-        <w:t xml:space="preserve">{  </w:t>
-      </w:r>
-      <w:proofErr w:type="gramEnd"/>
+        <w:t xml:space="preserve">{                                                                     </w:t>
+      </w:r>
       <w:r>
         <w:rPr>
           <w:b/>
           <w:color w:val="FF0000"/>
         </w:rPr>
-        <w:t xml:space="preserve">                                                                   </w:t>
+        <w:t>vem, a presença deste douto juízo, por meio de seus procuradores, apresentar:</w:t>
       </w:r>
       <w:r>
         <w:rPr>
           <w:b/>
           <w:color w:val="FF0000"/>
         </w:rPr>
-        <w:t>vem, a presença deste douto juízo, por meio de seus procuradores, apresentar:</w:t>
-      </w:r>
-      <w:r>
-        <w:rPr>
-          <w:b/>
-          <w:color w:val="FF0000"/>
-        </w:rPr>
-        <w:t xml:space="preserve">                                                                 </w:t>
-      </w:r>
-      <w:proofErr w:type="gramStart"/>
-      <w:r>
-        <w:rPr>
-          <w:b/>
-          <w:color w:val="FF0000"/>
-        </w:rPr>
-        <w:t xml:space="preserve">  }</w:t>
-      </w:r>
-      <w:proofErr w:type="gramEnd"/>
+        <w:t xml:space="preserve">                                                                   }</w:t>
+      </w:r>
     </w:p>
     <w:p>
       <w:pPr>
@@ -292,25 +266,7 @@
           <w:color w:val="000000" w:themeColor="text1"/>
         </w:rPr>
         <w:lastRenderedPageBreak/>
-        <w:t xml:space="preserve">maioria dos casos, na dispensa dessa audiência. Inclusive, há </w:t>
-      </w:r>
-      <w:proofErr w:type="gramStart"/>
-      <w:r>
-        <w:rPr>
-          <w:b/>
-          <w:bCs/>
-          <w:color w:val="000000" w:themeColor="text1"/>
-        </w:rPr>
-        <w:t>na presente exordial</w:t>
-      </w:r>
-      <w:proofErr w:type="gramEnd"/>
-      <w:r>
-        <w:rPr>
-          <w:b/>
-          <w:bCs/>
-          <w:color w:val="000000" w:themeColor="text1"/>
-        </w:rPr>
-        <w:t xml:space="preserve"> o pedido de dispensa de audiência de tentativa de conciliação.</w:t>
+        <w:t>maioria dos casos, na dispensa dessa audiência. Inclusive, há na presente exordial o pedido de dispensa de audiência de tentativa de conciliação.</w:t>
       </w:r>
     </w:p>
     <w:p>
@@ -390,7 +346,31 @@
         <w:t>“litigância predatória”</w:t>
       </w:r>
       <w:r>
-        <w:t>, prática reprovável que se caracteriza pelo ajuizamento de demandas padronizadas, em massa, sem a devida individualização dos casos, com pouca ou nenhuma instrução documental e, em muitos casos, com desrespeito ao contraditório, à ampla defesa e à boa-fé processual. Seus requisitos mais recorrentes incluem: (i) ausência de procuração válida ou específica; (ii) inexistência de contato real com o autor da ação; (iii) inexistência de documentos que comprovem minimamente os fatos alegados; (iv) ausência de documentos que demonstrem a relação jurídica discutida; e (v) a repetição idêntica de alegações em diversos processos, sem qualquer contextualização mínima ao caso concreto.</w:t>
+        <w:t>, prática reprovável que se caracteriza pelo ajuizamento de demandas padronizadas, em massa, sem a devida individualização dos casos, com pouca ou nenhuma instrução documental e, em muitos casos, com desrespeito ao contraditório, à ampla defesa e à boa-fé processual. Seus requisitos mais recorrentes incluem: (i) ausência de procuração válida ou específica; (</w:t>
+      </w:r>
+      <w:proofErr w:type="spellStart"/>
+      <w:r>
+        <w:t>ii</w:t>
+      </w:r>
+      <w:proofErr w:type="spellEnd"/>
+      <w:r>
+        <w:t>) inexistência de contato real com o autor da ação; (</w:t>
+      </w:r>
+      <w:proofErr w:type="spellStart"/>
+      <w:r>
+        <w:t>iii</w:t>
+      </w:r>
+      <w:proofErr w:type="spellEnd"/>
+      <w:r>
+        <w:t>) inexistência de documentos que comprovem minimamente os fatos alegados; (</w:t>
+      </w:r>
+      <w:proofErr w:type="spellStart"/>
+      <w:r>
+        <w:t>iv</w:t>
+      </w:r>
+      <w:proofErr w:type="spellEnd"/>
+      <w:r>
+        <w:t>) ausência de documentos que demonstrem a relação jurídica discutida; e (v) a repetição idêntica de alegações em diversos processos, sem qualquer contextualização mínima ao caso concreto.</w:t>
       </w:r>
     </w:p>
     <w:p>
@@ -565,6 +545,7 @@
         </w:rPr>
         <w:t>{{</w:t>
       </w:r>
+      <w:proofErr w:type="spellStart"/>
       <w:r>
         <w:rPr>
           <w:color w:val="00B050"/>
@@ -573,6 +554,7 @@
         </w:rPr>
         <w:t>pessoal_consignados</w:t>
       </w:r>
+      <w:proofErr w:type="spellEnd"/>
       <w:r>
         <w:rPr>
           <w:color w:val="00B050"/>
@@ -800,7 +782,39 @@
           <w:sz w:val="22"/>
           <w:szCs w:val="22"/>
         </w:rPr>
-        <w:t>, outorgados exclusivamente para fins de (i) apresentação de reclamação extrajudicial pela plataforma do Governo Federal (consumidor.gov.br); (ii) eventual propositura de ação de produção antecipada de provas para obtenção dos contratos; e (iii) propositura de ação revisional de contrato bancário para o banco em específico.</w:t>
+        <w:t>, outorgados exclusivamente para fins de (i) apresentação de reclamação extrajudicial pela plataforma do Governo Federal (consumidor.gov.br); (</w:t>
+      </w:r>
+      <w:proofErr w:type="spellStart"/>
+      <w:r>
+        <w:rPr>
+          <w:sz w:val="22"/>
+          <w:szCs w:val="22"/>
+        </w:rPr>
+        <w:t>ii</w:t>
+      </w:r>
+      <w:proofErr w:type="spellEnd"/>
+      <w:r>
+        <w:rPr>
+          <w:sz w:val="22"/>
+          <w:szCs w:val="22"/>
+        </w:rPr>
+        <w:t>) eventual propositura de ação de produção antecipada de provas para obtenção dos contratos; e (</w:t>
+      </w:r>
+      <w:proofErr w:type="spellStart"/>
+      <w:r>
+        <w:rPr>
+          <w:sz w:val="22"/>
+          <w:szCs w:val="22"/>
+        </w:rPr>
+        <w:t>iii</w:t>
+      </w:r>
+      <w:proofErr w:type="spellEnd"/>
+      <w:r>
+        <w:rPr>
+          <w:sz w:val="22"/>
+          <w:szCs w:val="22"/>
+        </w:rPr>
+        <w:t>) propositura de ação revisional de contrato bancário para o banco em específico.</w:t>
       </w:r>
     </w:p>
     <w:p>
@@ -989,80 +1003,93 @@
       </w:r>
       <w:r>
         <w:rPr>
+          <w:color w:val="C00000"/>
+        </w:rPr>
+        <w:t>{{</w:t>
+      </w:r>
+      <w:proofErr w:type="spellStart"/>
+      <w:r>
+        <w:rPr>
+          <w:color w:val="C00000"/>
+        </w:rPr>
+        <w:t>fontes_renda</w:t>
+      </w:r>
+      <w:proofErr w:type="spellEnd"/>
+      <w:r>
+        <w:rPr>
+          <w:color w:val="C00000"/>
+        </w:rPr>
+        <w:t>}}</w:t>
+      </w:r>
+      <w:r>
+        <w:t>, no valor de R$ {{</w:t>
+      </w:r>
+      <w:proofErr w:type="spellStart"/>
+      <w:r>
+        <w:t>renda_mensal</w:t>
+      </w:r>
+      <w:proofErr w:type="spellEnd"/>
+      <w:r>
+        <w:t xml:space="preserve">}}, conforme comprovado nos documentos que acompanham esta exordial. Ainda, os empréstimos contratados, </w:t>
+      </w:r>
+      <w:r>
+        <w:rPr>
           <w:color w:val="00B050"/>
+          <w:sz w:val="22"/>
+          <w:szCs w:val="22"/>
         </w:rPr>
         <w:t>{{</w:t>
       </w:r>
-      <w:proofErr w:type="gramStart"/>
+      <w:proofErr w:type="spellStart"/>
       <w:r>
         <w:rPr>
           <w:color w:val="00B050"/>
-        </w:rPr>
-        <w:t>BENEFICIO</w:t>
-      </w:r>
-      <w:proofErr w:type="gramEnd"/>
+          <w:sz w:val="22"/>
+          <w:szCs w:val="22"/>
+        </w:rPr>
+        <w:t>pessoal_consignados</w:t>
+      </w:r>
+      <w:proofErr w:type="spellEnd"/>
       <w:r>
         <w:rPr>
           <w:color w:val="00B050"/>
-        </w:rPr>
-        <w:t>_RECEBIDO}}</w:t>
-      </w:r>
-      <w:r>
-        <w:t xml:space="preserve">, no valor de R$ {{renda_mensal}}, conforme comprovado nos documentos que acompanham esta exordial. Ainda, os empréstimos contratados, </w:t>
-      </w:r>
-      <w:r>
-        <w:rPr>
-          <w:color w:val="00B050"/>
-          <w:sz w:val="22"/>
-          <w:szCs w:val="22"/>
-        </w:rPr>
+          <w:sz w:val="22"/>
+          <w:szCs w:val="22"/>
+        </w:rPr>
+        <w:t>}}</w:t>
+      </w:r>
+      <w:r>
+        <w:t>comprometem de forma drástica sua renda mensal, de modo que restam apenas R$ {{</w:t>
+      </w:r>
+      <w:proofErr w:type="spellStart"/>
+      <w:r>
+        <w:t>valor_liquido</w:t>
+      </w:r>
+      <w:proofErr w:type="spellEnd"/>
+      <w:r>
+        <w:t>}} para sua subsistência, valor este absolutamente incompatível com a manutenção de um mínimo existencial digno.</w:t>
+      </w:r>
+    </w:p>
+    <w:p>
+      <w:r>
+        <w:t>A fim de comprovar detalhadamente essa realidade, foram anexados à presente demanda os seguintes documentos:</w:t>
+      </w:r>
+    </w:p>
+    <w:p/>
+    <w:p>
+      <w:pPr>
+        <w:ind w:firstLine="0"/>
+      </w:pPr>
+      <w:r>
         <w:t>{{</w:t>
       </w:r>
-      <w:r>
-        <w:rPr>
-          <w:color w:val="00B050"/>
-          <w:sz w:val="22"/>
-          <w:szCs w:val="22"/>
-        </w:rPr>
-        <w:t>pessoal_consignados</w:t>
-      </w:r>
-      <w:proofErr w:type="gramStart"/>
-      <w:r>
-        <w:rPr>
-          <w:color w:val="00B050"/>
-          <w:sz w:val="22"/>
-          <w:szCs w:val="22"/>
-        </w:rPr>
+      <w:proofErr w:type="spellStart"/>
+      <w:r>
+        <w:t>conjunto_probatorio</w:t>
+      </w:r>
+      <w:proofErr w:type="spellEnd"/>
+      <w:r>
         <w:t>}}</w:t>
-      </w:r>
-      <w:r>
-        <w:t>comprometem</w:t>
-      </w:r>
-      <w:proofErr w:type="gramEnd"/>
-      <w:r>
-        <w:t xml:space="preserve"> de forma drástica sua renda mensal, de modo que restam apenas R$ {{valor_</w:t>
-      </w:r>
-      <w:proofErr w:type="gramStart"/>
-      <w:r>
-        <w:t>liquido</w:t>
-      </w:r>
-      <w:proofErr w:type="gramEnd"/>
-      <w:r>
-        <w:t>}} para sua subsistência, valor este absolutamente incompatível com a manutenção de um mínimo existencial digno.</w:t>
-      </w:r>
-    </w:p>
-    <w:p>
-      <w:r>
-        <w:t>A fim de comprovar detalhadamente essa realidade, foram anexados à presente demanda os seguintes documentos:</w:t>
-      </w:r>
-    </w:p>
-    <w:p/>
-    <w:p>
-      <w:pPr>
-        <w:ind w:firstLine="0"/>
-      </w:pPr>
-      <w:r>
-        <w:t>{{conjunto_probatorio}}</w:t>
       </w:r>
     </w:p>
     <w:p>
@@ -1109,48 +1136,58 @@
       </w:r>
       <w:r>
         <w:rPr>
+          <w:color w:val="C00000"/>
+        </w:rPr>
+        <w:t>{{</w:t>
+      </w:r>
+      <w:proofErr w:type="spellStart"/>
+      <w:r>
+        <w:rPr>
+          <w:color w:val="C00000"/>
+        </w:rPr>
+        <w:t>fontes_renda</w:t>
+      </w:r>
+      <w:proofErr w:type="spellEnd"/>
+      <w:r>
+        <w:rPr>
+          <w:color w:val="C00000"/>
+        </w:rPr>
+        <w:t>}}</w:t>
+      </w:r>
+      <w:r>
+        <w:t xml:space="preserve"> que corresponde ao valor de R${{</w:t>
+      </w:r>
+      <w:proofErr w:type="spellStart"/>
+      <w:r>
+        <w:t>renda_mensal</w:t>
+      </w:r>
+      <w:proofErr w:type="spellEnd"/>
+      <w:r>
+        <w:t>}}, conforme comprovado em documentação anexa.</w:t>
+      </w:r>
+    </w:p>
+    <w:p>
+      <w:r>
+        <w:t xml:space="preserve">Por ser uma pessoa carente de recursos, em um momento de necessidade, contraiu 2 (dois) empréstimos pessoais com a instituição financeira requerida, o que a colocou em uma escancarada situação de superendividamento, uma vez que seus empréstimos </w:t>
+      </w:r>
+      <w:r>
+        <w:rPr>
           <w:color w:val="00B050"/>
+          <w:sz w:val="22"/>
+          <w:szCs w:val="22"/>
         </w:rPr>
         <w:t>{{</w:t>
       </w:r>
-      <w:proofErr w:type="gramStart"/>
+      <w:proofErr w:type="spellStart"/>
       <w:r>
         <w:rPr>
           <w:color w:val="00B050"/>
-        </w:rPr>
-        <w:t>BENEFICIO</w:t>
-      </w:r>
-      <w:proofErr w:type="gramEnd"/>
-      <w:r>
-        <w:rPr>
-          <w:color w:val="00B050"/>
-        </w:rPr>
-        <w:t>_RECEBIDO}}</w:t>
-      </w:r>
-      <w:r>
-        <w:t xml:space="preserve"> que corresponde ao valor de R${{renda_mensal}}, conforme comprovado em documentação anexa.</w:t>
-      </w:r>
-    </w:p>
-    <w:p>
-      <w:r>
-        <w:t xml:space="preserve">Por ser uma pessoa carente de recursos, em um momento de necessidade, contraiu 2 (dois) empréstimos pessoais com a instituição financeira requerida, o que a colocou em uma escancarada situação de superendividamento, uma vez que seus empréstimos </w:t>
-      </w:r>
-      <w:r>
-        <w:rPr>
-          <w:color w:val="00B050"/>
-          <w:sz w:val="22"/>
-          <w:szCs w:val="22"/>
-        </w:rPr>
-        <w:t>{{</w:t>
-      </w:r>
-      <w:r>
-        <w:rPr>
-          <w:color w:val="00B050"/>
           <w:sz w:val="22"/>
           <w:szCs w:val="22"/>
         </w:rPr>
         <w:t>pessoal_consignados</w:t>
       </w:r>
+      <w:proofErr w:type="spellEnd"/>
       <w:r>
         <w:rPr>
           <w:color w:val="00B050"/>
@@ -1178,13 +1215,13 @@
         <w:t xml:space="preserve"> </w:t>
       </w:r>
       <w:r>
-        <w:t>da sua remuneração mensal, tendo como líquido apenas {{valor_</w:t>
-      </w:r>
-      <w:proofErr w:type="gramStart"/>
-      <w:r>
-        <w:t>liquido</w:t>
-      </w:r>
-      <w:proofErr w:type="gramEnd"/>
+        <w:t>da sua remuneração mensal, tendo como líquido apenas {{</w:t>
+      </w:r>
+      <w:proofErr w:type="spellStart"/>
+      <w:r>
+        <w:t>valor_liquido</w:t>
+      </w:r>
+      <w:proofErr w:type="spellEnd"/>
       <w:r>
         <w:t>}} mensais para sua subsistência.</w:t>
       </w:r>
@@ -1236,47 +1273,16 @@
           <w:sz w:val="24"/>
           <w:szCs w:val="24"/>
         </w:rPr>
-        <w:t>Nº{{</w:t>
-      </w:r>
-      <w:proofErr w:type="gramStart"/>
-      <w:r>
-        <w:rPr>
-          <w:b/>
-          <w:color w:val="00B050"/>
+        <w:t>Nº{{NUMERO_CONTRATO_0}}</w:t>
+      </w:r>
+      <w:r>
+        <w:rPr>
+          <w:b/>
           <w:sz w:val="24"/>
           <w:szCs w:val="24"/>
         </w:rPr>
-        <w:t>NUMERO</w:t>
-      </w:r>
-      <w:proofErr w:type="gramEnd"/>
-      <w:r>
-        <w:rPr>
-          <w:b/>
-          <w:color w:val="00B050"/>
-          <w:sz w:val="24"/>
-          <w:szCs w:val="24"/>
-        </w:rPr>
-        <w:t>_CONTRATO_0</w:t>
-      </w:r>
-      <w:proofErr w:type="gramStart"/>
-      <w:r>
-        <w:rPr>
-          <w:b/>
-          <w:color w:val="00B050"/>
-          <w:sz w:val="24"/>
-          <w:szCs w:val="24"/>
-        </w:rPr>
-        <w:t>}}</w:t>
-      </w:r>
-      <w:r>
-        <w:rPr>
-          <w:b/>
-          <w:sz w:val="24"/>
-          <w:szCs w:val="24"/>
-        </w:rPr>
         <w:t>°</w:t>
       </w:r>
-      <w:proofErr w:type="gramEnd"/>
       <w:r>
         <w:rPr>
           <w:b/>
@@ -1371,104 +1377,91 @@
         <w:t xml:space="preserve">Taxa de juros aplicada: </w:t>
       </w:r>
       <w:r>
-        <w:t>{{emprestimos_0_taxa</w:t>
-      </w:r>
-      <w:proofErr w:type="gramStart"/>
+        <w:t>{{emprestimos_0_taxa}}</w:t>
+      </w:r>
+      <w:r>
+        <w:t>%</w:t>
+      </w:r>
+    </w:p>
+    <w:p>
+      <w:pPr>
+        <w:ind w:left="1440" w:firstLine="0"/>
+      </w:pPr>
+    </w:p>
+    <w:p>
+      <w:r>
+        <w:t xml:space="preserve">O contrato em apreciação apresenta taxa de juros mensal fixada em </w:t>
+      </w:r>
+      <w:r>
+        <w:t>{{</w:t>
+      </w:r>
+      <w:r>
+        <w:t>emprestimos_0_taxa</w:t>
+      </w:r>
       <w:r>
         <w:t>}}</w:t>
       </w:r>
       <w:r>
         <w:t>%</w:t>
       </w:r>
-      <w:proofErr w:type="gramEnd"/>
-    </w:p>
-    <w:p>
-      <w:pPr>
-        <w:ind w:left="1440" w:firstLine="0"/>
-      </w:pPr>
-    </w:p>
-    <w:p>
-      <w:r>
-        <w:t xml:space="preserve">O contrato em apreciação apresenta taxa de juros mensal fixada em </w:t>
+      <w:r>
+        <w:t>a.m</w:t>
+      </w:r>
+      <w:r>
+        <w:t xml:space="preserve">., o que gerou à parte requerente uma dívida correspondente a </w:t>
       </w:r>
       <w:r>
         <w:t>{{</w:t>
       </w:r>
       <w:r>
-        <w:t>emprestimos_0_taxa</w:t>
-      </w:r>
-      <w:proofErr w:type="gramStart"/>
+        <w:t>emprestimos_</w:t>
+      </w:r>
+      <w:r>
+        <w:t>0</w:t>
+      </w:r>
+      <w:r>
+        <w:t>_total_emprestimo</w:t>
+      </w:r>
       <w:r>
         <w:t>}}</w:t>
       </w:r>
       <w:r>
-        <w:t>%</w:t>
-      </w:r>
-      <w:proofErr w:type="gramEnd"/>
+        <w:t>;</w:t>
+      </w:r>
+      <w:r>
+        <w:t xml:space="preserve"> </w:t>
+      </w:r>
+      <w:r>
+        <w:t>{{emprestimos_</w:t>
+      </w:r>
+      <w:r>
+        <w:t>0</w:t>
+      </w:r>
+      <w:r>
+        <w:t>_def_emprestimos}}</w:t>
+      </w:r>
+      <w:r>
+        <w:t xml:space="preserve">  vezes o valor financiado.</w:t>
+      </w:r>
+    </w:p>
+    <w:p>
+      <w:r>
+        <w:t xml:space="preserve">Para mesma época, o Banco central divulgou que a média de mercado aplicada pelas instituições financeiras em contratos da mesma natureza fora de </w:t>
+      </w:r>
+      <w:r>
+        <w:t>{{</w:t>
+      </w:r>
+      <w:r>
+        <w:t>emprestimos_0_taxa_media</w:t>
+      </w:r>
+      <w:r>
+        <w:t xml:space="preserve">}}% </w:t>
+      </w:r>
+      <w:proofErr w:type="spellStart"/>
       <w:r>
         <w:t>a.m</w:t>
       </w:r>
-      <w:r>
-        <w:t xml:space="preserve">., o que gerou à parte requerente uma dívida correspondente a </w:t>
-      </w:r>
-      <w:r>
-        <w:t>{{</w:t>
-      </w:r>
-      <w:r>
-        <w:t>emprestimos_</w:t>
-      </w:r>
-      <w:r>
-        <w:t>0</w:t>
-      </w:r>
-      <w:r>
-        <w:t>_total_emprestimo</w:t>
-      </w:r>
-      <w:r>
-        <w:t>}}</w:t>
-      </w:r>
-      <w:r>
-        <w:t>;</w:t>
-      </w:r>
-      <w:r>
-        <w:t xml:space="preserve"> </w:t>
-      </w:r>
-      <w:r>
-        <w:t>{{emprestimos_</w:t>
-      </w:r>
-      <w:r>
-        <w:t>0</w:t>
-      </w:r>
-      <w:r>
-        <w:t>_def_emprestimos</w:t>
-      </w:r>
-      <w:proofErr w:type="gramStart"/>
-      <w:r>
-        <w:t>}}</w:t>
-      </w:r>
-      <w:r>
-        <w:t xml:space="preserve">  vezes</w:t>
-      </w:r>
-      <w:proofErr w:type="gramEnd"/>
-      <w:r>
-        <w:t xml:space="preserve"> o valor financiado.</w:t>
-      </w:r>
-    </w:p>
-    <w:p>
-      <w:r>
-        <w:t xml:space="preserve">Para mesma época, o Banco central divulgou que a média de mercado aplicada pelas instituições financeiras em contratos da mesma natureza fora de </w:t>
-      </w:r>
-      <w:r>
-        <w:t>{{</w:t>
-      </w:r>
-      <w:r>
-        <w:t>emprestimos_0_taxa_media</w:t>
-      </w:r>
-      <w:r>
-        <w:t xml:space="preserve">}}% </w:t>
-      </w:r>
-      <w:r>
-        <w:t>a.m</w:t>
-      </w:r>
+      <w:proofErr w:type="spellEnd"/>
       <w:r>
         <w:t xml:space="preserve">, </w:t>
       </w:r>
@@ -1631,13 +1624,8 @@
               <w:jc w:val="left"/>
             </w:pPr>
             <w:r>
-              <w:t>{{emprestimos_0_taxa_</w:t>
+              <w:t>{{emprestimos_0_taxa_media}}%</w:t>
             </w:r>
-            <w:proofErr w:type="gramStart"/>
-            <w:r>
-              <w:t>media}}%</w:t>
-            </w:r>
-            <w:proofErr w:type="gramEnd"/>
           </w:p>
         </w:tc>
       </w:tr>
@@ -1838,27 +1826,7 @@
           <w:sz w:val="24"/>
           <w:szCs w:val="24"/>
         </w:rPr>
-        <w:t>Nº{{</w:t>
-      </w:r>
-      <w:proofErr w:type="gramStart"/>
-      <w:r>
-        <w:rPr>
-          <w:b/>
-          <w:color w:val="00B050"/>
-          <w:sz w:val="24"/>
-          <w:szCs w:val="24"/>
-        </w:rPr>
-        <w:t>NUMERO</w:t>
-      </w:r>
-      <w:proofErr w:type="gramEnd"/>
-      <w:r>
-        <w:rPr>
-          <w:b/>
-          <w:color w:val="00B050"/>
-          <w:sz w:val="24"/>
-          <w:szCs w:val="24"/>
-        </w:rPr>
-        <w:t>_CONTRATO_1}}</w:t>
+        <w:t>Nº{{NUMERO_CONTRATO_1}}</w:t>
       </w:r>
       <w:r>
         <w:rPr>
@@ -1951,22 +1919,41 @@
         <w:t>1</w:t>
       </w:r>
       <w:r>
+        <w:t>_taxa}}%</w:t>
+      </w:r>
+    </w:p>
+    <w:p>
+      <w:pPr>
+        <w:ind w:left="1440" w:firstLine="0"/>
+      </w:pPr>
+    </w:p>
+    <w:p>
+      <w:r>
+        <w:t xml:space="preserve">O contrato em apreciação apresenta taxa de juros mensal fixada em </w:t>
+      </w:r>
+      <w:r>
+        <w:t>{{</w:t>
+      </w:r>
+      <w:r>
+        <w:t>emprestimos_</w:t>
+      </w:r>
+      <w:r>
+        <w:t>1</w:t>
+      </w:r>
+      <w:r>
         <w:t>_taxa</w:t>
       </w:r>
-      <w:proofErr w:type="gramStart"/>
-      <w:r>
-        <w:t>}}%</w:t>
-      </w:r>
-      <w:proofErr w:type="gramEnd"/>
-    </w:p>
-    <w:p>
-      <w:pPr>
-        <w:ind w:left="1440" w:firstLine="0"/>
-      </w:pPr>
-    </w:p>
-    <w:p>
-      <w:r>
-        <w:t xml:space="preserve">O contrato em apreciação apresenta taxa de juros mensal fixada em </w:t>
+      <w:r>
+        <w:t>}}</w:t>
+      </w:r>
+      <w:r>
+        <w:t>%</w:t>
+      </w:r>
+      <w:r>
+        <w:t>a.m</w:t>
+      </w:r>
+      <w:r>
+        <w:t xml:space="preserve">., o que gerou à parte requerente uma dívida correspondente a </w:t>
       </w:r>
       <w:r>
         <w:t>{{</w:t>
@@ -1978,83 +1965,51 @@
         <w:t>1</w:t>
       </w:r>
       <w:r>
-        <w:t>_taxa</w:t>
-      </w:r>
-      <w:proofErr w:type="gramStart"/>
+        <w:t>_total_emprestimo</w:t>
+      </w:r>
       <w:r>
         <w:t>}}</w:t>
       </w:r>
       <w:r>
-        <w:t>%</w:t>
-      </w:r>
-      <w:proofErr w:type="gramEnd"/>
+        <w:t xml:space="preserve">; </w:t>
+      </w:r>
+      <w:r>
+        <w:t>{{emprestimos_</w:t>
+      </w:r>
+      <w:r>
+        <w:t>1</w:t>
+      </w:r>
+      <w:r>
+        <w:t>_def_emprestimos}}</w:t>
+      </w:r>
+      <w:r>
+        <w:t xml:space="preserve">  vezes o valor financiado.</w:t>
+      </w:r>
+    </w:p>
+    <w:p>
+      <w:r>
+        <w:t xml:space="preserve">Para mesma época, o Banco central divulgou que a média de mercado aplicada pelas instituições financeiras em contratos da mesma natureza fora de </w:t>
+      </w:r>
+      <w:r>
+        <w:t>{{</w:t>
+      </w:r>
+      <w:r>
+        <w:t>emprestimos_</w:t>
+      </w:r>
+      <w:r>
+        <w:t>1</w:t>
+      </w:r>
+      <w:r>
+        <w:t>_taxa_media</w:t>
+      </w:r>
+      <w:r>
+        <w:t xml:space="preserve">}}% </w:t>
+      </w:r>
+      <w:proofErr w:type="spellStart"/>
       <w:r>
         <w:t>a.m</w:t>
       </w:r>
-      <w:r>
-        <w:t xml:space="preserve">., o que gerou à parte requerente uma dívida correspondente a </w:t>
-      </w:r>
-      <w:r>
-        <w:t>{{</w:t>
-      </w:r>
-      <w:r>
-        <w:t>emprestimos_</w:t>
-      </w:r>
-      <w:r>
-        <w:t>1</w:t>
-      </w:r>
-      <w:r>
-        <w:t>_total_emprestimo</w:t>
-      </w:r>
-      <w:r>
-        <w:t>}}</w:t>
-      </w:r>
-      <w:r>
-        <w:t xml:space="preserve">; </w:t>
-      </w:r>
-      <w:r>
-        <w:t>{{emprestimos_</w:t>
-      </w:r>
-      <w:r>
-        <w:t>1</w:t>
-      </w:r>
-      <w:r>
-        <w:t>_def_emprestimos</w:t>
-      </w:r>
-      <w:proofErr w:type="gramStart"/>
-      <w:r>
-        <w:t>}}</w:t>
-      </w:r>
-      <w:r>
-        <w:t xml:space="preserve">  vezes</w:t>
-      </w:r>
-      <w:proofErr w:type="gramEnd"/>
-      <w:r>
-        <w:t xml:space="preserve"> o valor financiado.</w:t>
-      </w:r>
-    </w:p>
-    <w:p>
-      <w:r>
-        <w:t xml:space="preserve">Para mesma época, o Banco central divulgou que a média de mercado aplicada pelas instituições financeiras em contratos da mesma natureza fora de </w:t>
-      </w:r>
-      <w:r>
-        <w:t>{{</w:t>
-      </w:r>
-      <w:r>
-        <w:t>emprestimos_</w:t>
-      </w:r>
-      <w:r>
-        <w:t>1</w:t>
-      </w:r>
-      <w:r>
-        <w:t>_taxa_media</w:t>
-      </w:r>
-      <w:r>
-        <w:t xml:space="preserve">}}% </w:t>
-      </w:r>
-      <w:r>
-        <w:t>a.m</w:t>
-      </w:r>
+      <w:proofErr w:type="spellEnd"/>
       <w:r>
         <w:t>, conforme divulgado pelo Banco Central</w:t>
       </w:r>
@@ -2230,13 +2185,8 @@
               <w:t>1</w:t>
             </w:r>
             <w:r>
-              <w:t>_taxa_</w:t>
+              <w:t>_taxa_media}}%</w:t>
             </w:r>
-            <w:proofErr w:type="gramStart"/>
-            <w:r>
-              <w:t>media}}%</w:t>
-            </w:r>
-            <w:proofErr w:type="gramEnd"/>
           </w:p>
         </w:tc>
       </w:tr>
@@ -2717,31 +2667,47 @@
           <w:i/>
           <w:iCs/>
         </w:rPr>
-        <w:t>in verbis:</w:t>
-      </w:r>
-    </w:p>
-    <w:p>
-      <w:pPr>
+        <w:t xml:space="preserve">in </w:t>
+      </w:r>
+      <w:proofErr w:type="spellStart"/>
+      <w:r>
         <w:rPr>
           <w:i/>
           <w:iCs/>
         </w:rPr>
-      </w:pPr>
-    </w:p>
-    <w:p>
-      <w:pPr>
-        <w:ind w:left="2268" w:firstLine="0"/>
+        <w:t>verbis</w:t>
+      </w:r>
+      <w:proofErr w:type="spellEnd"/>
+      <w:r>
         <w:rPr>
           <w:i/>
           <w:iCs/>
-          <w:sz w:val="22"/>
-          <w:szCs w:val="22"/>
-        </w:rPr>
-      </w:pPr>
-      <w:r>
+        </w:rPr>
+        <w:t>:</w:t>
+      </w:r>
+    </w:p>
+    <w:p>
+      <w:pPr>
         <w:rPr>
           <w:i/>
           <w:iCs/>
+        </w:rPr>
+      </w:pPr>
+    </w:p>
+    <w:p>
+      <w:pPr>
+        <w:ind w:left="2268" w:firstLine="0"/>
+        <w:rPr>
+          <w:i/>
+          <w:iCs/>
+          <w:sz w:val="22"/>
+          <w:szCs w:val="22"/>
+        </w:rPr>
+      </w:pPr>
+      <w:r>
+        <w:rPr>
+          <w:i/>
+          <w:iCs/>
           <w:sz w:val="22"/>
           <w:szCs w:val="22"/>
         </w:rPr>
@@ -2767,7 +2733,39 @@
           <w:sz w:val="22"/>
           <w:szCs w:val="22"/>
         </w:rPr>
-        <w:t xml:space="preserve">“(...) tem considerado abusivas taxas superiores a uma vez e meia (voto proferido pelo Min. Ari Pargendler no REsp n. 271.214-RS, Rel.p. Acórdão Min. Menezes Direito, DJ de 4.8.2003), ao dobro (REsp n. 1.036.818, Terceira Turma, minha relatoria, DJe de 20.6.2008) ou ao triplo (REsp n. 971.853-RS, Quarta Turma, Min. Pádua Ribeiro, DJ de 24.9.2007) da média. Todavia, esta perquirição acerca da abusividade não é estanque, o que impossibilita a adoção de critérios genéricos e universais. A taxa média de mercado, divulgada pelo Banco Central, constitui um valioso referencial, mas cabe somente ao juiz, no exame </w:t>
+        <w:t xml:space="preserve">“(...) tem considerado abusivas taxas superiores a uma vez e meia (voto proferido pelo Min. Ari Pargendler no REsp n. 271.214-RS, </w:t>
+      </w:r>
+      <w:proofErr w:type="spellStart"/>
+      <w:r>
+        <w:rPr>
+          <w:sz w:val="22"/>
+          <w:szCs w:val="22"/>
+        </w:rPr>
+        <w:t>Rel.p</w:t>
+      </w:r>
+      <w:proofErr w:type="spellEnd"/>
+      <w:r>
+        <w:rPr>
+          <w:sz w:val="22"/>
+          <w:szCs w:val="22"/>
+        </w:rPr>
+        <w:t xml:space="preserve">. Acórdão Min. Menezes Direito, DJ de 4.8.2003), ao dobro (REsp n. 1.036.818, Terceira Turma, minha relatoria, </w:t>
+      </w:r>
+      <w:proofErr w:type="spellStart"/>
+      <w:r>
+        <w:rPr>
+          <w:sz w:val="22"/>
+          <w:szCs w:val="22"/>
+        </w:rPr>
+        <w:t>DJe</w:t>
+      </w:r>
+      <w:proofErr w:type="spellEnd"/>
+      <w:r>
+        <w:rPr>
+          <w:sz w:val="22"/>
+          <w:szCs w:val="22"/>
+        </w:rPr>
+        <w:t xml:space="preserve"> de 20.6.2008) ou ao triplo (REsp n. 971.853-RS, Quarta Turma, Min. Pádua Ribeiro, DJ de 24.9.2007) da média. Todavia, esta perquirição acerca da abusividade não é estanque, o que impossibilita a adoção de critérios genéricos e universais. A taxa média de mercado, divulgada pelo Banco Central, constitui um valioso referencial, mas cabe somente ao juiz, no exame </w:t>
       </w:r>
       <w:r>
         <w:rPr>
@@ -2981,7 +2979,15 @@
         </w:rPr>
       </w:pPr>
       <w:r>
-        <w:t>Tal discrepância de valores é evidência clara de abusividade na fixação das taxas de juros cobradas pela requerida, o que viola o princípio da boa-fé objetiva, previsto no artigo 422 do Código Civil. Conforme leciona Pablo Stolze Gagliano e Rodolfo Pamplona Filho (Novo Curso de Direito Civil, Volume II), “a boa-fé objetiva exige que as partes não só tenham um comportamento ético, mas também que não exerçam seus direitos de forma excessivamente gravosa ao outro contratante”.</w:t>
+        <w:t xml:space="preserve">Tal discrepância de valores é evidência clara de abusividade na fixação das taxas de juros cobradas pela requerida, o que viola o princípio da boa-fé objetiva, previsto no artigo 422 do Código Civil. Conforme leciona Pablo Stolze </w:t>
+      </w:r>
+      <w:proofErr w:type="spellStart"/>
+      <w:r>
+        <w:t>Gagliano</w:t>
+      </w:r>
+      <w:proofErr w:type="spellEnd"/>
+      <w:r>
+        <w:t xml:space="preserve"> e Rodolfo Pamplona Filho (Novo Curso de Direito Civil, Volume II), “a boa-fé objetiva exige que as partes não só tenham um comportamento ético, mas também que não exerçam seus direitos de forma excessivamente gravosa ao outro contratante”.</w:t>
       </w:r>
     </w:p>
     <w:p>
@@ -3182,7 +3188,47 @@
     </w:p>
     <w:p>
       <w:r>
-        <w:t>É o que restou decidido no julgamento dos EAREsp 600663/RS, EAREsp 622897/RS, EAREsp 664888/RS, EAREsp 676608/RS e, especialmente, no EREsp 1.413.542/RS (Tema 929 do STJ), cuja ementa firmou a seguinte tese:</w:t>
+        <w:t xml:space="preserve">É o que restou decidido no julgamento dos </w:t>
+      </w:r>
+      <w:proofErr w:type="spellStart"/>
+      <w:r>
+        <w:t>EAREsp</w:t>
+      </w:r>
+      <w:proofErr w:type="spellEnd"/>
+      <w:r>
+        <w:t xml:space="preserve"> 600663/RS, </w:t>
+      </w:r>
+      <w:proofErr w:type="spellStart"/>
+      <w:r>
+        <w:t>EAREsp</w:t>
+      </w:r>
+      <w:proofErr w:type="spellEnd"/>
+      <w:r>
+        <w:t xml:space="preserve"> 622897/RS, </w:t>
+      </w:r>
+      <w:proofErr w:type="spellStart"/>
+      <w:r>
+        <w:t>EAREsp</w:t>
+      </w:r>
+      <w:proofErr w:type="spellEnd"/>
+      <w:r>
+        <w:t xml:space="preserve"> 664888/RS, </w:t>
+      </w:r>
+      <w:proofErr w:type="spellStart"/>
+      <w:r>
+        <w:t>EAREsp</w:t>
+      </w:r>
+      <w:proofErr w:type="spellEnd"/>
+      <w:r>
+        <w:t xml:space="preserve"> 676608/RS e, especialmente, no </w:t>
+      </w:r>
+      <w:proofErr w:type="spellStart"/>
+      <w:r>
+        <w:t>EREsp</w:t>
+      </w:r>
+      <w:proofErr w:type="spellEnd"/>
+      <w:r>
+        <w:t xml:space="preserve"> 1.413.542/RS (Tema 929 do STJ), cuja ementa firmou a seguinte tese:</w:t>
       </w:r>
     </w:p>
     <w:p/>
@@ -3507,213 +3553,257 @@
           <w:iCs/>
           <w:u w:val="single"/>
         </w:rPr>
-        <w:t>in re ipsa</w:t>
-      </w:r>
+        <w:t xml:space="preserve">in </w:t>
+      </w:r>
+      <w:proofErr w:type="spellStart"/>
       <w:r>
         <w:rPr>
           <w:i/>
           <w:iCs/>
           <w:u w:val="single"/>
         </w:rPr>
-        <w:t>”</w:t>
-      </w:r>
-      <w:r>
-        <w:t>, ou seja, é presumido, pois decorre da própria gravidade do ato ilícito (não sendo necessário má-fé ou prova específica do constrangimento).</w:t>
-      </w:r>
-    </w:p>
-    <w:p>
-      <w:r>
-        <w:rPr>
-          <w:b/>
-          <w:bCs/>
-          <w:i/>
-          <w:iCs/>
-        </w:rPr>
-        <w:t>A conduta da instituição financeira ré, ao impor taxas de juros tão exorbitantes sob o conveniente pretexto genérico de “negócio de risco” gera um ciclo perverso de superendividamento, no qual o consumidor, incapaz de honrar seus compromissos com base em sua renda mensal, vê-se forçado a contrair novos empréstimos para cobrir dívidas anteriores e custear despesas básicas de sobrevivência.</w:t>
-      </w:r>
-      <w:r>
-        <w:t xml:space="preserve"> </w:t>
-      </w:r>
+        <w:t>re</w:t>
+      </w:r>
+      <w:proofErr w:type="spellEnd"/>
       <w:r>
         <w:rPr>
           <w:i/>
           <w:iCs/>
           <w:u w:val="single"/>
         </w:rPr>
-        <w:t>Essa espiral compromete não apenas sua dignidade, mas também seu mínimo existencial, além de afetar a sociedade como um todo, razão pela qual a condenação se mostra necessária para coibir a perpetuação de práticas abusivas no mercado financeiro.</w:t>
-      </w:r>
-    </w:p>
-    <w:p>
-      <w:r>
-        <w:t>Nessa égide, entendemos ser completamente inaplicável o entendimento de que a conduta pensada, calculada e conscientemente aplicada pela ré causou à parte autora “mero aborrecimento do cotidiano”.</w:t>
-      </w:r>
-    </w:p>
-    <w:p>
-      <w:r>
-        <w:lastRenderedPageBreak/>
-        <w:t>Ora, a imposição de juros exorbitantes sem a devida análise e responsabilidade na concessão do crédito, por certo, contribuiu para que a parte requerente fosse colocada em uma situação de superendividamento escancarado</w:t>
-      </w:r>
-      <w:r>
-        <w:t xml:space="preserve">, </w:t>
-      </w:r>
-      <w:r>
-        <w:t>vez que a instituição financeira,</w:t>
-      </w:r>
-      <w:r>
-        <w:t xml:space="preserve"> ao liberar, sem qualquer cuidado, os referidos empréstimos</w:t>
-      </w:r>
-      <w:r>
-        <w:t>,</w:t>
-      </w:r>
-      <w:r>
         <w:t xml:space="preserve"> </w:t>
       </w:r>
-      <w:r>
-        <w:t>comprometeu {{comprometimento}}</w:t>
-      </w:r>
-      <w:r>
-        <w:t xml:space="preserve"> de uma renda </w:t>
-      </w:r>
-      <w:r>
-        <w:t xml:space="preserve">de </w:t>
-      </w:r>
-      <w:r>
-        <w:t>{{</w:t>
-      </w:r>
-      <w:r>
-        <w:t>renda_mensal</w:t>
-      </w:r>
-      <w:r>
-        <w:t>}}</w:t>
-      </w:r>
-      <w:r>
-        <w:t>.</w:t>
-      </w:r>
-    </w:p>
-    <w:p>
-      <w:pPr>
-        <w:rPr>
-          <w:bCs/>
-        </w:rPr>
-      </w:pPr>
-      <w:r>
-        <w:rPr>
-          <w:bCs/>
-        </w:rPr>
-        <w:t>Isso equivale a dizer que a parte requerente</w:t>
-      </w:r>
-      <w:r>
-        <w:rPr>
-          <w:bCs/>
-        </w:rPr>
-        <w:t xml:space="preserve"> </w:t>
-      </w:r>
-      <w:r>
-        <w:rPr>
-          <w:bCs/>
-        </w:rPr>
-        <w:t>possui para sua subsistência</w:t>
-      </w:r>
-      <w:r>
-        <w:rPr>
-          <w:bCs/>
-        </w:rPr>
-        <w:t xml:space="preserve"> </w:t>
-      </w:r>
-      <w:r>
-        <w:rPr>
-          <w:bCs/>
-        </w:rPr>
-        <w:t>{{valor_</w:t>
-      </w:r>
-      <w:proofErr w:type="gramStart"/>
-      <w:r>
-        <w:rPr>
-          <w:bCs/>
-        </w:rPr>
-        <w:t>liquido</w:t>
-      </w:r>
-      <w:proofErr w:type="gramEnd"/>
-      <w:r>
-        <w:rPr>
-          <w:bCs/>
-        </w:rPr>
-        <w:t>}}</w:t>
-      </w:r>
-      <w:r>
-        <w:rPr>
-          <w:bCs/>
-        </w:rPr>
-        <w:t xml:space="preserve"> por mês, cerca de </w:t>
-      </w:r>
-      <w:r>
-        <w:rPr>
-          <w:bCs/>
-        </w:rPr>
-        <w:t>{</w:t>
-      </w:r>
-      <w:r>
-        <w:rPr>
-          <w:bCs/>
-        </w:rPr>
-        <w:t>{diario}}</w:t>
-      </w:r>
-      <w:r>
-        <w:rPr>
-          <w:bCs/>
-        </w:rPr>
-        <w:t xml:space="preserve"> </w:t>
-      </w:r>
-      <w:r>
-        <w:rPr>
-          <w:bCs/>
-        </w:rPr>
-        <w:t>por</w:t>
-      </w:r>
-      <w:r>
-        <w:rPr>
-          <w:bCs/>
-        </w:rPr>
-        <w:t xml:space="preserve"> dia! </w:t>
-      </w:r>
-    </w:p>
-    <w:p>
-      <w:r>
-        <w:t xml:space="preserve">Nessa esteira, </w:t>
-      </w:r>
-      <w:r>
-        <w:rPr>
-          <w:b/>
-          <w:bCs/>
-        </w:rPr>
-        <w:t>a imposição de juros exorbitantes ao consumidor, pobre, pessoa simples, hipossuficiente na relação jurídica, e, portanto, HIPERVULNERÁVEL, extrapola o mero aborrecimento cotidiano.</w:t>
-      </w:r>
-    </w:p>
-    <w:p>
-      <w:pPr>
-        <w:rPr>
-          <w:u w:val="single"/>
-        </w:rPr>
-      </w:pPr>
-      <w:r>
-        <w:rPr>
-          <w:u w:val="single"/>
-        </w:rPr>
-        <w:t>Ainda, eventual alegação de que foi firmado o instrumento contratual espontaneamente pela parte autora não é suficiente para elidir a responsabilidade pelos danos morais, uma vez que, conforme já abordado, tal contrato foi contrário ao princípio da boa-fé objetiva.</w:t>
-      </w:r>
-    </w:p>
-    <w:p>
-      <w:r>
-        <w:t xml:space="preserve">Além dos argumentos lançados supra, é patente a necessidade de imposição de condenação por danos morais também com </w:t>
-      </w:r>
-      <w:r>
-        <w:rPr>
-          <w:b/>
-          <w:bCs/>
+      <w:proofErr w:type="spellStart"/>
+      <w:r>
+        <w:rPr>
           <w:i/>
           <w:iCs/>
           <w:u w:val="single"/>
         </w:rPr>
+        <w:t>ipsa</w:t>
+      </w:r>
+      <w:proofErr w:type="spellEnd"/>
+      <w:r>
+        <w:rPr>
+          <w:i/>
+          <w:iCs/>
+          <w:u w:val="single"/>
+        </w:rPr>
+        <w:t>”</w:t>
+      </w:r>
+      <w:r>
+        <w:t>, ou seja, é presumido, pois decorre da própria gravidade do ato ilícito (não sendo necessário má-fé ou prova específica do constrangimento).</w:t>
+      </w:r>
+    </w:p>
+    <w:p>
+      <w:r>
+        <w:rPr>
+          <w:b/>
+          <w:bCs/>
+          <w:i/>
+          <w:iCs/>
+        </w:rPr>
+        <w:t>A conduta da instituição financeira ré, ao impor taxas de juros tão exorbitantes sob o conveniente pretexto genérico de “negócio de risco” gera um ciclo perverso de superendividamento, no qual o consumidor, incapaz de honrar seus compromissos com base em sua renda mensal, vê-se forçado a contrair novos empréstimos para cobrir dívidas anteriores e custear despesas básicas de sobrevivência.</w:t>
+      </w:r>
+      <w:r>
+        <w:t xml:space="preserve"> </w:t>
+      </w:r>
+      <w:r>
+        <w:rPr>
+          <w:i/>
+          <w:iCs/>
+          <w:u w:val="single"/>
+        </w:rPr>
+        <w:t>Essa espiral compromete não apenas sua dignidade, mas também seu mínimo existencial, além de afetar a sociedade como um todo, razão pela qual a condenação se mostra necessária para coibir a perpetuação de práticas abusivas no mercado financeiro.</w:t>
+      </w:r>
+    </w:p>
+    <w:p>
+      <w:r>
+        <w:t>Nessa égide, entendemos ser completamente inaplicável o entendimento de que a conduta pensada, calculada e conscientemente aplicada pela ré causou à parte autora “mero aborrecimento do cotidiano”.</w:t>
+      </w:r>
+    </w:p>
+    <w:p>
+      <w:r>
+        <w:lastRenderedPageBreak/>
+        <w:t>Ora, a imposição de juros exorbitantes sem a devida análise e responsabilidade na concessão do crédito, por certo, contribuiu para que a parte requerente fosse colocada em uma situação de superendividamento escancarado</w:t>
+      </w:r>
+      <w:r>
+        <w:t xml:space="preserve">, </w:t>
+      </w:r>
+      <w:r>
+        <w:t>vez que a instituição financeira,</w:t>
+      </w:r>
+      <w:r>
+        <w:t xml:space="preserve"> ao liberar, sem qualquer cuidado, os referidos empréstimos</w:t>
+      </w:r>
+      <w:r>
+        <w:t>,</w:t>
+      </w:r>
+      <w:r>
+        <w:t xml:space="preserve"> </w:t>
+      </w:r>
+      <w:r>
+        <w:t>comprometeu {{comprometimento}}</w:t>
+      </w:r>
+      <w:r>
+        <w:t xml:space="preserve"> de uma renda </w:t>
+      </w:r>
+      <w:r>
+        <w:t xml:space="preserve">de </w:t>
+      </w:r>
+      <w:r>
+        <w:t>{{</w:t>
+      </w:r>
+      <w:proofErr w:type="spellStart"/>
+      <w:r>
+        <w:t>renda_mensal</w:t>
+      </w:r>
+      <w:proofErr w:type="spellEnd"/>
+      <w:r>
+        <w:t>}}</w:t>
+      </w:r>
+      <w:r>
+        <w:t>.</w:t>
+      </w:r>
+    </w:p>
+    <w:p>
+      <w:pPr>
+        <w:rPr>
+          <w:bCs/>
+        </w:rPr>
+      </w:pPr>
+      <w:r>
+        <w:rPr>
+          <w:bCs/>
+        </w:rPr>
+        <w:t>Isso equivale a dizer que a parte requerente</w:t>
+      </w:r>
+      <w:r>
+        <w:rPr>
+          <w:bCs/>
+        </w:rPr>
+        <w:t xml:space="preserve"> </w:t>
+      </w:r>
+      <w:r>
+        <w:rPr>
+          <w:bCs/>
+        </w:rPr>
+        <w:t>possui para sua subsistência</w:t>
+      </w:r>
+      <w:r>
+        <w:rPr>
+          <w:bCs/>
+        </w:rPr>
+        <w:t xml:space="preserve"> </w:t>
+      </w:r>
+      <w:r>
+        <w:rPr>
+          <w:bCs/>
+        </w:rPr>
+        <w:t>{{</w:t>
+      </w:r>
+      <w:proofErr w:type="spellStart"/>
+      <w:r>
+        <w:rPr>
+          <w:bCs/>
+        </w:rPr>
+        <w:t>valor_liquido</w:t>
+      </w:r>
+      <w:proofErr w:type="spellEnd"/>
+      <w:r>
+        <w:rPr>
+          <w:bCs/>
+        </w:rPr>
+        <w:t>}}</w:t>
+      </w:r>
+      <w:r>
+        <w:rPr>
+          <w:bCs/>
+        </w:rPr>
+        <w:t xml:space="preserve"> por mês, cerca de </w:t>
+      </w:r>
+      <w:r>
+        <w:rPr>
+          <w:bCs/>
+        </w:rPr>
+        <w:t>{</w:t>
+      </w:r>
+      <w:r>
+        <w:rPr>
+          <w:bCs/>
+        </w:rPr>
+        <w:t>{</w:t>
+      </w:r>
+      <w:proofErr w:type="spellStart"/>
+      <w:r>
+        <w:rPr>
+          <w:bCs/>
+        </w:rPr>
+        <w:t>diario</w:t>
+      </w:r>
+      <w:proofErr w:type="spellEnd"/>
+      <w:r>
+        <w:rPr>
+          <w:bCs/>
+        </w:rPr>
+        <w:t>}}</w:t>
+      </w:r>
+      <w:r>
+        <w:rPr>
+          <w:bCs/>
+        </w:rPr>
+        <w:t xml:space="preserve"> </w:t>
+      </w:r>
+      <w:r>
+        <w:rPr>
+          <w:bCs/>
+        </w:rPr>
+        <w:t>por</w:t>
+      </w:r>
+      <w:r>
+        <w:rPr>
+          <w:bCs/>
+        </w:rPr>
+        <w:t xml:space="preserve"> dia! </w:t>
+      </w:r>
+    </w:p>
+    <w:p>
+      <w:r>
+        <w:t xml:space="preserve">Nessa esteira, </w:t>
+      </w:r>
+      <w:r>
+        <w:rPr>
+          <w:b/>
+          <w:bCs/>
+        </w:rPr>
+        <w:t>a imposição de juros exorbitantes ao consumidor, pobre, pessoa simples, hipossuficiente na relação jurídica, e, portanto, HIPERVULNERÁVEL, extrapola o mero aborrecimento cotidiano.</w:t>
+      </w:r>
+    </w:p>
+    <w:p>
+      <w:pPr>
+        <w:rPr>
+          <w:u w:val="single"/>
+        </w:rPr>
+      </w:pPr>
+      <w:r>
+        <w:rPr>
+          <w:u w:val="single"/>
+        </w:rPr>
+        <w:t>Ainda, eventual alegação de que foi firmado o instrumento contratual espontaneamente pela parte autora não é suficiente para elidir a responsabilidade pelos danos morais, uma vez que, conforme já abordado, tal contrato foi contrário ao princípio da boa-fé objetiva.</w:t>
+      </w:r>
+    </w:p>
+    <w:p>
+      <w:r>
+        <w:t xml:space="preserve">Além dos argumentos lançados supra, é patente a necessidade de imposição de condenação por danos morais também com </w:t>
+      </w:r>
+      <w:r>
+        <w:rPr>
+          <w:b/>
+          <w:bCs/>
+          <w:i/>
+          <w:iCs/>
+          <w:u w:val="single"/>
+        </w:rPr>
         <w:t>caráter pedagógico</w:t>
       </w:r>
       <w:r>
@@ -3738,7 +3828,25 @@
           <w:bCs/>
           <w:u w:val="single"/>
         </w:rPr>
-        <w:t xml:space="preserve"> instituições financeiras cessem a prática reiterada de impor juros exorbitantes a consumidores hipervulneráveis (abusividade).</w:t>
+        <w:t xml:space="preserve"> instituições financeiras cessem a prática reiterada de impor juros exorbitantes a consumidores </w:t>
+      </w:r>
+      <w:proofErr w:type="spellStart"/>
+      <w:r>
+        <w:rPr>
+          <w:b/>
+          <w:bCs/>
+          <w:u w:val="single"/>
+        </w:rPr>
+        <w:t>hipervulneráveis</w:t>
+      </w:r>
+      <w:proofErr w:type="spellEnd"/>
+      <w:r>
+        <w:rPr>
+          <w:b/>
+          <w:bCs/>
+          <w:u w:val="single"/>
+        </w:rPr>
+        <w:t xml:space="preserve"> (abusividade).</w:t>
       </w:r>
       <w:r>
         <w:t xml:space="preserve"> </w:t>
@@ -4034,15 +4142,7 @@
     <w:p>
       <w:r>
         <w:lastRenderedPageBreak/>
-        <w:t xml:space="preserve">O Código de Defesa do Consumidor (CDC) prevê, em seu artigo 6º, inciso VIII, a possibilidade de inversão do ônus da prova em favor do consumidor, quando, a critério do juiz, for verossímil a alegação ou quando o consumidor for hipossuficiente, segundo as regras ordinárias de experiências. Tal previsão visa equilibrar a relação entre consumidor e fornecedor, especialmente em situações </w:t>
-      </w:r>
-      <w:proofErr w:type="gramStart"/>
-      <w:r>
-        <w:t>onde</w:t>
-      </w:r>
-      <w:proofErr w:type="gramEnd"/>
-      <w:r>
-        <w:t xml:space="preserve"> o consumidor se encontra em desvantagem técnica, econômica ou jurídica.</w:t>
+        <w:t>O Código de Defesa do Consumidor (CDC) prevê, em seu artigo 6º, inciso VIII, a possibilidade de inversão do ônus da prova em favor do consumidor, quando, a critério do juiz, for verossímil a alegação ou quando o consumidor for hipossuficiente, segundo as regras ordinárias de experiências. Tal previsão visa equilibrar a relação entre consumidor e fornecedor, especialmente em situações onde o consumidor se encontra em desvantagem técnica, econômica ou jurídica.</w:t>
       </w:r>
     </w:p>
     <w:p>
@@ -4456,14 +4556,27 @@
         <w:ind w:firstLine="0"/>
         <w:jc w:val="center"/>
       </w:pPr>
-      <w:r>
-        <w:t>{{CIDADE_AUTOR}}</w:t>
+      <w:bookmarkStart w:id="2" w:name="_Hlk210300768"/>
+      <w:r>
+        <w:t>{{CIDADE_</w:t>
+      </w:r>
+      <w:r>
+        <w:t>REU</w:t>
+      </w:r>
+      <w:r>
+        <w:t>}</w:t>
       </w:r>
       <w:r>
         <w:t xml:space="preserve"> /</w:t>
       </w:r>
       <w:r>
-        <w:t>{{ESTADO_AUTOR}}</w:t>
+        <w:t>{{ESTADO_</w:t>
+      </w:r>
+      <w:r>
+        <w:t>REU</w:t>
+      </w:r>
+      <w:r>
+        <w:t>}}</w:t>
       </w:r>
     </w:p>
     <w:p>
@@ -4478,6 +4591,7 @@
         <w:t>{{DATA}}</w:t>
       </w:r>
     </w:p>
+    <w:bookmarkEnd w:id="2"/>
     <w:p>
       <w:pPr>
         <w:ind w:firstLine="0"/>
@@ -4527,12 +4641,14 @@
         </w:rPr>
         <w:t>{</w:t>
       </w:r>
+      <w:proofErr w:type="spellStart"/>
       <w:r>
         <w:rPr>
           <w:color w:val="00B050"/>
         </w:rPr>
         <w:t>estado_oab</w:t>
       </w:r>
+      <w:proofErr w:type="spellEnd"/>
       <w:r>
         <w:rPr>
           <w:color w:val="00B050"/>
@@ -4551,20 +4667,14 @@
         </w:rPr>
         <w:t xml:space="preserve"> {{</w:t>
       </w:r>
-      <w:proofErr w:type="gramStart"/>
+      <w:proofErr w:type="spellStart"/>
       <w:r>
         <w:rPr>
           <w:color w:val="00B050"/>
         </w:rPr>
-        <w:t>numero</w:t>
-      </w:r>
-      <w:proofErr w:type="gramEnd"/>
-      <w:r>
-        <w:rPr>
-          <w:color w:val="00B050"/>
-        </w:rPr>
-        <w:t>_oab</w:t>
-      </w:r>
+        <w:t>numero_oab</w:t>
+      </w:r>
+      <w:proofErr w:type="spellEnd"/>
       <w:r>
         <w:rPr>
           <w:color w:val="00B050"/>

--- a/modelos/Contrato_Foro_Reu_2.docx
+++ b/modelos/Contrato_Foro_Reu_2.docx
@@ -1,6 +1,6 @@
 
 <file path=word/document.xml><?xml version="1.0" encoding="utf-8"?>
-<w:document xmlns:wpc="http://schemas.microsoft.com/office/word/2010/wordprocessingCanvas" xmlns:cx="http://schemas.microsoft.com/office/drawing/2014/chartex" xmlns:cx1="http://schemas.microsoft.com/office/drawing/2015/9/8/chartex" xmlns:cx2="http://schemas.microsoft.com/office/drawing/2015/10/21/chartex" xmlns:cx3="http://schemas.microsoft.com/office/drawing/2016/5/9/chartex" xmlns:cx4="http://schemas.microsoft.com/office/drawing/2016/5/10/chartex" xmlns:cx5="http://schemas.microsoft.com/office/drawing/2016/5/11/chartex" xmlns:cx6="http://schemas.microsoft.com/office/drawing/2016/5/12/chartex" xmlns:cx7="http://schemas.microsoft.com/office/drawing/2016/5/13/chartex" xmlns:cx8="http://schemas.microsoft.com/office/drawing/2016/5/14/chartex" xmlns:mc="http://schemas.openxmlformats.org/markup-compatibility/2006" xmlns:aink="http://schemas.microsoft.com/office/drawing/2016/ink" xmlns:am3d="http://schemas.microsoft.com/office/drawing/2017/model3d" xmlns:o="urn:schemas-microsoft-com:office:office" xmlns:oel="http://schemas.microsoft.com/office/2019/extlst" xmlns:r="http://schemas.openxmlformats.org/officeDocument/2006/relationships" xmlns:m="http://schemas.openxmlformats.org/officeDocument/2006/math" xmlns:v="urn:schemas-microsoft-com:vml" xmlns:wp14="http://schemas.microsoft.com/office/word/2010/wordprocessingDrawing" xmlns:wp="http://schemas.openxmlformats.org/drawingml/2006/wordprocessingDrawing" xmlns:w10="urn:schemas-microsoft-com:office:word" xmlns:w="http://schemas.openxmlformats.org/wordprocessingml/2006/main" xmlns:w14="http://schemas.microsoft.com/office/word/2010/wordml" xmlns:w15="http://schemas.microsoft.com/office/word/2012/wordml" xmlns:w16cex="http://schemas.microsoft.com/office/word/2018/wordml/cex" xmlns:w16cid="http://schemas.microsoft.com/office/word/2016/wordml/cid" xmlns:w16="http://schemas.microsoft.com/office/word/2018/wordml" xmlns:w16du="http://schemas.microsoft.com/office/word/2023/wordml/word16du" xmlns:w16sdtdh="http://schemas.microsoft.com/office/word/2020/wordml/sdtdatahash" xmlns:w16sdtfl="http://schemas.microsoft.com/office/word/2024/wordml/sdtformatlock" xmlns:w16se="http://schemas.microsoft.com/office/word/2015/wordml/symex" xmlns:wpg="http://schemas.microsoft.com/office/word/2010/wordprocessingGroup" xmlns:wpi="http://schemas.microsoft.com/office/word/2010/wordprocessingInk" xmlns:wne="http://schemas.microsoft.com/office/word/2006/wordml" xmlns:wps="http://schemas.microsoft.com/office/word/2010/wordprocessingShape" mc:Ignorable="w14 w15 w16se w16cid w16 w16cex w16sdtdh w16sdtfl w16du wp14">
+<w:document xmlns:wpc="http://schemas.microsoft.com/office/word/2010/wordprocessingCanvas" xmlns:cx="http://schemas.microsoft.com/office/drawing/2014/chartex" xmlns:mc="http://schemas.openxmlformats.org/markup-compatibility/2006" xmlns:o="urn:schemas-microsoft-com:office:office" xmlns:r="http://schemas.openxmlformats.org/officeDocument/2006/relationships" xmlns:m="http://schemas.openxmlformats.org/officeDocument/2006/math" xmlns:v="urn:schemas-microsoft-com:vml" xmlns:wp14="http://schemas.microsoft.com/office/word/2010/wordprocessingDrawing" xmlns:wp="http://schemas.openxmlformats.org/drawingml/2006/wordprocessingDrawing" xmlns:w10="urn:schemas-microsoft-com:office:word" xmlns:w="http://schemas.openxmlformats.org/wordprocessingml/2006/main" xmlns:w14="http://schemas.microsoft.com/office/word/2010/wordml" xmlns:w15="http://schemas.microsoft.com/office/word/2012/wordml" xmlns:w16se="http://schemas.microsoft.com/office/word/2015/wordml/symex" xmlns:wpg="http://schemas.microsoft.com/office/word/2010/wordprocessingGroup" xmlns:wpi="http://schemas.microsoft.com/office/word/2010/wordprocessingInk" xmlns:wne="http://schemas.microsoft.com/office/word/2006/wordml" xmlns:wps="http://schemas.microsoft.com/office/word/2010/wordprocessingShape" mc:Ignorable="w14 w15 w16se wp14">
   <w:body>
     <w:p>
       <w:pPr>
@@ -13,10 +13,18 @@
         <w:t xml:space="preserve">AO JUÍZO DA ... VARA CÍVEL DA COMARCA DA CIDADE DE </w:t>
       </w:r>
       <w:r>
-        <w:t>{{CIDADE_REU}}</w:t>
-      </w:r>
-      <w:r>
-        <w:t xml:space="preserve">     ESTADO DE </w:t>
+        <w:t>{{CIDADE_REU</w:t>
+      </w:r>
+      <w:proofErr w:type="gramStart"/>
+      <w:r>
+        <w:t>}}</w:t>
+      </w:r>
+      <w:r>
+        <w:t xml:space="preserve">   </w:t>
+      </w:r>
+      <w:proofErr w:type="gramEnd"/>
+      <w:r>
+        <w:t xml:space="preserve">  ESTADO DE </w:t>
       </w:r>
       <w:r>
         <w:t>{{ESTADO_REU}}</w:t>
@@ -40,12 +48,21 @@
           <w:color w:val="FF0000"/>
         </w:rPr>
       </w:pPr>
+      <w:proofErr w:type="gramStart"/>
       <w:r>
         <w:rPr>
           <w:b/>
           <w:color w:val="FF0000"/>
         </w:rPr>
-        <w:t xml:space="preserve">{                                                                     </w:t>
+        <w:t xml:space="preserve">{  </w:t>
+      </w:r>
+      <w:proofErr w:type="gramEnd"/>
+      <w:r>
+        <w:rPr>
+          <w:b/>
+          <w:color w:val="FF0000"/>
+        </w:rPr>
+        <w:t xml:space="preserve">                                                                   </w:t>
       </w:r>
       <w:r>
         <w:rPr>
@@ -266,7 +283,25 @@
           <w:color w:val="000000" w:themeColor="text1"/>
         </w:rPr>
         <w:lastRenderedPageBreak/>
-        <w:t>maioria dos casos, na dispensa dessa audiência. Inclusive, há na presente exordial o pedido de dispensa de audiência de tentativa de conciliação.</w:t>
+        <w:t xml:space="preserve">maioria dos casos, na dispensa dessa audiência. Inclusive, há </w:t>
+      </w:r>
+      <w:proofErr w:type="gramStart"/>
+      <w:r>
+        <w:rPr>
+          <w:b/>
+          <w:bCs/>
+          <w:color w:val="000000" w:themeColor="text1"/>
+        </w:rPr>
+        <w:t>na presente exordial</w:t>
+      </w:r>
+      <w:proofErr w:type="gramEnd"/>
+      <w:r>
+        <w:rPr>
+          <w:b/>
+          <w:bCs/>
+          <w:color w:val="000000" w:themeColor="text1"/>
+        </w:rPr>
+        <w:t xml:space="preserve"> o pedido de dispensa de audiência de tentativa de conciliação.</w:t>
       </w:r>
     </w:p>
     <w:p>
@@ -1002,23 +1037,14 @@
         <w:t xml:space="preserve">apenas </w:t>
       </w:r>
       <w:r>
-        <w:rPr>
-          <w:color w:val="C00000"/>
-        </w:rPr>
         <w:t>{{</w:t>
       </w:r>
       <w:proofErr w:type="spellStart"/>
       <w:r>
-        <w:rPr>
-          <w:color w:val="C00000"/>
-        </w:rPr>
-        <w:t>fontes_renda</w:t>
+        <w:t>beneficios</w:t>
       </w:r>
       <w:proofErr w:type="spellEnd"/>
       <w:r>
-        <w:rPr>
-          <w:color w:val="C00000"/>
-        </w:rPr>
         <w:t>}}</w:t>
       </w:r>
       <w:r>
@@ -1057,6 +1083,14 @@
           <w:szCs w:val="22"/>
         </w:rPr>
         <w:t>}}</w:t>
+      </w:r>
+      <w:r>
+        <w:rPr>
+          <w:color w:val="00B050"/>
+          <w:sz w:val="22"/>
+          <w:szCs w:val="22"/>
+        </w:rPr>
+        <w:t xml:space="preserve"> </w:t>
       </w:r>
       <w:r>
         <w:t>comprometem de forma drástica sua renda mensal, de modo que restam apenas R$ {{</w:t>
@@ -1135,23 +1169,14 @@
         <w:t xml:space="preserve">Conforme mencionado alhures, a parte requerente recebe </w:t>
       </w:r>
       <w:r>
-        <w:rPr>
-          <w:color w:val="C00000"/>
-        </w:rPr>
         <w:t>{{</w:t>
       </w:r>
       <w:proofErr w:type="spellStart"/>
       <w:r>
-        <w:rPr>
-          <w:color w:val="C00000"/>
-        </w:rPr>
-        <w:t>fontes_renda</w:t>
+        <w:t>beneficios</w:t>
       </w:r>
       <w:proofErr w:type="spellEnd"/>
       <w:r>
-        <w:rPr>
-          <w:color w:val="C00000"/>
-        </w:rPr>
         <w:t>}}</w:t>
       </w:r>
       <w:r>
@@ -1266,6 +1291,7 @@
         </w:rPr>
         <w:t xml:space="preserve"> </w:t>
       </w:r>
+      <w:proofErr w:type="gramStart"/>
       <w:r>
         <w:rPr>
           <w:b/>
@@ -1273,7 +1299,17 @@
           <w:sz w:val="24"/>
           <w:szCs w:val="24"/>
         </w:rPr>
-        <w:t>Nº{{NUMERO_CONTRATO_0}}</w:t>
+        <w:t>Nº{</w:t>
+      </w:r>
+      <w:proofErr w:type="gramEnd"/>
+      <w:r>
+        <w:rPr>
+          <w:b/>
+          <w:color w:val="00B050"/>
+          <w:sz w:val="24"/>
+          <w:szCs w:val="24"/>
+        </w:rPr>
+        <w:t>{NUMERO_CONTRATO_0}}</w:t>
       </w:r>
       <w:r>
         <w:rPr>
@@ -1377,11 +1413,16 @@
         <w:t xml:space="preserve">Taxa de juros aplicada: </w:t>
       </w:r>
       <w:r>
-        <w:t>{{emprestimos_0_taxa}}</w:t>
+        <w:t>{{emprestimos_0_taxa</w:t>
+      </w:r>
+      <w:proofErr w:type="gramStart"/>
+      <w:r>
+        <w:t>}}</w:t>
       </w:r>
       <w:r>
         <w:t>%</w:t>
       </w:r>
+      <w:proofErr w:type="gramEnd"/>
     </w:p>
     <w:p>
       <w:pPr>
@@ -1398,12 +1439,14 @@
       <w:r>
         <w:t>emprestimos_0_taxa</w:t>
       </w:r>
+      <w:proofErr w:type="gramStart"/>
       <w:r>
         <w:t>}}</w:t>
       </w:r>
       <w:r>
         <w:t>%</w:t>
       </w:r>
+      <w:proofErr w:type="gramEnd"/>
       <w:r>
         <w:t>a.m</w:t>
       </w:r>
@@ -1819,6 +1862,7 @@
         </w:rPr>
         <w:t xml:space="preserve"> </w:t>
       </w:r>
+      <w:proofErr w:type="gramStart"/>
       <w:r>
         <w:rPr>
           <w:b/>
@@ -1826,7 +1870,17 @@
           <w:sz w:val="24"/>
           <w:szCs w:val="24"/>
         </w:rPr>
-        <w:t>Nº{{NUMERO_CONTRATO_1}}</w:t>
+        <w:t>Nº{</w:t>
+      </w:r>
+      <w:proofErr w:type="gramEnd"/>
+      <w:r>
+        <w:rPr>
+          <w:b/>
+          <w:color w:val="00B050"/>
+          <w:sz w:val="24"/>
+          <w:szCs w:val="24"/>
+        </w:rPr>
+        <w:t>{NUMERO_CONTRATO_1}}</w:t>
       </w:r>
       <w:r>
         <w:rPr>
@@ -1919,8 +1973,13 @@
         <w:t>1</w:t>
       </w:r>
       <w:r>
-        <w:t>_taxa}}%</w:t>
-      </w:r>
+        <w:t>_taxa</w:t>
+      </w:r>
+      <w:proofErr w:type="gramStart"/>
+      <w:r>
+        <w:t>}}%</w:t>
+      </w:r>
+      <w:proofErr w:type="gramEnd"/>
     </w:p>
     <w:p>
       <w:pPr>
@@ -1943,12 +2002,14 @@
       <w:r>
         <w:t>_taxa</w:t>
       </w:r>
+      <w:proofErr w:type="gramStart"/>
       <w:r>
         <w:t>}}</w:t>
       </w:r>
       <w:r>
         <w:t>%</w:t>
       </w:r>
+      <w:proofErr w:type="gramEnd"/>
       <w:r>
         <w:t>a.m</w:t>
       </w:r>
@@ -2711,8 +2772,19 @@
           <w:sz w:val="22"/>
           <w:szCs w:val="22"/>
         </w:rPr>
-        <w:t>“É admitida a revisão das taxas de juros remuneratórios em situações excepcionais, desde que caracterizada a relação de consumo e que a abusividade capaz de colocar o consumidor em desvantagem exagerada (art. 51, §1 º, do CDC) fique cabalmente demonstrada, ante às peculiaridades do julgamento em concreto.”</w:t>
-      </w:r>
+        <w:t xml:space="preserve">“É admitida a revisão das taxas de juros remuneratórios em situações excepcionais, desde que caracterizada a relação de consumo e que a abusividade capaz de colocar o consumidor em desvantagem exagerada (art. 51, §1 º, do CDC) fique cabalmente demonstrada, ante às peculiaridades do julgamento em </w:t>
+      </w:r>
+      <w:proofErr w:type="gramStart"/>
+      <w:r>
+        <w:rPr>
+          <w:i/>
+          <w:iCs/>
+          <w:sz w:val="22"/>
+          <w:szCs w:val="22"/>
+        </w:rPr>
+        <w:t>concreto.”</w:t>
+      </w:r>
+      <w:proofErr w:type="gramEnd"/>
     </w:p>
     <w:p/>
     <w:p>
@@ -2749,23 +2821,7 @@
           <w:sz w:val="22"/>
           <w:szCs w:val="22"/>
         </w:rPr>
-        <w:t xml:space="preserve">. Acórdão Min. Menezes Direito, DJ de 4.8.2003), ao dobro (REsp n. 1.036.818, Terceira Turma, minha relatoria, </w:t>
-      </w:r>
-      <w:proofErr w:type="spellStart"/>
-      <w:r>
-        <w:rPr>
-          <w:sz w:val="22"/>
-          <w:szCs w:val="22"/>
-        </w:rPr>
-        <w:t>DJe</w:t>
-      </w:r>
-      <w:proofErr w:type="spellEnd"/>
-      <w:r>
-        <w:rPr>
-          <w:sz w:val="22"/>
-          <w:szCs w:val="22"/>
-        </w:rPr>
-        <w:t xml:space="preserve"> de 20.6.2008) ou ao triplo (REsp n. 971.853-RS, Quarta Turma, Min. Pádua Ribeiro, DJ de 24.9.2007) da média. Todavia, esta perquirição acerca da abusividade não é estanque, o que impossibilita a adoção de critérios genéricos e universais. A taxa média de mercado, divulgada pelo Banco Central, constitui um valioso referencial, mas cabe somente ao juiz, no exame </w:t>
+        <w:t xml:space="preserve">. Acórdão Min. Menezes Direito, DJ de 4.8.2003), ao dobro (REsp n. 1.036.818, Terceira Turma, minha relatoria, DJe de 20.6.2008) ou ao triplo (REsp n. 971.853-RS, Quarta Turma, Min. Pádua Ribeiro, DJ de 24.9.2007) da média. Todavia, esta perquirição acerca da abusividade não é estanque, o que impossibilita a adoção de critérios genéricos e universais. A taxa média de mercado, divulgada pelo Banco Central, constitui um valioso referencial, mas cabe somente ao juiz, no exame </w:t>
       </w:r>
       <w:r>
         <w:rPr>
@@ -2867,6 +2923,7 @@
         </w:rPr>
         <w:t>emprestimos_0_data</w:t>
       </w:r>
+      <w:proofErr w:type="gramStart"/>
       <w:r>
         <w:rPr>
           <w:color w:val="000000" w:themeColor="text1"/>
@@ -2886,7 +2943,11 @@
         <w:t xml:space="preserve"> </w:t>
       </w:r>
       <w:r>
-        <w:t xml:space="preserve">foi de </w:t>
+        <w:t>foi</w:t>
+      </w:r>
+      <w:proofErr w:type="gramEnd"/>
+      <w:r>
+        <w:t xml:space="preserve"> de </w:t>
       </w:r>
       <w:r>
         <w:t>{{</w:t>
@@ -2979,7 +3040,15 @@
         </w:rPr>
       </w:pPr>
       <w:r>
-        <w:t xml:space="preserve">Tal discrepância de valores é evidência clara de abusividade na fixação das taxas de juros cobradas pela requerida, o que viola o princípio da boa-fé objetiva, previsto no artigo 422 do Código Civil. Conforme leciona Pablo Stolze </w:t>
+        <w:t xml:space="preserve">Tal discrepância de valores é evidência clara de abusividade na fixação das taxas de juros cobradas pela requerida, o que viola o princípio da boa-fé objetiva, previsto no artigo 422 do Código Civil. Conforme leciona Pablo </w:t>
+      </w:r>
+      <w:proofErr w:type="spellStart"/>
+      <w:r>
+        <w:t>Stolze</w:t>
+      </w:r>
+      <w:proofErr w:type="spellEnd"/>
+      <w:r>
+        <w:t xml:space="preserve"> </w:t>
       </w:r>
       <w:proofErr w:type="spellStart"/>
       <w:r>
@@ -3274,17 +3343,31 @@
           <w:u w:val="single"/>
         </w:rPr>
         <w:lastRenderedPageBreak/>
-        <w:t>indevida consubstanciar conduta contrária à boa-fé objetiva, ou seja, deve ocorrer independentemente da natureza do elemento volitivo</w:t>
-      </w:r>
-      <w:r>
-        <w:rPr>
+        <w:t xml:space="preserve">indevida consubstanciar conduta contrária à boa-fé objetiva, ou seja, deve ocorrer independentemente da natureza do elemento </w:t>
+      </w:r>
+      <w:proofErr w:type="gramStart"/>
+      <w:r>
+        <w:rPr>
+          <w:b/>
+          <w:bCs/>
           <w:i/>
           <w:iCs/>
           <w:sz w:val="22"/>
           <w:szCs w:val="22"/>
+          <w:u w:val="single"/>
+        </w:rPr>
+        <w:t>volitivo</w:t>
+      </w:r>
+      <w:r>
+        <w:rPr>
+          <w:i/>
+          <w:iCs/>
+          <w:sz w:val="22"/>
+          <w:szCs w:val="22"/>
         </w:rPr>
         <w:t>.”</w:t>
       </w:r>
+      <w:proofErr w:type="gramEnd"/>
     </w:p>
     <w:p>
       <w:pPr>
@@ -4072,36 +4155,70 @@
           <w:u w:val="single"/>
         </w:rPr>
         <w:lastRenderedPageBreak/>
-        <w:t>conceda crédito. Por fim, não se pode olvidar da necessidade da boa-fé objetiva que deve nortear a oferta de crédito responsável, o que é de grande relevância para prevenir o superendividamento dos tomadores de empréstimos.</w:t>
-      </w:r>
-      <w:r>
-        <w:rPr>
+        <w:t xml:space="preserve">conceda crédito. Por fim, não se pode olvidar da necessidade da boa-fé objetiva que deve nortear a oferta de crédito responsável, o que é de grande relevância para prevenir o superendividamento dos tomadores de </w:t>
+      </w:r>
+      <w:proofErr w:type="gramStart"/>
+      <w:r>
+        <w:rPr>
+          <w:b/>
+          <w:bCs/>
           <w:i/>
           <w:iCs/>
           <w:sz w:val="22"/>
           <w:szCs w:val="22"/>
-        </w:rPr>
-        <w:t>”</w:t>
-      </w:r>
-      <w:r>
-        <w:rPr>
-          <w:b/>
-          <w:bCs/>
+          <w:u w:val="single"/>
+        </w:rPr>
+        <w:t>empréstimos.</w:t>
+      </w:r>
+      <w:r>
+        <w:rPr>
           <w:i/>
           <w:iCs/>
           <w:sz w:val="22"/>
           <w:szCs w:val="22"/>
         </w:rPr>
-        <w:t xml:space="preserve"> </w:t>
-      </w:r>
-      <w:r>
-        <w:rPr>
+        <w:t>”</w:t>
+      </w:r>
+      <w:proofErr w:type="gramEnd"/>
+      <w:r>
+        <w:rPr>
+          <w:b/>
+          <w:bCs/>
           <w:i/>
           <w:iCs/>
           <w:sz w:val="22"/>
           <w:szCs w:val="22"/>
         </w:rPr>
-        <w:t>(grifo nosso).</w:t>
+        <w:t xml:space="preserve"> </w:t>
+      </w:r>
+      <w:r>
+        <w:rPr>
+          <w:i/>
+          <w:iCs/>
+          <w:sz w:val="22"/>
+          <w:szCs w:val="22"/>
+        </w:rPr>
+        <w:t>(</w:t>
+      </w:r>
+      <w:proofErr w:type="gramStart"/>
+      <w:r>
+        <w:rPr>
+          <w:i/>
+          <w:iCs/>
+          <w:sz w:val="22"/>
+          <w:szCs w:val="22"/>
+        </w:rPr>
+        <w:t>grifo</w:t>
+      </w:r>
+      <w:proofErr w:type="gramEnd"/>
+      <w:r>
+        <w:rPr>
+          <w:i/>
+          <w:iCs/>
+          <w:sz w:val="22"/>
+          <w:szCs w:val="22"/>
+        </w:rPr>
+        <w:t xml:space="preserve"> nosso).</w:t>
       </w:r>
     </w:p>
     <w:p/>
@@ -4567,7 +4684,12 @@
         <w:t>}</w:t>
       </w:r>
       <w:r>
-        <w:t xml:space="preserve"> /</w:t>
+        <w:t>}</w:t>
+      </w:r>
+      <w:bookmarkStart w:id="3" w:name="_GoBack"/>
+      <w:bookmarkEnd w:id="3"/>
+      <w:r>
+        <w:t>/</w:t>
       </w:r>
       <w:r>
         <w:t>{{ESTADO_</w:t>
@@ -4627,7 +4749,11 @@
         </w:rPr>
       </w:pPr>
       <w:r>
-        <w:t>OAB/</w:t>
+        <w:t>OAB</w:t>
+      </w:r>
+      <w:proofErr w:type="gramStart"/>
+      <w:r>
+        <w:t>/</w:t>
       </w:r>
       <w:r>
         <w:rPr>
@@ -4635,6 +4761,7 @@
         </w:rPr>
         <w:t>{</w:t>
       </w:r>
+      <w:proofErr w:type="gramEnd"/>
       <w:r>
         <w:rPr>
           <w:color w:val="00B050"/>
@@ -4701,7 +4828,7 @@
 </file>
 
 <file path=word/endnotes.xml><?xml version="1.0" encoding="utf-8"?>
-<w:endnotes xmlns:wpc="http://schemas.microsoft.com/office/word/2010/wordprocessingCanvas" xmlns:cx="http://schemas.microsoft.com/office/drawing/2014/chartex" xmlns:cx1="http://schemas.microsoft.com/office/drawing/2015/9/8/chartex" xmlns:cx2="http://schemas.microsoft.com/office/drawing/2015/10/21/chartex" xmlns:cx3="http://schemas.microsoft.com/office/drawing/2016/5/9/chartex" xmlns:cx4="http://schemas.microsoft.com/office/drawing/2016/5/10/chartex" xmlns:cx5="http://schemas.microsoft.com/office/drawing/2016/5/11/chartex" xmlns:cx6="http://schemas.microsoft.com/office/drawing/2016/5/12/chartex" xmlns:cx7="http://schemas.microsoft.com/office/drawing/2016/5/13/chartex" xmlns:cx8="http://schemas.microsoft.com/office/drawing/2016/5/14/chartex" xmlns:mc="http://schemas.openxmlformats.org/markup-compatibility/2006" xmlns:aink="http://schemas.microsoft.com/office/drawing/2016/ink" xmlns:am3d="http://schemas.microsoft.com/office/drawing/2017/model3d" xmlns:o="urn:schemas-microsoft-com:office:office" xmlns:oel="http://schemas.microsoft.com/office/2019/extlst" xmlns:r="http://schemas.openxmlformats.org/officeDocument/2006/relationships" xmlns:m="http://schemas.openxmlformats.org/officeDocument/2006/math" xmlns:v="urn:schemas-microsoft-com:vml" xmlns:wp14="http://schemas.microsoft.com/office/word/2010/wordprocessingDrawing" xmlns:wp="http://schemas.openxmlformats.org/drawingml/2006/wordprocessingDrawing" xmlns:w10="urn:schemas-microsoft-com:office:word" xmlns:w="http://schemas.openxmlformats.org/wordprocessingml/2006/main" xmlns:w14="http://schemas.microsoft.com/office/word/2010/wordml" xmlns:w15="http://schemas.microsoft.com/office/word/2012/wordml" xmlns:w16cex="http://schemas.microsoft.com/office/word/2018/wordml/cex" xmlns:w16cid="http://schemas.microsoft.com/office/word/2016/wordml/cid" xmlns:w16="http://schemas.microsoft.com/office/word/2018/wordml" xmlns:w16du="http://schemas.microsoft.com/office/word/2023/wordml/word16du" xmlns:w16sdtdh="http://schemas.microsoft.com/office/word/2020/wordml/sdtdatahash" xmlns:w16sdtfl="http://schemas.microsoft.com/office/word/2024/wordml/sdtformatlock" xmlns:w16se="http://schemas.microsoft.com/office/word/2015/wordml/symex" xmlns:wpg="http://schemas.microsoft.com/office/word/2010/wordprocessingGroup" xmlns:wpi="http://schemas.microsoft.com/office/word/2010/wordprocessingInk" xmlns:wne="http://schemas.microsoft.com/office/word/2006/wordml" xmlns:wps="http://schemas.microsoft.com/office/word/2010/wordprocessingShape" mc:Ignorable="w14 w15 w16se w16cid w16 w16cex w16sdtdh w16sdtfl w16du wp14">
+<w:endnotes xmlns:wpc="http://schemas.microsoft.com/office/word/2010/wordprocessingCanvas" xmlns:cx="http://schemas.microsoft.com/office/drawing/2014/chartex" xmlns:mc="http://schemas.openxmlformats.org/markup-compatibility/2006" xmlns:o="urn:schemas-microsoft-com:office:office" xmlns:r="http://schemas.openxmlformats.org/officeDocument/2006/relationships" xmlns:m="http://schemas.openxmlformats.org/officeDocument/2006/math" xmlns:v="urn:schemas-microsoft-com:vml" xmlns:wp14="http://schemas.microsoft.com/office/word/2010/wordprocessingDrawing" xmlns:wp="http://schemas.openxmlformats.org/drawingml/2006/wordprocessingDrawing" xmlns:w10="urn:schemas-microsoft-com:office:word" xmlns:w="http://schemas.openxmlformats.org/wordprocessingml/2006/main" xmlns:w14="http://schemas.microsoft.com/office/word/2010/wordml" xmlns:w15="http://schemas.microsoft.com/office/word/2012/wordml" xmlns:w16se="http://schemas.microsoft.com/office/word/2015/wordml/symex" xmlns:wpg="http://schemas.microsoft.com/office/word/2010/wordprocessingGroup" xmlns:wpi="http://schemas.microsoft.com/office/word/2010/wordprocessingInk" xmlns:wne="http://schemas.microsoft.com/office/word/2006/wordml" xmlns:wps="http://schemas.microsoft.com/office/word/2010/wordprocessingShape" mc:Ignorable="w14 w15 w16se wp14">
   <w:endnote w:type="separator" w:id="-1">
     <w:p>
       <w:pPr>
@@ -4726,7 +4853,7 @@
 </file>
 
 <file path=word/footer1.xml><?xml version="1.0" encoding="utf-8"?>
-<w:ftr xmlns:wpc="http://schemas.microsoft.com/office/word/2010/wordprocessingCanvas" xmlns:cx="http://schemas.microsoft.com/office/drawing/2014/chartex" xmlns:cx1="http://schemas.microsoft.com/office/drawing/2015/9/8/chartex" xmlns:cx2="http://schemas.microsoft.com/office/drawing/2015/10/21/chartex" xmlns:cx3="http://schemas.microsoft.com/office/drawing/2016/5/9/chartex" xmlns:cx4="http://schemas.microsoft.com/office/drawing/2016/5/10/chartex" xmlns:cx5="http://schemas.microsoft.com/office/drawing/2016/5/11/chartex" xmlns:cx6="http://schemas.microsoft.com/office/drawing/2016/5/12/chartex" xmlns:cx7="http://schemas.microsoft.com/office/drawing/2016/5/13/chartex" xmlns:cx8="http://schemas.microsoft.com/office/drawing/2016/5/14/chartex" xmlns:mc="http://schemas.openxmlformats.org/markup-compatibility/2006" xmlns:aink="http://schemas.microsoft.com/office/drawing/2016/ink" xmlns:am3d="http://schemas.microsoft.com/office/drawing/2017/model3d" xmlns:o="urn:schemas-microsoft-com:office:office" xmlns:oel="http://schemas.microsoft.com/office/2019/extlst" xmlns:r="http://schemas.openxmlformats.org/officeDocument/2006/relationships" xmlns:m="http://schemas.openxmlformats.org/officeDocument/2006/math" xmlns:v="urn:schemas-microsoft-com:vml" xmlns:wp14="http://schemas.microsoft.com/office/word/2010/wordprocessingDrawing" xmlns:wp="http://schemas.openxmlformats.org/drawingml/2006/wordprocessingDrawing" xmlns:w10="urn:schemas-microsoft-com:office:word" xmlns:w="http://schemas.openxmlformats.org/wordprocessingml/2006/main" xmlns:w14="http://schemas.microsoft.com/office/word/2010/wordml" xmlns:w15="http://schemas.microsoft.com/office/word/2012/wordml" xmlns:w16cex="http://schemas.microsoft.com/office/word/2018/wordml/cex" xmlns:w16cid="http://schemas.microsoft.com/office/word/2016/wordml/cid" xmlns:w16="http://schemas.microsoft.com/office/word/2018/wordml" xmlns:w16du="http://schemas.microsoft.com/office/word/2023/wordml/word16du" xmlns:w16sdtdh="http://schemas.microsoft.com/office/word/2020/wordml/sdtdatahash" xmlns:w16sdtfl="http://schemas.microsoft.com/office/word/2024/wordml/sdtformatlock" xmlns:w16se="http://schemas.microsoft.com/office/word/2015/wordml/symex" xmlns:wpg="http://schemas.microsoft.com/office/word/2010/wordprocessingGroup" xmlns:wpi="http://schemas.microsoft.com/office/word/2010/wordprocessingInk" xmlns:wne="http://schemas.microsoft.com/office/word/2006/wordml" xmlns:wps="http://schemas.microsoft.com/office/word/2010/wordprocessingShape" mc:Ignorable="w14 w15 w16se w16cid w16 w16cex w16sdtdh w16sdtfl w16du wp14">
+<w:ftr xmlns:wpc="http://schemas.microsoft.com/office/word/2010/wordprocessingCanvas" xmlns:cx="http://schemas.microsoft.com/office/drawing/2014/chartex" xmlns:mc="http://schemas.openxmlformats.org/markup-compatibility/2006" xmlns:o="urn:schemas-microsoft-com:office:office" xmlns:r="http://schemas.openxmlformats.org/officeDocument/2006/relationships" xmlns:m="http://schemas.openxmlformats.org/officeDocument/2006/math" xmlns:v="urn:schemas-microsoft-com:vml" xmlns:wp14="http://schemas.microsoft.com/office/word/2010/wordprocessingDrawing" xmlns:wp="http://schemas.openxmlformats.org/drawingml/2006/wordprocessingDrawing" xmlns:w10="urn:schemas-microsoft-com:office:word" xmlns:w="http://schemas.openxmlformats.org/wordprocessingml/2006/main" xmlns:w14="http://schemas.microsoft.com/office/word/2010/wordml" xmlns:w15="http://schemas.microsoft.com/office/word/2012/wordml" xmlns:w16se="http://schemas.microsoft.com/office/word/2015/wordml/symex" xmlns:wpg="http://schemas.microsoft.com/office/word/2010/wordprocessingGroup" xmlns:wpi="http://schemas.microsoft.com/office/word/2010/wordprocessingInk" xmlns:wne="http://schemas.microsoft.com/office/word/2006/wordml" xmlns:wps="http://schemas.microsoft.com/office/word/2010/wordprocessingShape" mc:Ignorable="w14 w15 w16se wp14">
   <w:p>
     <w:pPr>
       <w:pBdr>
@@ -4823,7 +4950,7 @@
 </file>
 
 <file path=word/footnotes.xml><?xml version="1.0" encoding="utf-8"?>
-<w:footnotes xmlns:wpc="http://schemas.microsoft.com/office/word/2010/wordprocessingCanvas" xmlns:cx="http://schemas.microsoft.com/office/drawing/2014/chartex" xmlns:cx1="http://schemas.microsoft.com/office/drawing/2015/9/8/chartex" xmlns:cx2="http://schemas.microsoft.com/office/drawing/2015/10/21/chartex" xmlns:cx3="http://schemas.microsoft.com/office/drawing/2016/5/9/chartex" xmlns:cx4="http://schemas.microsoft.com/office/drawing/2016/5/10/chartex" xmlns:cx5="http://schemas.microsoft.com/office/drawing/2016/5/11/chartex" xmlns:cx6="http://schemas.microsoft.com/office/drawing/2016/5/12/chartex" xmlns:cx7="http://schemas.microsoft.com/office/drawing/2016/5/13/chartex" xmlns:cx8="http://schemas.microsoft.com/office/drawing/2016/5/14/chartex" xmlns:mc="http://schemas.openxmlformats.org/markup-compatibility/2006" xmlns:aink="http://schemas.microsoft.com/office/drawing/2016/ink" xmlns:am3d="http://schemas.microsoft.com/office/drawing/2017/model3d" xmlns:o="urn:schemas-microsoft-com:office:office" xmlns:oel="http://schemas.microsoft.com/office/2019/extlst" xmlns:r="http://schemas.openxmlformats.org/officeDocument/2006/relationships" xmlns:m="http://schemas.openxmlformats.org/officeDocument/2006/math" xmlns:v="urn:schemas-microsoft-com:vml" xmlns:wp14="http://schemas.microsoft.com/office/word/2010/wordprocessingDrawing" xmlns:wp="http://schemas.openxmlformats.org/drawingml/2006/wordprocessingDrawing" xmlns:w10="urn:schemas-microsoft-com:office:word" xmlns:w="http://schemas.openxmlformats.org/wordprocessingml/2006/main" xmlns:w14="http://schemas.microsoft.com/office/word/2010/wordml" xmlns:w15="http://schemas.microsoft.com/office/word/2012/wordml" xmlns:w16cex="http://schemas.microsoft.com/office/word/2018/wordml/cex" xmlns:w16cid="http://schemas.microsoft.com/office/word/2016/wordml/cid" xmlns:w16="http://schemas.microsoft.com/office/word/2018/wordml" xmlns:w16du="http://schemas.microsoft.com/office/word/2023/wordml/word16du" xmlns:w16sdtdh="http://schemas.microsoft.com/office/word/2020/wordml/sdtdatahash" xmlns:w16sdtfl="http://schemas.microsoft.com/office/word/2024/wordml/sdtformatlock" xmlns:w16se="http://schemas.microsoft.com/office/word/2015/wordml/symex" xmlns:wpg="http://schemas.microsoft.com/office/word/2010/wordprocessingGroup" xmlns:wpi="http://schemas.microsoft.com/office/word/2010/wordprocessingInk" xmlns:wne="http://schemas.microsoft.com/office/word/2006/wordml" xmlns:wps="http://schemas.microsoft.com/office/word/2010/wordprocessingShape" mc:Ignorable="w14 w15 w16se w16cid w16 w16cex w16sdtdh w16sdtfl w16du wp14">
+<w:footnotes xmlns:wpc="http://schemas.microsoft.com/office/word/2010/wordprocessingCanvas" xmlns:cx="http://schemas.microsoft.com/office/drawing/2014/chartex" xmlns:mc="http://schemas.openxmlformats.org/markup-compatibility/2006" xmlns:o="urn:schemas-microsoft-com:office:office" xmlns:r="http://schemas.openxmlformats.org/officeDocument/2006/relationships" xmlns:m="http://schemas.openxmlformats.org/officeDocument/2006/math" xmlns:v="urn:schemas-microsoft-com:vml" xmlns:wp14="http://schemas.microsoft.com/office/word/2010/wordprocessingDrawing" xmlns:wp="http://schemas.openxmlformats.org/drawingml/2006/wordprocessingDrawing" xmlns:w10="urn:schemas-microsoft-com:office:word" xmlns:w="http://schemas.openxmlformats.org/wordprocessingml/2006/main" xmlns:w14="http://schemas.microsoft.com/office/word/2010/wordml" xmlns:w15="http://schemas.microsoft.com/office/word/2012/wordml" xmlns:w16se="http://schemas.microsoft.com/office/word/2015/wordml/symex" xmlns:wpg="http://schemas.microsoft.com/office/word/2010/wordprocessingGroup" xmlns:wpi="http://schemas.microsoft.com/office/word/2010/wordprocessingInk" xmlns:wne="http://schemas.microsoft.com/office/word/2006/wordml" xmlns:wps="http://schemas.microsoft.com/office/word/2010/wordprocessingShape" mc:Ignorable="w14 w15 w16se wp14">
   <w:footnote w:type="separator" w:id="-1">
     <w:p>
       <w:pPr>
@@ -4848,7 +4975,7 @@
 </file>
 
 <file path=word/header1.xml><?xml version="1.0" encoding="utf-8"?>
-<w:hdr xmlns:wpc="http://schemas.microsoft.com/office/word/2010/wordprocessingCanvas" xmlns:cx="http://schemas.microsoft.com/office/drawing/2014/chartex" xmlns:cx1="http://schemas.microsoft.com/office/drawing/2015/9/8/chartex" xmlns:cx2="http://schemas.microsoft.com/office/drawing/2015/10/21/chartex" xmlns:cx3="http://schemas.microsoft.com/office/drawing/2016/5/9/chartex" xmlns:cx4="http://schemas.microsoft.com/office/drawing/2016/5/10/chartex" xmlns:cx5="http://schemas.microsoft.com/office/drawing/2016/5/11/chartex" xmlns:cx6="http://schemas.microsoft.com/office/drawing/2016/5/12/chartex" xmlns:cx7="http://schemas.microsoft.com/office/drawing/2016/5/13/chartex" xmlns:cx8="http://schemas.microsoft.com/office/drawing/2016/5/14/chartex" xmlns:mc="http://schemas.openxmlformats.org/markup-compatibility/2006" xmlns:aink="http://schemas.microsoft.com/office/drawing/2016/ink" xmlns:am3d="http://schemas.microsoft.com/office/drawing/2017/model3d" xmlns:o="urn:schemas-microsoft-com:office:office" xmlns:oel="http://schemas.microsoft.com/office/2019/extlst" xmlns:r="http://schemas.openxmlformats.org/officeDocument/2006/relationships" xmlns:m="http://schemas.openxmlformats.org/officeDocument/2006/math" xmlns:v="urn:schemas-microsoft-com:vml" xmlns:wp14="http://schemas.microsoft.com/office/word/2010/wordprocessingDrawing" xmlns:wp="http://schemas.openxmlformats.org/drawingml/2006/wordprocessingDrawing" xmlns:w10="urn:schemas-microsoft-com:office:word" xmlns:w="http://schemas.openxmlformats.org/wordprocessingml/2006/main" xmlns:w14="http://schemas.microsoft.com/office/word/2010/wordml" xmlns:w15="http://schemas.microsoft.com/office/word/2012/wordml" xmlns:w16cex="http://schemas.microsoft.com/office/word/2018/wordml/cex" xmlns:w16cid="http://schemas.microsoft.com/office/word/2016/wordml/cid" xmlns:w16="http://schemas.microsoft.com/office/word/2018/wordml" xmlns:w16du="http://schemas.microsoft.com/office/word/2023/wordml/word16du" xmlns:w16sdtdh="http://schemas.microsoft.com/office/word/2020/wordml/sdtdatahash" xmlns:w16sdtfl="http://schemas.microsoft.com/office/word/2024/wordml/sdtformatlock" xmlns:w16se="http://schemas.microsoft.com/office/word/2015/wordml/symex" xmlns:wpg="http://schemas.microsoft.com/office/word/2010/wordprocessingGroup" xmlns:wpi="http://schemas.microsoft.com/office/word/2010/wordprocessingInk" xmlns:wne="http://schemas.microsoft.com/office/word/2006/wordml" xmlns:wps="http://schemas.microsoft.com/office/word/2010/wordprocessingShape" mc:Ignorable="w14 w15 w16se w16cid w16 w16cex w16sdtdh w16sdtfl w16du wp14">
+<w:hdr xmlns:wpc="http://schemas.microsoft.com/office/word/2010/wordprocessingCanvas" xmlns:cx="http://schemas.microsoft.com/office/drawing/2014/chartex" xmlns:mc="http://schemas.openxmlformats.org/markup-compatibility/2006" xmlns:o="urn:schemas-microsoft-com:office:office" xmlns:r="http://schemas.openxmlformats.org/officeDocument/2006/relationships" xmlns:m="http://schemas.openxmlformats.org/officeDocument/2006/math" xmlns:v="urn:schemas-microsoft-com:vml" xmlns:wp14="http://schemas.microsoft.com/office/word/2010/wordprocessingDrawing" xmlns:wp="http://schemas.openxmlformats.org/drawingml/2006/wordprocessingDrawing" xmlns:w10="urn:schemas-microsoft-com:office:word" xmlns:w="http://schemas.openxmlformats.org/wordprocessingml/2006/main" xmlns:w14="http://schemas.microsoft.com/office/word/2010/wordml" xmlns:w15="http://schemas.microsoft.com/office/word/2012/wordml" xmlns:w16se="http://schemas.microsoft.com/office/word/2015/wordml/symex" xmlns:wpg="http://schemas.microsoft.com/office/word/2010/wordprocessingGroup" xmlns:wpi="http://schemas.microsoft.com/office/word/2010/wordprocessingInk" xmlns:wne="http://schemas.microsoft.com/office/word/2006/wordml" xmlns:wps="http://schemas.microsoft.com/office/word/2010/wordprocessingShape" mc:Ignorable="w14 w15 w16se wp14">
   <w:p>
     <w:pPr>
       <w:pBdr>
@@ -4917,7 +5044,7 @@
 </file>
 
 <file path=word/numbering.xml><?xml version="1.0" encoding="utf-8"?>
-<w:numbering xmlns:wpc="http://schemas.microsoft.com/office/word/2010/wordprocessingCanvas" xmlns:cx="http://schemas.microsoft.com/office/drawing/2014/chartex" xmlns:cx1="http://schemas.microsoft.com/office/drawing/2015/9/8/chartex" xmlns:cx2="http://schemas.microsoft.com/office/drawing/2015/10/21/chartex" xmlns:cx3="http://schemas.microsoft.com/office/drawing/2016/5/9/chartex" xmlns:cx4="http://schemas.microsoft.com/office/drawing/2016/5/10/chartex" xmlns:cx5="http://schemas.microsoft.com/office/drawing/2016/5/11/chartex" xmlns:cx6="http://schemas.microsoft.com/office/drawing/2016/5/12/chartex" xmlns:cx7="http://schemas.microsoft.com/office/drawing/2016/5/13/chartex" xmlns:cx8="http://schemas.microsoft.com/office/drawing/2016/5/14/chartex" xmlns:mc="http://schemas.openxmlformats.org/markup-compatibility/2006" xmlns:aink="http://schemas.microsoft.com/office/drawing/2016/ink" xmlns:am3d="http://schemas.microsoft.com/office/drawing/2017/model3d" xmlns:o="urn:schemas-microsoft-com:office:office" xmlns:oel="http://schemas.microsoft.com/office/2019/extlst" xmlns:r="http://schemas.openxmlformats.org/officeDocument/2006/relationships" xmlns:m="http://schemas.openxmlformats.org/officeDocument/2006/math" xmlns:v="urn:schemas-microsoft-com:vml" xmlns:wp14="http://schemas.microsoft.com/office/word/2010/wordprocessingDrawing" xmlns:wp="http://schemas.openxmlformats.org/drawingml/2006/wordprocessingDrawing" xmlns:w10="urn:schemas-microsoft-com:office:word" xmlns:w="http://schemas.openxmlformats.org/wordprocessingml/2006/main" xmlns:w14="http://schemas.microsoft.com/office/word/2010/wordml" xmlns:w15="http://schemas.microsoft.com/office/word/2012/wordml" xmlns:w16cex="http://schemas.microsoft.com/office/word/2018/wordml/cex" xmlns:w16cid="http://schemas.microsoft.com/office/word/2016/wordml/cid" xmlns:w16="http://schemas.microsoft.com/office/word/2018/wordml" xmlns:w16du="http://schemas.microsoft.com/office/word/2023/wordml/word16du" xmlns:w16sdtdh="http://schemas.microsoft.com/office/word/2020/wordml/sdtdatahash" xmlns:w16sdtfl="http://schemas.microsoft.com/office/word/2024/wordml/sdtformatlock" xmlns:w16se="http://schemas.microsoft.com/office/word/2015/wordml/symex" xmlns:wpg="http://schemas.microsoft.com/office/word/2010/wordprocessingGroup" xmlns:wpi="http://schemas.microsoft.com/office/word/2010/wordprocessingInk" xmlns:wne="http://schemas.microsoft.com/office/word/2006/wordml" xmlns:wps="http://schemas.microsoft.com/office/word/2010/wordprocessingShape" mc:Ignorable="w14 w15 w16se w16cid w16 w16cex w16sdtdh w16sdtfl w16du wp14">
+<w:numbering xmlns:wpc="http://schemas.microsoft.com/office/word/2010/wordprocessingCanvas" xmlns:cx="http://schemas.microsoft.com/office/drawing/2014/chartex" xmlns:mc="http://schemas.openxmlformats.org/markup-compatibility/2006" xmlns:o="urn:schemas-microsoft-com:office:office" xmlns:r="http://schemas.openxmlformats.org/officeDocument/2006/relationships" xmlns:m="http://schemas.openxmlformats.org/officeDocument/2006/math" xmlns:v="urn:schemas-microsoft-com:vml" xmlns:wp14="http://schemas.microsoft.com/office/word/2010/wordprocessingDrawing" xmlns:wp="http://schemas.openxmlformats.org/drawingml/2006/wordprocessingDrawing" xmlns:w10="urn:schemas-microsoft-com:office:word" xmlns:w="http://schemas.openxmlformats.org/wordprocessingml/2006/main" xmlns:w14="http://schemas.microsoft.com/office/word/2010/wordml" xmlns:w15="http://schemas.microsoft.com/office/word/2012/wordml" xmlns:w16se="http://schemas.microsoft.com/office/word/2015/wordml/symex" xmlns:wpg="http://schemas.microsoft.com/office/word/2010/wordprocessingGroup" xmlns:wpi="http://schemas.microsoft.com/office/word/2010/wordprocessingInk" xmlns:wne="http://schemas.microsoft.com/office/word/2006/wordml" xmlns:wps="http://schemas.microsoft.com/office/word/2010/wordprocessingShape" mc:Ignorable="w14 w15 w16se wp14">
   <w:abstractNum w:abstractNumId="0" w15:restartNumberingAfterBreak="0">
     <w:nsid w:val="0DD73422"/>
     <w:multiLevelType w:val="multilevel"/>
@@ -5760,35 +5887,35 @@
       </w:rPr>
     </w:lvl>
   </w:abstractNum>
-  <w:num w:numId="1" w16cid:durableId="1395666340">
+  <w:num w:numId="1">
     <w:abstractNumId w:val="6"/>
   </w:num>
-  <w:num w:numId="2" w16cid:durableId="984815976">
+  <w:num w:numId="2">
     <w:abstractNumId w:val="4"/>
   </w:num>
-  <w:num w:numId="3" w16cid:durableId="1637837328">
+  <w:num w:numId="3">
     <w:abstractNumId w:val="0"/>
   </w:num>
-  <w:num w:numId="4" w16cid:durableId="76099724">
+  <w:num w:numId="4">
     <w:abstractNumId w:val="2"/>
   </w:num>
-  <w:num w:numId="5" w16cid:durableId="2144347415">
+  <w:num w:numId="5">
     <w:abstractNumId w:val="1"/>
   </w:num>
-  <w:num w:numId="6" w16cid:durableId="75253493">
+  <w:num w:numId="6">
     <w:abstractNumId w:val="3"/>
   </w:num>
-  <w:num w:numId="7" w16cid:durableId="1231034946">
+  <w:num w:numId="7">
     <w:abstractNumId w:val="5"/>
   </w:num>
-  <w:num w:numId="8" w16cid:durableId="494153132">
+  <w:num w:numId="8">
     <w:abstractNumId w:val="7"/>
   </w:num>
 </w:numbering>
 </file>
 
 <file path=word/styles.xml><?xml version="1.0" encoding="utf-8"?>
-<w:styles xmlns:mc="http://schemas.openxmlformats.org/markup-compatibility/2006" xmlns:r="http://schemas.openxmlformats.org/officeDocument/2006/relationships" xmlns:w="http://schemas.openxmlformats.org/wordprocessingml/2006/main" xmlns:w14="http://schemas.microsoft.com/office/word/2010/wordml" xmlns:w15="http://schemas.microsoft.com/office/word/2012/wordml" xmlns:w16cex="http://schemas.microsoft.com/office/word/2018/wordml/cex" xmlns:w16cid="http://schemas.microsoft.com/office/word/2016/wordml/cid" xmlns:w16="http://schemas.microsoft.com/office/word/2018/wordml" xmlns:w16du="http://schemas.microsoft.com/office/word/2023/wordml/word16du" xmlns:w16sdtdh="http://schemas.microsoft.com/office/word/2020/wordml/sdtdatahash" xmlns:w16sdtfl="http://schemas.microsoft.com/office/word/2024/wordml/sdtformatlock" xmlns:w16se="http://schemas.microsoft.com/office/word/2015/wordml/symex" mc:Ignorable="w14 w15 w16se w16cid w16 w16cex w16sdtdh w16sdtfl w16du">
+<w:styles xmlns:mc="http://schemas.openxmlformats.org/markup-compatibility/2006" xmlns:r="http://schemas.openxmlformats.org/officeDocument/2006/relationships" xmlns:w="http://schemas.openxmlformats.org/wordprocessingml/2006/main" xmlns:w14="http://schemas.microsoft.com/office/word/2010/wordml" xmlns:w15="http://schemas.microsoft.com/office/word/2012/wordml" xmlns:w16se="http://schemas.microsoft.com/office/word/2015/wordml/symex" mc:Ignorable="w14 w15 w16se">
   <w:docDefaults>
     <w:rPrDefault>
       <w:rPr>
@@ -5806,7 +5933,7 @@
       </w:pPr>
     </w:pPrDefault>
   </w:docDefaults>
-  <w:latentStyles w:defLockedState="0" w:defUIPriority="99" w:defSemiHidden="0" w:defUnhideWhenUsed="0" w:defQFormat="0" w:count="376">
+  <w:latentStyles w:defLockedState="0" w:defUIPriority="99" w:defSemiHidden="0" w:defUnhideWhenUsed="0" w:defQFormat="0" w:count="371">
     <w:lsdException w:name="Normal" w:uiPriority="0" w:qFormat="1"/>
     <w:lsdException w:name="heading 1" w:uiPriority="9" w:qFormat="1"/>
     <w:lsdException w:name="heading 2" w:semiHidden="1" w:uiPriority="9" w:unhideWhenUsed="1" w:qFormat="1"/>
@@ -6178,11 +6305,6 @@
     <w:lsdException w:name="List Table 5 Dark Accent 6" w:uiPriority="50"/>
     <w:lsdException w:name="List Table 6 Colorful Accent 6" w:uiPriority="51"/>
     <w:lsdException w:name="List Table 7 Colorful Accent 6" w:uiPriority="52"/>
-    <w:lsdException w:name="Mention" w:semiHidden="1" w:unhideWhenUsed="1"/>
-    <w:lsdException w:name="Smart Hyperlink" w:semiHidden="1" w:unhideWhenUsed="1"/>
-    <w:lsdException w:name="Hashtag" w:semiHidden="1" w:unhideWhenUsed="1"/>
-    <w:lsdException w:name="Unresolved Mention" w:semiHidden="1" w:unhideWhenUsed="1"/>
-    <w:lsdException w:name="Smart Link" w:semiHidden="1" w:unhideWhenUsed="1"/>
   </w:latentStyles>
   <w:style w:type="paragraph" w:default="1" w:styleId="Normal">
     <w:name w:val="Normal"/>
